--- a/Documentos/PROPUESTA INICIAL.docx
+++ b/Documentos/PROPUESTA INICIAL.docx
@@ -1,6 +1,7 @@
 
 <file path=word/document.xml><?xml version="1.0" encoding="utf-8"?>
 <w:document xmlns:wpc="http://schemas.microsoft.com/office/word/2010/wordprocessingCanvas" xmlns:cx="http://schemas.microsoft.com/office/drawing/2014/chartex" xmlns:cx1="http://schemas.microsoft.com/office/drawing/2015/9/8/chartex" xmlns:cx2="http://schemas.microsoft.com/office/drawing/2015/10/21/chartex" xmlns:cx3="http://schemas.microsoft.com/office/drawing/2016/5/9/chartex" xmlns:cx4="http://schemas.microsoft.com/office/drawing/2016/5/10/chartex" xmlns:cx5="http://schemas.microsoft.com/office/drawing/2016/5/11/chartex" xmlns:cx6="http://schemas.microsoft.com/office/drawing/2016/5/12/chartex" xmlns:cx7="http://schemas.microsoft.com/office/drawing/2016/5/13/chartex" xmlns:cx8="http://schemas.microsoft.com/office/drawing/2016/5/14/chartex" xmlns:mc="http://schemas.openxmlformats.org/markup-compatibility/2006" xmlns:aink="http://schemas.microsoft.com/office/drawing/2016/ink" xmlns:am3d="http://schemas.microsoft.com/office/drawing/2017/model3d" xmlns:o="urn:schemas-microsoft-com:office:office" xmlns:r="http://schemas.openxmlformats.org/officeDocument/2006/relationships" xmlns:m="http://schemas.openxmlformats.org/officeDocument/2006/math" xmlns:v="urn:schemas-microsoft-com:vml" xmlns:wp14="http://schemas.microsoft.com/office/word/2010/wordprocessingDrawing" xmlns:wp="http://schemas.openxmlformats.org/drawingml/2006/wordprocessingDrawing" xmlns:w10="urn:schemas-microsoft-com:office:word" xmlns:w="http://schemas.openxmlformats.org/wordprocessingml/2006/main" xmlns:w14="http://schemas.microsoft.com/office/word/2010/wordml" xmlns:w15="http://schemas.microsoft.com/office/word/2012/wordml" xmlns:w16cid="http://schemas.microsoft.com/office/word/2016/wordml/cid" xmlns:w16se="http://schemas.microsoft.com/office/word/2015/wordml/symex" xmlns:wpg="http://schemas.microsoft.com/office/word/2010/wordprocessingGroup" xmlns:wpi="http://schemas.microsoft.com/office/word/2010/wordprocessingInk" xmlns:wne="http://schemas.microsoft.com/office/word/2006/wordml" xmlns:wps="http://schemas.microsoft.com/office/word/2010/wordprocessingShape" mc:Ignorable="w14 w15 w16se w16cid wp14">
+  <w:background w:color="E0E1FC"/>
   <w:body>
     <w:p>
       <w:pPr>
@@ -11,76 +12,14 @@
           <w:lang w:val="es-ES"/>
         </w:rPr>
       </w:pPr>
-      <w:r>
-        <w:rPr>
-          <w:rFonts w:ascii="Baskerville Old Face" w:hAnsi="Baskerville Old Face"/>
-          <w:sz w:val="24"/>
-          <w:lang w:val="es-ES"/>
-        </w:rPr>
-        <w:t>PROPUESTA INICIAL</w:t>
-      </w:r>
-    </w:p>
-    <w:p>
-      <w:pPr>
-        <w:spacing w:line="360" w:lineRule="auto"/>
-        <w:rPr>
-          <w:rFonts w:ascii="Baskerville Old Face" w:hAnsi="Baskerville Old Face"/>
-          <w:sz w:val="24"/>
-          <w:lang w:val="es-ES"/>
-        </w:rPr>
-      </w:pPr>
-      <w:r>
-        <w:rPr>
-          <w:rFonts w:ascii="Baskerville Old Face" w:hAnsi="Baskerville Old Face"/>
-          <w:sz w:val="24"/>
-          <w:lang w:val="es-ES"/>
-        </w:rPr>
-        <w:t>El juego domino de multiplicación y división tiene como objetivo ayudar a los estudiantes a mejorar sus habilidades en operaciones matemáticas, esta dirigido principalmente a estudiantes de educación primaria y secundaria.</w:t>
-      </w:r>
-    </w:p>
-    <w:p>
-      <w:pPr>
-        <w:spacing w:line="360" w:lineRule="auto"/>
-        <w:rPr>
-          <w:rFonts w:ascii="Baskerville Old Face" w:hAnsi="Baskerville Old Face"/>
-          <w:sz w:val="24"/>
-          <w:lang w:val="es-ES"/>
-        </w:rPr>
-      </w:pPr>
-      <w:r>
-        <w:rPr>
-          <w:rFonts w:ascii="Baskerville Old Face" w:hAnsi="Baskerville Old Face"/>
-          <w:sz w:val="24"/>
-          <w:lang w:val="es-ES"/>
-        </w:rPr>
-        <w:t>Este juego sigue las reglas básicas del domino, pero con un enfoque en la resolución de problemas de multiplicación y división, cada ficha presenta una operación matemática y un resultado, creando una forma entretenida de practicar ejercicios.</w:t>
-      </w:r>
-    </w:p>
-    <w:p>
-      <w:pPr>
-        <w:spacing w:line="360" w:lineRule="auto"/>
-        <w:rPr>
-          <w:rFonts w:ascii="Baskerville Old Face" w:hAnsi="Baskerville Old Face"/>
-          <w:sz w:val="24"/>
-          <w:lang w:val="es-ES"/>
-        </w:rPr>
-      </w:pPr>
-      <w:r>
-        <w:rPr>
-          <w:rFonts w:ascii="Baskerville Old Face" w:hAnsi="Baskerville Old Face"/>
-          <w:sz w:val="24"/>
-          <w:lang w:val="es-ES"/>
-        </w:rPr>
-        <w:t>El juego estará compuesto por una serie de desafíos y niveles que el jugador debe superar, cada nivel presentara problemas de multiplicación y división que aumentaran en dificultad a medida que el jugador avance.</w:t>
-      </w:r>
-    </w:p>
-    <w:p>
-      <w:pPr>
-        <w:spacing w:line="360" w:lineRule="auto"/>
+    </w:p>
+    <w:p>
+      <w:pPr>
+        <w:jc w:val="center"/>
         <w:rPr>
           <w:rFonts w:ascii="Baskerville Old Face" w:hAnsi="Baskerville Old Face"/>
           <w:b/>
-          <w:sz w:val="24"/>
+          <w:sz w:val="52"/>
           <w:lang w:val="es-ES"/>
         </w:rPr>
       </w:pPr>
@@ -88,7 +27,1896 @@
         <w:rPr>
           <w:rFonts w:ascii="Baskerville Old Face" w:hAnsi="Baskerville Old Face"/>
           <w:b/>
-          <w:sz w:val="24"/>
+          <w:sz w:val="52"/>
+          <w:lang w:val="es-ES"/>
+        </w:rPr>
+        <w:t xml:space="preserve">UNIVERSIDAD POLITÉCNICA SALESIANA </w:t>
+      </w:r>
+    </w:p>
+    <w:p>
+      <w:pPr>
+        <w:jc w:val="center"/>
+        <w:rPr>
+          <w:rFonts w:ascii="Baskerville Old Face" w:hAnsi="Baskerville Old Face"/>
+          <w:sz w:val="32"/>
+          <w:lang w:val="es-ES"/>
+        </w:rPr>
+      </w:pPr>
+    </w:p>
+    <w:p>
+      <w:pPr>
+        <w:jc w:val="center"/>
+        <w:rPr>
+          <w:rFonts w:ascii="Baskerville Old Face" w:hAnsi="Baskerville Old Face"/>
+          <w:sz w:val="32"/>
+          <w:lang w:val="es-ES"/>
+        </w:rPr>
+      </w:pPr>
+      <w:r>
+        <w:rPr>
+          <w:rFonts w:ascii="Baskerville Old Face" w:hAnsi="Baskerville Old Face"/>
+          <w:b/>
+          <w:sz w:val="32"/>
+          <w:lang w:val="es-ES"/>
+        </w:rPr>
+        <w:t>CARRERA</w:t>
+      </w:r>
+      <w:r>
+        <w:rPr>
+          <w:rFonts w:ascii="Baskerville Old Face" w:hAnsi="Baskerville Old Face"/>
+          <w:sz w:val="32"/>
+          <w:lang w:val="es-ES"/>
+        </w:rPr>
+        <w:t>:</w:t>
+      </w:r>
+    </w:p>
+    <w:p>
+      <w:pPr>
+        <w:jc w:val="center"/>
+        <w:rPr>
+          <w:rFonts w:ascii="Baskerville Old Face" w:hAnsi="Baskerville Old Face"/>
+          <w:sz w:val="32"/>
+          <w:lang w:val="es-ES"/>
+        </w:rPr>
+      </w:pPr>
+      <w:r>
+        <w:rPr>
+          <w:rFonts w:ascii="Baskerville Old Face" w:hAnsi="Baskerville Old Face"/>
+          <w:sz w:val="32"/>
+          <w:lang w:val="es-ES"/>
+        </w:rPr>
+        <w:t>COMPUTACIÓN</w:t>
+      </w:r>
+    </w:p>
+    <w:p>
+      <w:pPr>
+        <w:jc w:val="center"/>
+        <w:rPr>
+          <w:rFonts w:ascii="Baskerville Old Face" w:hAnsi="Baskerville Old Face"/>
+          <w:sz w:val="32"/>
+          <w:lang w:val="es-ES"/>
+        </w:rPr>
+      </w:pPr>
+      <w:r>
+        <w:rPr>
+          <w:rFonts w:ascii="Baskerville Old Face" w:hAnsi="Baskerville Old Face"/>
+          <w:sz w:val="32"/>
+          <w:lang w:val="es-ES"/>
+        </w:rPr>
+        <w:t xml:space="preserve"> </w:t>
+      </w:r>
+    </w:p>
+    <w:p>
+      <w:pPr>
+        <w:jc w:val="center"/>
+        <w:rPr>
+          <w:rFonts w:ascii="Baskerville Old Face" w:hAnsi="Baskerville Old Face"/>
+          <w:b/>
+          <w:sz w:val="32"/>
+          <w:lang w:val="es-ES"/>
+        </w:rPr>
+      </w:pPr>
+      <w:r>
+        <w:rPr>
+          <w:rFonts w:ascii="Baskerville Old Face" w:hAnsi="Baskerville Old Face"/>
+          <w:b/>
+          <w:sz w:val="32"/>
+          <w:lang w:val="es-ES"/>
+        </w:rPr>
+        <w:t>PROYECTO:</w:t>
+      </w:r>
+    </w:p>
+    <w:p>
+      <w:pPr>
+        <w:jc w:val="center"/>
+        <w:rPr>
+          <w:rFonts w:ascii="Baskerville Old Face" w:hAnsi="Baskerville Old Face"/>
+          <w:sz w:val="32"/>
+          <w:lang w:val="es-ES"/>
+        </w:rPr>
+      </w:pPr>
+      <w:r>
+        <w:rPr>
+          <w:rFonts w:ascii="Baskerville Old Face" w:hAnsi="Baskerville Old Face"/>
+          <w:sz w:val="32"/>
+          <w:lang w:val="es-ES"/>
+        </w:rPr>
+        <w:t>DESARROLLO DE JUEGO DOMIMATH</w:t>
+      </w:r>
+    </w:p>
+    <w:p>
+      <w:pPr>
+        <w:jc w:val="center"/>
+        <w:rPr>
+          <w:rFonts w:ascii="Baskerville Old Face" w:hAnsi="Baskerville Old Face"/>
+          <w:sz w:val="32"/>
+          <w:lang w:val="es-ES"/>
+        </w:rPr>
+      </w:pPr>
+    </w:p>
+    <w:p>
+      <w:pPr>
+        <w:jc w:val="center"/>
+        <w:rPr>
+          <w:rFonts w:ascii="Baskerville Old Face" w:hAnsi="Baskerville Old Face"/>
+          <w:b/>
+          <w:sz w:val="32"/>
+          <w:lang w:val="es-ES"/>
+        </w:rPr>
+      </w:pPr>
+      <w:r>
+        <w:rPr>
+          <w:rFonts w:ascii="Baskerville Old Face" w:hAnsi="Baskerville Old Face"/>
+          <w:b/>
+          <w:sz w:val="32"/>
+          <w:lang w:val="es-ES"/>
+        </w:rPr>
+        <w:t>MATERIA:</w:t>
+      </w:r>
+    </w:p>
+    <w:p>
+      <w:pPr>
+        <w:jc w:val="center"/>
+        <w:rPr>
+          <w:rFonts w:ascii="Baskerville Old Face" w:hAnsi="Baskerville Old Face"/>
+          <w:sz w:val="32"/>
+          <w:lang w:val="es-ES"/>
+        </w:rPr>
+      </w:pPr>
+      <w:r>
+        <w:rPr>
+          <w:rFonts w:ascii="Baskerville Old Face" w:hAnsi="Baskerville Old Face"/>
+          <w:sz w:val="32"/>
+          <w:lang w:val="es-ES"/>
+        </w:rPr>
+        <w:t>SISTEMAS DISTRIBUIDOS</w:t>
+      </w:r>
+    </w:p>
+    <w:p>
+      <w:pPr>
+        <w:jc w:val="center"/>
+        <w:rPr>
+          <w:rFonts w:ascii="Baskerville Old Face" w:hAnsi="Baskerville Old Face"/>
+          <w:sz w:val="32"/>
+          <w:lang w:val="es-ES"/>
+        </w:rPr>
+      </w:pPr>
+    </w:p>
+    <w:p>
+      <w:pPr>
+        <w:jc w:val="center"/>
+        <w:rPr>
+          <w:rFonts w:ascii="Baskerville Old Face" w:hAnsi="Baskerville Old Face"/>
+          <w:b/>
+          <w:sz w:val="32"/>
+          <w:lang w:val="es-ES"/>
+        </w:rPr>
+      </w:pPr>
+      <w:r>
+        <w:rPr>
+          <w:rFonts w:ascii="Baskerville Old Face" w:hAnsi="Baskerville Old Face"/>
+          <w:b/>
+          <w:sz w:val="32"/>
+          <w:lang w:val="es-ES"/>
+        </w:rPr>
+        <w:t>DOCENTE:</w:t>
+      </w:r>
+    </w:p>
+    <w:p>
+      <w:pPr>
+        <w:jc w:val="center"/>
+        <w:rPr>
+          <w:rFonts w:ascii="Baskerville Old Face" w:hAnsi="Baskerville Old Face"/>
+          <w:sz w:val="32"/>
+          <w:lang w:val="es-ES"/>
+        </w:rPr>
+      </w:pPr>
+      <w:r>
+        <w:rPr>
+          <w:rFonts w:ascii="Baskerville Old Face" w:hAnsi="Baskerville Old Face"/>
+          <w:sz w:val="32"/>
+          <w:lang w:val="es-ES"/>
+        </w:rPr>
+        <w:t xml:space="preserve">GUILLERMO PIZARRO </w:t>
+      </w:r>
+    </w:p>
+    <w:p>
+      <w:pPr>
+        <w:jc w:val="center"/>
+        <w:rPr>
+          <w:rFonts w:ascii="Baskerville Old Face" w:hAnsi="Baskerville Old Face"/>
+          <w:sz w:val="32"/>
+          <w:lang w:val="es-ES"/>
+        </w:rPr>
+      </w:pPr>
+    </w:p>
+    <w:p>
+      <w:pPr>
+        <w:jc w:val="center"/>
+        <w:rPr>
+          <w:rFonts w:ascii="Baskerville Old Face" w:hAnsi="Baskerville Old Face"/>
+          <w:b/>
+          <w:sz w:val="32"/>
+          <w:lang w:val="es-ES"/>
+        </w:rPr>
+      </w:pPr>
+      <w:r>
+        <w:rPr>
+          <w:rFonts w:ascii="Baskerville Old Face" w:hAnsi="Baskerville Old Face"/>
+          <w:b/>
+          <w:sz w:val="32"/>
+          <w:lang w:val="es-ES"/>
+        </w:rPr>
+        <w:t>ESTUDIANTE:</w:t>
+      </w:r>
+    </w:p>
+    <w:p>
+      <w:pPr>
+        <w:jc w:val="center"/>
+        <w:rPr>
+          <w:rFonts w:ascii="Baskerville Old Face" w:hAnsi="Baskerville Old Face"/>
+          <w:sz w:val="32"/>
+          <w:lang w:val="es-ES"/>
+        </w:rPr>
+      </w:pPr>
+      <w:r>
+        <w:rPr>
+          <w:rFonts w:ascii="Baskerville Old Face" w:hAnsi="Baskerville Old Face"/>
+          <w:sz w:val="32"/>
+          <w:lang w:val="es-ES"/>
+        </w:rPr>
+        <w:t>DIRLY CAICEDO</w:t>
+      </w:r>
+    </w:p>
+    <w:p>
+      <w:pPr>
+        <w:jc w:val="center"/>
+        <w:rPr>
+          <w:rFonts w:ascii="Baskerville Old Face" w:hAnsi="Baskerville Old Face"/>
+          <w:sz w:val="32"/>
+          <w:lang w:val="es-ES"/>
+        </w:rPr>
+      </w:pPr>
+      <w:r>
+        <w:rPr>
+          <w:rFonts w:ascii="Baskerville Old Face" w:hAnsi="Baskerville Old Face"/>
+          <w:noProof/>
+          <w:sz w:val="28"/>
+          <w:lang w:val="es-ES"/>
+        </w:rPr>
+        <w:drawing>
+          <wp:anchor distT="0" distB="0" distL="114300" distR="114300" simplePos="0" relativeHeight="251658240" behindDoc="0" locked="0" layoutInCell="1" allowOverlap="1" wp14:anchorId="610AD9D2">
+            <wp:simplePos x="0" y="0"/>
+            <wp:positionH relativeFrom="margin">
+              <wp:posOffset>-229235</wp:posOffset>
+            </wp:positionH>
+            <wp:positionV relativeFrom="margin">
+              <wp:posOffset>6665595</wp:posOffset>
+            </wp:positionV>
+            <wp:extent cx="2312035" cy="1764665"/>
+            <wp:effectExtent l="19050" t="19050" r="12065" b="26035"/>
+            <wp:wrapSquare wrapText="bothSides"/>
+            <wp:docPr id="5" name="Imagen 5"/>
+            <wp:cNvGraphicFramePr>
+              <a:graphicFrameLocks xmlns:a="http://schemas.openxmlformats.org/drawingml/2006/main" noChangeAspect="1"/>
+            </wp:cNvGraphicFramePr>
+            <a:graphic xmlns:a="http://schemas.openxmlformats.org/drawingml/2006/main">
+              <a:graphicData uri="http://schemas.openxmlformats.org/drawingml/2006/picture">
+                <pic:pic xmlns:pic="http://schemas.openxmlformats.org/drawingml/2006/picture">
+                  <pic:nvPicPr>
+                    <pic:cNvPr id="0" name="Picture 5"/>
+                    <pic:cNvPicPr>
+                      <a:picLocks noChangeAspect="1" noChangeArrowheads="1"/>
+                    </pic:cNvPicPr>
+                  </pic:nvPicPr>
+                  <pic:blipFill>
+                    <a:blip r:embed="rId8">
+                      <a:extLst>
+                        <a:ext uri="{28A0092B-C50C-407E-A947-70E740481C1C}">
+                          <a14:useLocalDpi xmlns:a14="http://schemas.microsoft.com/office/drawing/2010/main" val="0"/>
+                        </a:ext>
+                      </a:extLst>
+                    </a:blip>
+                    <a:srcRect/>
+                    <a:stretch>
+                      <a:fillRect/>
+                    </a:stretch>
+                  </pic:blipFill>
+                  <pic:spPr bwMode="auto">
+                    <a:xfrm>
+                      <a:off x="0" y="0"/>
+                      <a:ext cx="2312035" cy="1764665"/>
+                    </a:xfrm>
+                    <a:prstGeom prst="rect">
+                      <a:avLst/>
+                    </a:prstGeom>
+                    <a:noFill/>
+                    <a:ln>
+                      <a:solidFill>
+                        <a:schemeClr val="accent1"/>
+                      </a:solidFill>
+                    </a:ln>
+                  </pic:spPr>
+                </pic:pic>
+              </a:graphicData>
+            </a:graphic>
+            <wp14:sizeRelH relativeFrom="margin">
+              <wp14:pctWidth>0</wp14:pctWidth>
+            </wp14:sizeRelH>
+            <wp14:sizeRelV relativeFrom="margin">
+              <wp14:pctHeight>0</wp14:pctHeight>
+            </wp14:sizeRelV>
+          </wp:anchor>
+        </w:drawing>
+      </w:r>
+    </w:p>
+    <w:p>
+      <w:pPr>
+        <w:jc w:val="right"/>
+        <w:rPr>
+          <w:rFonts w:ascii="Baskerville Old Face" w:hAnsi="Baskerville Old Face"/>
+          <w:b/>
+          <w:sz w:val="28"/>
+          <w:lang w:val="es-ES"/>
+        </w:rPr>
+      </w:pPr>
+      <w:r>
+        <w:rPr>
+          <w:rFonts w:ascii="Baskerville Old Face" w:hAnsi="Baskerville Old Face"/>
+          <w:b/>
+          <w:sz w:val="28"/>
+          <w:lang w:val="es-ES"/>
+        </w:rPr>
+        <w:t>GRUPO:</w:t>
+      </w:r>
+      <w:r>
+        <w:rPr>
+          <w:rFonts w:ascii="Baskerville Old Face" w:hAnsi="Baskerville Old Face"/>
+          <w:b/>
+          <w:sz w:val="28"/>
+          <w:lang w:val="es-ES"/>
+        </w:rPr>
+        <w:t xml:space="preserve">                                                                      </w:t>
+      </w:r>
+    </w:p>
+    <w:p>
+      <w:pPr>
+        <w:tabs>
+          <w:tab w:val="left" w:pos="447"/>
+          <w:tab w:val="right" w:pos="5126"/>
+        </w:tabs>
+        <w:jc w:val="right"/>
+        <w:rPr>
+          <w:rFonts w:ascii="Baskerville Old Face" w:hAnsi="Baskerville Old Face"/>
+          <w:sz w:val="28"/>
+          <w:lang w:val="es-ES"/>
+        </w:rPr>
+      </w:pPr>
+      <w:r>
+        <w:rPr>
+          <w:rFonts w:ascii="Baskerville Old Face" w:hAnsi="Baskerville Old Face"/>
+          <w:sz w:val="28"/>
+          <w:lang w:val="es-ES"/>
+        </w:rPr>
+        <w:tab/>
+      </w:r>
+      <w:r>
+        <w:rPr>
+          <w:rFonts w:ascii="Baskerville Old Face" w:hAnsi="Baskerville Old Face"/>
+          <w:sz w:val="28"/>
+          <w:lang w:val="es-ES"/>
+        </w:rPr>
+        <w:tab/>
+      </w:r>
+      <w:r>
+        <w:rPr>
+          <w:rFonts w:ascii="Baskerville Old Face" w:hAnsi="Baskerville Old Face"/>
+          <w:sz w:val="28"/>
+          <w:lang w:val="es-ES"/>
+        </w:rPr>
+        <w:t>1</w:t>
+      </w:r>
+    </w:p>
+    <w:p>
+      <w:pPr>
+        <w:rPr>
+          <w:rFonts w:ascii="Baskerville Old Face" w:hAnsi="Baskerville Old Face"/>
+          <w:sz w:val="28"/>
+          <w:lang w:val="es-ES"/>
+        </w:rPr>
+      </w:pPr>
+    </w:p>
+    <w:p>
+      <w:pPr>
+        <w:jc w:val="right"/>
+        <w:rPr>
+          <w:rFonts w:ascii="Baskerville Old Face" w:hAnsi="Baskerville Old Face"/>
+          <w:b/>
+          <w:sz w:val="28"/>
+          <w:lang w:val="es-ES"/>
+        </w:rPr>
+      </w:pPr>
+      <w:r>
+        <w:rPr>
+          <w:rFonts w:ascii="Baskerville Old Face" w:hAnsi="Baskerville Old Face"/>
+          <w:b/>
+          <w:sz w:val="28"/>
+          <w:lang w:val="es-ES"/>
+        </w:rPr>
+        <w:t>AÑO LECTIVO:</w:t>
+      </w:r>
+    </w:p>
+    <w:p>
+      <w:pPr>
+        <w:pStyle w:val="Prrafodelista"/>
+        <w:numPr>
+          <w:ilvl w:val="0"/>
+          <w:numId w:val="15"/>
+        </w:numPr>
+        <w:jc w:val="right"/>
+        <w:rPr>
+          <w:rFonts w:ascii="Baskerville Old Face" w:hAnsi="Baskerville Old Face"/>
+          <w:sz w:val="28"/>
+          <w:lang w:val="es-ES"/>
+        </w:rPr>
+      </w:pPr>
+      <w:r>
+        <w:rPr>
+          <w:rFonts w:ascii="Baskerville Old Face" w:hAnsi="Baskerville Old Face"/>
+          <w:sz w:val="28"/>
+          <w:lang w:val="es-ES"/>
+        </w:rPr>
+        <w:t>– 2025</w:t>
+      </w:r>
+    </w:p>
+    <w:p>
+      <w:pPr>
+        <w:pStyle w:val="Prrafodelista"/>
+        <w:spacing w:line="360" w:lineRule="auto"/>
+        <w:ind w:left="360"/>
+        <w:rPr>
+          <w:rFonts w:ascii="Times New Roman" w:hAnsi="Times New Roman" w:cs="Times New Roman"/>
+          <w:sz w:val="32"/>
+          <w:lang w:val="es-CO"/>
+        </w:rPr>
+      </w:pPr>
+    </w:p>
+    <w:p>
+      <w:pPr>
+        <w:pStyle w:val="Prrafodelista"/>
+        <w:spacing w:line="360" w:lineRule="auto"/>
+        <w:ind w:left="360"/>
+        <w:rPr>
+          <w:rFonts w:ascii="Times New Roman" w:hAnsi="Times New Roman" w:cs="Times New Roman"/>
+          <w:b/>
+          <w:sz w:val="32"/>
+          <w:lang w:val="es-CO"/>
+        </w:rPr>
+      </w:pPr>
+      <w:r>
+        <w:rPr>
+          <w:rFonts w:ascii="Times New Roman" w:hAnsi="Times New Roman" w:cs="Times New Roman"/>
+          <w:b/>
+          <w:sz w:val="32"/>
+          <w:lang w:val="es-CO"/>
+        </w:rPr>
+        <w:t xml:space="preserve">ÍNDICE </w:t>
+      </w:r>
+    </w:p>
+    <w:p>
+      <w:pPr>
+        <w:pStyle w:val="Prrafodelista"/>
+        <w:spacing w:line="360" w:lineRule="auto"/>
+        <w:ind w:left="360"/>
+        <w:rPr>
+          <w:rFonts w:ascii="Times New Roman" w:hAnsi="Times New Roman" w:cs="Times New Roman"/>
+          <w:b/>
+          <w:sz w:val="32"/>
+          <w:lang w:val="es-CO"/>
+        </w:rPr>
+      </w:pPr>
+    </w:p>
+    <w:p>
+      <w:pPr>
+        <w:pStyle w:val="Prrafodelista"/>
+        <w:spacing w:line="360" w:lineRule="auto"/>
+        <w:ind w:left="360"/>
+        <w:rPr>
+          <w:rFonts w:ascii="Times New Roman" w:hAnsi="Times New Roman" w:cs="Times New Roman"/>
+          <w:b/>
+          <w:sz w:val="32"/>
+          <w:lang w:val="es-CO"/>
+        </w:rPr>
+      </w:pPr>
+    </w:p>
+    <w:p>
+      <w:pPr>
+        <w:pStyle w:val="Prrafodelista"/>
+        <w:numPr>
+          <w:ilvl w:val="0"/>
+          <w:numId w:val="14"/>
+        </w:numPr>
+        <w:spacing w:line="720" w:lineRule="auto"/>
+        <w:rPr>
+          <w:rFonts w:ascii="Times New Roman" w:hAnsi="Times New Roman" w:cs="Times New Roman"/>
+          <w:sz w:val="28"/>
+          <w:lang w:val="es-CO"/>
+        </w:rPr>
+      </w:pPr>
+      <w:r>
+        <w:rPr>
+          <w:rFonts w:ascii="Times New Roman" w:hAnsi="Times New Roman" w:cs="Times New Roman"/>
+          <w:sz w:val="28"/>
+          <w:lang w:val="es-CO"/>
+        </w:rPr>
+        <w:t xml:space="preserve">Introducción </w:t>
+      </w:r>
+    </w:p>
+    <w:p>
+      <w:pPr>
+        <w:pStyle w:val="Prrafodelista"/>
+        <w:numPr>
+          <w:ilvl w:val="0"/>
+          <w:numId w:val="14"/>
+        </w:numPr>
+        <w:spacing w:line="720" w:lineRule="auto"/>
+        <w:rPr>
+          <w:rFonts w:ascii="Times New Roman" w:hAnsi="Times New Roman" w:cs="Times New Roman"/>
+          <w:sz w:val="28"/>
+          <w:lang w:val="es-CO"/>
+        </w:rPr>
+      </w:pPr>
+      <w:r>
+        <w:rPr>
+          <w:rFonts w:ascii="Times New Roman" w:hAnsi="Times New Roman" w:cs="Times New Roman"/>
+          <w:sz w:val="28"/>
+          <w:lang w:val="es-CO"/>
+        </w:rPr>
+        <w:t xml:space="preserve">Detalle de la Propuesta </w:t>
+      </w:r>
+    </w:p>
+    <w:p>
+      <w:pPr>
+        <w:pStyle w:val="Prrafodelista"/>
+        <w:spacing w:line="720" w:lineRule="auto"/>
+        <w:ind w:left="786"/>
+        <w:rPr>
+          <w:rFonts w:ascii="Times New Roman" w:hAnsi="Times New Roman" w:cs="Times New Roman"/>
+          <w:sz w:val="28"/>
+          <w:lang w:val="es-CO"/>
+        </w:rPr>
+      </w:pPr>
+      <w:r>
+        <w:rPr>
+          <w:rFonts w:ascii="Times New Roman" w:hAnsi="Times New Roman" w:cs="Times New Roman"/>
+          <w:sz w:val="28"/>
+          <w:lang w:val="es-CO"/>
+        </w:rPr>
+        <w:t xml:space="preserve">    </w:t>
+      </w:r>
+      <w:r>
+        <w:rPr>
+          <w:rFonts w:ascii="Times New Roman" w:hAnsi="Times New Roman" w:cs="Times New Roman"/>
+          <w:sz w:val="28"/>
+          <w:lang w:val="es-CO"/>
+        </w:rPr>
+        <w:t xml:space="preserve">2.1 Objetivo del juego </w:t>
+      </w:r>
+    </w:p>
+    <w:p>
+      <w:pPr>
+        <w:pStyle w:val="Prrafodelista"/>
+        <w:spacing w:line="720" w:lineRule="auto"/>
+        <w:ind w:left="786"/>
+        <w:rPr>
+          <w:rFonts w:ascii="Times New Roman" w:hAnsi="Times New Roman" w:cs="Times New Roman"/>
+          <w:sz w:val="28"/>
+          <w:lang w:val="es-CO"/>
+        </w:rPr>
+      </w:pPr>
+      <w:r>
+        <w:rPr>
+          <w:rFonts w:ascii="Times New Roman" w:hAnsi="Times New Roman" w:cs="Times New Roman"/>
+          <w:sz w:val="28"/>
+          <w:lang w:val="es-CO"/>
+        </w:rPr>
+        <w:t xml:space="preserve">    </w:t>
+      </w:r>
+      <w:r>
+        <w:rPr>
+          <w:rFonts w:ascii="Times New Roman" w:hAnsi="Times New Roman" w:cs="Times New Roman"/>
+          <w:sz w:val="28"/>
+          <w:lang w:val="es-CO"/>
+        </w:rPr>
+        <w:t xml:space="preserve">2.2 Usuarios del juego </w:t>
+      </w:r>
+    </w:p>
+    <w:p>
+      <w:pPr>
+        <w:pStyle w:val="Prrafodelista"/>
+        <w:spacing w:line="720" w:lineRule="auto"/>
+        <w:ind w:left="786"/>
+        <w:rPr>
+          <w:rFonts w:ascii="Times New Roman" w:hAnsi="Times New Roman" w:cs="Times New Roman"/>
+          <w:sz w:val="28"/>
+          <w:lang w:val="es-CO"/>
+        </w:rPr>
+      </w:pPr>
+      <w:r>
+        <w:rPr>
+          <w:rFonts w:ascii="Times New Roman" w:hAnsi="Times New Roman" w:cs="Times New Roman"/>
+          <w:sz w:val="28"/>
+          <w:lang w:val="es-CO"/>
+        </w:rPr>
+        <w:t xml:space="preserve">    </w:t>
+      </w:r>
+      <w:r>
+        <w:rPr>
+          <w:rFonts w:ascii="Times New Roman" w:hAnsi="Times New Roman" w:cs="Times New Roman"/>
+          <w:sz w:val="28"/>
+          <w:lang w:val="es-CO"/>
+        </w:rPr>
+        <w:t xml:space="preserve">2.3 Requerimientos del Sistema </w:t>
+      </w:r>
+    </w:p>
+    <w:p>
+      <w:pPr>
+        <w:pStyle w:val="Prrafodelista"/>
+        <w:spacing w:line="720" w:lineRule="auto"/>
+        <w:ind w:left="786"/>
+        <w:rPr>
+          <w:rFonts w:ascii="Times New Roman" w:hAnsi="Times New Roman" w:cs="Times New Roman"/>
+          <w:sz w:val="28"/>
+          <w:lang w:val="es-CO"/>
+        </w:rPr>
+      </w:pPr>
+      <w:r>
+        <w:rPr>
+          <w:rFonts w:ascii="Times New Roman" w:hAnsi="Times New Roman" w:cs="Times New Roman"/>
+          <w:sz w:val="28"/>
+          <w:lang w:val="es-CO"/>
+        </w:rPr>
+        <w:t xml:space="preserve">    </w:t>
+      </w:r>
+      <w:r>
+        <w:rPr>
+          <w:rFonts w:ascii="Times New Roman" w:hAnsi="Times New Roman" w:cs="Times New Roman"/>
+          <w:sz w:val="28"/>
+          <w:lang w:val="es-CO"/>
+        </w:rPr>
+        <w:t xml:space="preserve">2.4 Reglas del Juego </w:t>
+      </w:r>
+    </w:p>
+    <w:p>
+      <w:pPr>
+        <w:pStyle w:val="Prrafodelista"/>
+        <w:numPr>
+          <w:ilvl w:val="0"/>
+          <w:numId w:val="14"/>
+        </w:numPr>
+        <w:spacing w:line="720" w:lineRule="auto"/>
+        <w:rPr>
+          <w:rFonts w:ascii="Times New Roman" w:hAnsi="Times New Roman" w:cs="Times New Roman"/>
+          <w:sz w:val="28"/>
+          <w:lang w:val="es-CO"/>
+        </w:rPr>
+      </w:pPr>
+      <w:r>
+        <w:rPr>
+          <w:rFonts w:ascii="Times New Roman" w:hAnsi="Times New Roman" w:cs="Times New Roman"/>
+          <w:sz w:val="28"/>
+          <w:lang w:val="es-CO"/>
+        </w:rPr>
+        <w:t xml:space="preserve">Prototipo </w:t>
+      </w:r>
+    </w:p>
+    <w:p>
+      <w:pPr>
+        <w:pStyle w:val="Prrafodelista"/>
+        <w:numPr>
+          <w:ilvl w:val="0"/>
+          <w:numId w:val="14"/>
+        </w:numPr>
+        <w:spacing w:line="720" w:lineRule="auto"/>
+        <w:rPr>
+          <w:rFonts w:ascii="Times New Roman" w:hAnsi="Times New Roman" w:cs="Times New Roman"/>
+          <w:sz w:val="28"/>
+          <w:lang w:val="es-ES"/>
+        </w:rPr>
+      </w:pPr>
+      <w:r>
+        <w:rPr>
+          <w:rFonts w:ascii="Times New Roman" w:hAnsi="Times New Roman" w:cs="Times New Roman"/>
+          <w:sz w:val="28"/>
+          <w:lang w:val="es-CO"/>
+        </w:rPr>
+        <w:t>Referencias Bibliográficas</w:t>
+      </w:r>
+    </w:p>
+    <w:p>
+      <w:pPr>
+        <w:pStyle w:val="TtuloTDC"/>
+      </w:pPr>
+    </w:p>
+    <w:p>
+      <w:pPr>
+        <w:spacing w:line="360" w:lineRule="auto"/>
+        <w:rPr>
+          <w:rFonts w:ascii="Times New Roman" w:hAnsi="Times New Roman" w:cs="Times New Roman"/>
+          <w:sz w:val="28"/>
+          <w:lang w:val="es-ES"/>
+        </w:rPr>
+      </w:pPr>
+    </w:p>
+    <w:p>
+      <w:pPr>
+        <w:spacing w:line="360" w:lineRule="auto"/>
+        <w:rPr>
+          <w:rFonts w:ascii="Times New Roman" w:hAnsi="Times New Roman" w:cs="Times New Roman"/>
+          <w:sz w:val="28"/>
+          <w:lang w:val="es-ES"/>
+        </w:rPr>
+      </w:pPr>
+    </w:p>
+    <w:p>
+      <w:pPr>
+        <w:spacing w:line="360" w:lineRule="auto"/>
+        <w:rPr>
+          <w:rFonts w:ascii="Times New Roman" w:hAnsi="Times New Roman" w:cs="Times New Roman"/>
+          <w:sz w:val="28"/>
+          <w:lang w:val="es-ES"/>
+        </w:rPr>
+      </w:pPr>
+    </w:p>
+    <w:p>
+      <w:pPr>
+        <w:rPr>
+          <w:rFonts w:ascii="Times New Roman" w:hAnsi="Times New Roman" w:cs="Times New Roman"/>
+          <w:sz w:val="28"/>
+          <w:lang w:val="es-ES"/>
+        </w:rPr>
+      </w:pPr>
+    </w:p>
+    <w:p>
+      <w:pPr>
+        <w:rPr>
+          <w:rFonts w:ascii="Baskerville Old Face" w:hAnsi="Baskerville Old Face"/>
+          <w:sz w:val="24"/>
+          <w:lang w:val="es-ES"/>
+        </w:rPr>
+      </w:pPr>
+    </w:p>
+    <w:p>
+      <w:pPr>
+        <w:pStyle w:val="Prrafodelista"/>
+        <w:numPr>
+          <w:ilvl w:val="0"/>
+          <w:numId w:val="5"/>
+        </w:numPr>
+        <w:spacing w:line="360" w:lineRule="auto"/>
+        <w:rPr>
+          <w:rFonts w:ascii="Times New Roman" w:hAnsi="Times New Roman" w:cs="Times New Roman"/>
+          <w:b/>
+          <w:sz w:val="24"/>
+          <w:szCs w:val="24"/>
+          <w:lang w:val="es-ES"/>
+        </w:rPr>
+      </w:pPr>
+      <w:r>
+        <w:rPr>
+          <w:rFonts w:ascii="Times New Roman" w:hAnsi="Times New Roman" w:cs="Times New Roman"/>
+          <w:b/>
+          <w:sz w:val="24"/>
+          <w:szCs w:val="24"/>
+          <w:lang w:val="es-ES"/>
+        </w:rPr>
+        <w:t xml:space="preserve">Introducción: </w:t>
+      </w:r>
+    </w:p>
+    <w:p>
+      <w:pPr>
+        <w:pStyle w:val="Prrafodelista"/>
+        <w:spacing w:line="360" w:lineRule="auto"/>
+        <w:ind w:left="0"/>
+        <w:rPr>
+          <w:rFonts w:ascii="Times New Roman" w:hAnsi="Times New Roman" w:cs="Times New Roman"/>
+          <w:sz w:val="24"/>
+          <w:szCs w:val="24"/>
+          <w:lang w:val="es-ES"/>
+        </w:rPr>
+      </w:pPr>
+    </w:p>
+    <w:p>
+      <w:pPr>
+        <w:pStyle w:val="Prrafodelista"/>
+        <w:spacing w:line="360" w:lineRule="auto"/>
+        <w:ind w:left="0"/>
+        <w:rPr>
+          <w:rFonts w:ascii="Times New Roman" w:hAnsi="Times New Roman" w:cs="Times New Roman"/>
+          <w:sz w:val="24"/>
+          <w:szCs w:val="24"/>
+          <w:lang w:val="es-ES"/>
+        </w:rPr>
+      </w:pPr>
+      <w:r>
+        <w:rPr>
+          <w:rFonts w:ascii="Times New Roman" w:hAnsi="Times New Roman" w:cs="Times New Roman"/>
+          <w:sz w:val="24"/>
+          <w:szCs w:val="24"/>
+          <w:lang w:val="es-ES"/>
+        </w:rPr>
+        <w:t xml:space="preserve">El presente documento detalla la propuesta inicial para el desarrollo del juego educativo DomiMath. Sera una plataforma diseñada para ayudar a los usuarios, específicamente niños, a mejorar sus habilidades </w:t>
+      </w:r>
+      <w:r>
+        <w:rPr>
+          <w:rFonts w:ascii="Times New Roman" w:hAnsi="Times New Roman" w:cs="Times New Roman"/>
+          <w:sz w:val="24"/>
+          <w:szCs w:val="24"/>
+          <w:lang w:val="es-ES"/>
+        </w:rPr>
+        <w:t>matemáticas mediante un entorno interactivo y entretenido. Este documento abarca los objetivos, el alcance, los requerimientos técnicos y funcionales, la tecnología a utilizar, el plan de proyecto y un prototipo preliminar del juego.</w:t>
+      </w:r>
+    </w:p>
+    <w:p>
+      <w:pPr>
+        <w:pStyle w:val="Prrafodelista"/>
+        <w:spacing w:line="360" w:lineRule="auto"/>
+        <w:ind w:left="0"/>
+        <w:rPr>
+          <w:rFonts w:ascii="Times New Roman" w:hAnsi="Times New Roman" w:cs="Times New Roman"/>
+          <w:sz w:val="24"/>
+          <w:szCs w:val="24"/>
+          <w:lang w:val="es-ES"/>
+        </w:rPr>
+      </w:pPr>
+    </w:p>
+    <w:p>
+      <w:pPr>
+        <w:spacing w:line="360" w:lineRule="auto"/>
+        <w:rPr>
+          <w:rFonts w:ascii="Times New Roman" w:hAnsi="Times New Roman" w:cs="Times New Roman"/>
+          <w:sz w:val="24"/>
+          <w:szCs w:val="24"/>
+          <w:lang w:val="es-ES"/>
+        </w:rPr>
+      </w:pPr>
+      <w:r>
+        <w:rPr>
+          <w:rFonts w:ascii="Times New Roman" w:hAnsi="Times New Roman" w:cs="Times New Roman"/>
+          <w:sz w:val="24"/>
+          <w:szCs w:val="24"/>
+          <w:lang w:val="es-ES"/>
+        </w:rPr>
+        <w:t xml:space="preserve">El juego domino de multiplicación y división tiene como objetivo ayudar a los estudiantes a mejorar sus habilidades en operaciones matemáticas, </w:t>
+      </w:r>
+      <w:r>
+        <w:rPr>
+          <w:rFonts w:ascii="Times New Roman" w:hAnsi="Times New Roman" w:cs="Times New Roman"/>
+          <w:sz w:val="24"/>
+          <w:szCs w:val="24"/>
+          <w:lang w:val="es-ES"/>
+        </w:rPr>
+        <w:t>está</w:t>
+      </w:r>
+      <w:r>
+        <w:rPr>
+          <w:rFonts w:ascii="Times New Roman" w:hAnsi="Times New Roman" w:cs="Times New Roman"/>
+          <w:sz w:val="24"/>
+          <w:szCs w:val="24"/>
+          <w:lang w:val="es-ES"/>
+        </w:rPr>
+        <w:t xml:space="preserve"> dirigido principalmente a estudiantes de educación primaria y secundaria.</w:t>
+      </w:r>
+    </w:p>
+    <w:p>
+      <w:pPr>
+        <w:spacing w:line="360" w:lineRule="auto"/>
+        <w:rPr>
+          <w:rFonts w:ascii="Times New Roman" w:hAnsi="Times New Roman" w:cs="Times New Roman"/>
+          <w:sz w:val="24"/>
+          <w:szCs w:val="24"/>
+          <w:lang w:val="es-ES"/>
+        </w:rPr>
+      </w:pPr>
+      <w:r>
+        <w:rPr>
+          <w:rFonts w:ascii="Times New Roman" w:hAnsi="Times New Roman" w:cs="Times New Roman"/>
+          <w:sz w:val="24"/>
+          <w:szCs w:val="24"/>
+          <w:lang w:val="es-ES"/>
+        </w:rPr>
+        <w:t>Este juego sigue las reglas básicas del domino, pero con un enfoque en la resolución de problemas de multiplicación y división, cada ficha presenta una operación matemática y un resultado, creando una forma entretenida de practicar ejercicios.</w:t>
+      </w:r>
+    </w:p>
+    <w:p>
+      <w:pPr>
+        <w:spacing w:line="360" w:lineRule="auto"/>
+        <w:rPr>
+          <w:rFonts w:ascii="Times New Roman" w:hAnsi="Times New Roman" w:cs="Times New Roman"/>
+          <w:sz w:val="24"/>
+          <w:szCs w:val="24"/>
+          <w:lang w:val="es-ES"/>
+        </w:rPr>
+      </w:pPr>
+      <w:r>
+        <w:rPr>
+          <w:rFonts w:ascii="Times New Roman" w:hAnsi="Times New Roman" w:cs="Times New Roman"/>
+          <w:sz w:val="24"/>
+          <w:szCs w:val="24"/>
+          <w:lang w:val="es-ES"/>
+        </w:rPr>
+        <w:t>Estará compuesto por una serie de desafíos y niveles que el jugador debe superar, cada nivel presentara problemas de multiplicación y división que aumentaran en dificultad a medida que el jugador avance.</w:t>
+      </w:r>
+    </w:p>
+    <w:p>
+      <w:pPr>
+        <w:pStyle w:val="Prrafodelista"/>
+        <w:spacing w:line="360" w:lineRule="auto"/>
+        <w:ind w:left="0"/>
+        <w:rPr>
+          <w:rFonts w:ascii="Times New Roman" w:hAnsi="Times New Roman" w:cs="Times New Roman"/>
+          <w:sz w:val="24"/>
+          <w:szCs w:val="24"/>
+          <w:lang w:val="es-ES"/>
+        </w:rPr>
+      </w:pPr>
+    </w:p>
+    <w:p>
+      <w:pPr>
+        <w:pStyle w:val="Prrafodelista"/>
+        <w:spacing w:line="360" w:lineRule="auto"/>
+        <w:ind w:left="0"/>
+        <w:rPr>
+          <w:rFonts w:ascii="Times New Roman" w:hAnsi="Times New Roman" w:cs="Times New Roman"/>
+          <w:sz w:val="24"/>
+          <w:szCs w:val="24"/>
+          <w:lang w:val="es-ES"/>
+        </w:rPr>
+      </w:pPr>
+    </w:p>
+    <w:p>
+      <w:pPr>
+        <w:pStyle w:val="Prrafodelista"/>
+        <w:spacing w:line="360" w:lineRule="auto"/>
+        <w:ind w:left="0"/>
+        <w:rPr>
+          <w:rFonts w:ascii="Times New Roman" w:hAnsi="Times New Roman" w:cs="Times New Roman"/>
+          <w:sz w:val="24"/>
+          <w:szCs w:val="24"/>
+          <w:lang w:val="es-ES"/>
+        </w:rPr>
+      </w:pPr>
+    </w:p>
+    <w:p>
+      <w:pPr>
+        <w:pStyle w:val="Prrafodelista"/>
+        <w:spacing w:line="360" w:lineRule="auto"/>
+        <w:ind w:left="0"/>
+        <w:rPr>
+          <w:rFonts w:ascii="Times New Roman" w:hAnsi="Times New Roman" w:cs="Times New Roman"/>
+          <w:sz w:val="24"/>
+          <w:szCs w:val="24"/>
+          <w:lang w:val="es-ES"/>
+        </w:rPr>
+      </w:pPr>
+    </w:p>
+    <w:p>
+      <w:pPr>
+        <w:pStyle w:val="Prrafodelista"/>
+        <w:spacing w:line="360" w:lineRule="auto"/>
+        <w:ind w:left="0"/>
+        <w:rPr>
+          <w:rFonts w:ascii="Times New Roman" w:hAnsi="Times New Roman" w:cs="Times New Roman"/>
+          <w:sz w:val="24"/>
+          <w:szCs w:val="24"/>
+          <w:lang w:val="es-ES"/>
+        </w:rPr>
+      </w:pPr>
+    </w:p>
+    <w:p>
+      <w:pPr>
+        <w:pStyle w:val="Prrafodelista"/>
+        <w:spacing w:line="360" w:lineRule="auto"/>
+        <w:ind w:left="0"/>
+        <w:rPr>
+          <w:rFonts w:ascii="Times New Roman" w:hAnsi="Times New Roman" w:cs="Times New Roman"/>
+          <w:sz w:val="24"/>
+          <w:szCs w:val="24"/>
+          <w:lang w:val="es-ES"/>
+        </w:rPr>
+      </w:pPr>
+    </w:p>
+    <w:p>
+      <w:pPr>
+        <w:pStyle w:val="Prrafodelista"/>
+        <w:spacing w:line="360" w:lineRule="auto"/>
+        <w:ind w:left="0"/>
+        <w:rPr>
+          <w:rFonts w:ascii="Times New Roman" w:hAnsi="Times New Roman" w:cs="Times New Roman"/>
+          <w:sz w:val="24"/>
+          <w:szCs w:val="24"/>
+          <w:lang w:val="es-ES"/>
+        </w:rPr>
+      </w:pPr>
+    </w:p>
+    <w:p>
+      <w:pPr>
+        <w:pStyle w:val="Prrafodelista"/>
+        <w:spacing w:line="360" w:lineRule="auto"/>
+        <w:ind w:left="0"/>
+        <w:rPr>
+          <w:rFonts w:ascii="Times New Roman" w:hAnsi="Times New Roman" w:cs="Times New Roman"/>
+          <w:sz w:val="24"/>
+          <w:szCs w:val="24"/>
+          <w:lang w:val="es-ES"/>
+        </w:rPr>
+      </w:pPr>
+    </w:p>
+    <w:p>
+      <w:pPr>
+        <w:pStyle w:val="Prrafodelista"/>
+        <w:spacing w:line="360" w:lineRule="auto"/>
+        <w:ind w:left="0"/>
+        <w:rPr>
+          <w:rFonts w:ascii="Times New Roman" w:hAnsi="Times New Roman" w:cs="Times New Roman"/>
+          <w:sz w:val="24"/>
+          <w:szCs w:val="24"/>
+          <w:lang w:val="es-ES"/>
+        </w:rPr>
+      </w:pPr>
+    </w:p>
+    <w:p>
+      <w:pPr>
+        <w:pStyle w:val="Prrafodelista"/>
+        <w:spacing w:line="360" w:lineRule="auto"/>
+        <w:ind w:left="0"/>
+        <w:rPr>
+          <w:rFonts w:ascii="Times New Roman" w:hAnsi="Times New Roman" w:cs="Times New Roman"/>
+          <w:sz w:val="24"/>
+          <w:szCs w:val="24"/>
+          <w:lang w:val="es-ES"/>
+        </w:rPr>
+      </w:pPr>
+    </w:p>
+    <w:p>
+      <w:pPr>
+        <w:pStyle w:val="Prrafodelista"/>
+        <w:spacing w:line="360" w:lineRule="auto"/>
+        <w:ind w:left="0"/>
+        <w:rPr>
+          <w:rFonts w:ascii="Times New Roman" w:hAnsi="Times New Roman" w:cs="Times New Roman"/>
+          <w:sz w:val="24"/>
+          <w:szCs w:val="24"/>
+          <w:lang w:val="es-ES"/>
+        </w:rPr>
+      </w:pPr>
+    </w:p>
+    <w:p>
+      <w:pPr>
+        <w:pStyle w:val="Prrafodelista"/>
+        <w:spacing w:line="360" w:lineRule="auto"/>
+        <w:ind w:left="0"/>
+        <w:rPr>
+          <w:rFonts w:ascii="Times New Roman" w:hAnsi="Times New Roman" w:cs="Times New Roman"/>
+          <w:sz w:val="24"/>
+          <w:szCs w:val="24"/>
+          <w:lang w:val="es-ES"/>
+        </w:rPr>
+      </w:pPr>
+    </w:p>
+    <w:p>
+      <w:pPr>
+        <w:pStyle w:val="Prrafodelista"/>
+        <w:numPr>
+          <w:ilvl w:val="0"/>
+          <w:numId w:val="5"/>
+        </w:numPr>
+        <w:spacing w:line="360" w:lineRule="auto"/>
+        <w:rPr>
+          <w:rFonts w:ascii="Times New Roman" w:hAnsi="Times New Roman" w:cs="Times New Roman"/>
+          <w:b/>
+          <w:sz w:val="24"/>
+          <w:szCs w:val="24"/>
+          <w:lang w:val="es-ES"/>
+        </w:rPr>
+      </w:pPr>
+      <w:r>
+        <w:rPr>
+          <w:rFonts w:ascii="Times New Roman" w:hAnsi="Times New Roman" w:cs="Times New Roman"/>
+          <w:b/>
+          <w:sz w:val="24"/>
+          <w:szCs w:val="24"/>
+          <w:lang w:val="es-ES"/>
+        </w:rPr>
+        <w:t>Detalle de la Propuesta</w:t>
+      </w:r>
+    </w:p>
+    <w:p>
+      <w:pPr>
+        <w:spacing w:line="360" w:lineRule="auto"/>
+        <w:ind w:left="360"/>
+        <w:rPr>
+          <w:rFonts w:ascii="Times New Roman" w:hAnsi="Times New Roman" w:cs="Times New Roman"/>
+          <w:b/>
+          <w:sz w:val="24"/>
+          <w:szCs w:val="24"/>
+          <w:lang w:val="es-ES"/>
+        </w:rPr>
+      </w:pPr>
+      <w:r>
+        <w:rPr>
+          <w:rFonts w:ascii="Times New Roman" w:hAnsi="Times New Roman" w:cs="Times New Roman"/>
+          <w:b/>
+          <w:sz w:val="24"/>
+          <w:szCs w:val="24"/>
+          <w:lang w:val="es-ES"/>
+        </w:rPr>
+        <w:t>2.1 Objetivo del juego</w:t>
+      </w:r>
+    </w:p>
+    <w:p>
+      <w:pPr>
+        <w:pStyle w:val="Prrafodelista"/>
+        <w:spacing w:line="360" w:lineRule="auto"/>
+        <w:ind w:left="0"/>
+        <w:rPr>
+          <w:rFonts w:ascii="Times New Roman" w:hAnsi="Times New Roman" w:cs="Times New Roman"/>
+          <w:sz w:val="24"/>
+          <w:szCs w:val="24"/>
+          <w:lang w:val="es-ES"/>
+        </w:rPr>
+      </w:pPr>
+    </w:p>
+    <w:p>
+      <w:pPr>
+        <w:pStyle w:val="Prrafodelista"/>
+        <w:spacing w:line="360" w:lineRule="auto"/>
+        <w:ind w:left="0"/>
+        <w:rPr>
+          <w:rFonts w:ascii="Times New Roman" w:hAnsi="Times New Roman" w:cs="Times New Roman"/>
+          <w:sz w:val="24"/>
+          <w:szCs w:val="24"/>
+        </w:rPr>
+      </w:pPr>
+      <w:r>
+        <w:rPr>
+          <w:rFonts w:ascii="Times New Roman" w:hAnsi="Times New Roman" w:cs="Times New Roman"/>
+          <w:sz w:val="24"/>
+          <w:szCs w:val="24"/>
+          <w:lang w:val="es-ES"/>
+        </w:rPr>
+        <w:t xml:space="preserve">El objetivo de DomiMath es proporcionar una plataforma educativa </w:t>
+      </w:r>
+      <w:r>
+        <w:rPr>
+          <w:rFonts w:ascii="Times New Roman" w:hAnsi="Times New Roman" w:cs="Times New Roman"/>
+          <w:sz w:val="24"/>
+          <w:szCs w:val="24"/>
+        </w:rPr>
+        <w:t>donde los usuarios puedan practicar y mejorar sus habilidades matemáticas a través de juegos interactivos y competitivos. El juego está diseñado para ser atractivo y accesible, ofreciendo desafíos matemáticos en un formato lúdico y motivador.</w:t>
+      </w:r>
+    </w:p>
+    <w:p>
+      <w:pPr>
+        <w:pStyle w:val="Prrafodelista"/>
+        <w:spacing w:line="360" w:lineRule="auto"/>
+        <w:ind w:left="0"/>
+        <w:rPr>
+          <w:rFonts w:ascii="Times New Roman" w:hAnsi="Times New Roman" w:cs="Times New Roman"/>
+          <w:sz w:val="24"/>
+          <w:szCs w:val="24"/>
+          <w:lang w:val="es-ES"/>
+        </w:rPr>
+      </w:pPr>
+    </w:p>
+    <w:p>
+      <w:pPr>
+        <w:pStyle w:val="Prrafodelista"/>
+        <w:spacing w:line="360" w:lineRule="auto"/>
+        <w:ind w:left="0"/>
+        <w:rPr>
+          <w:rFonts w:ascii="Times New Roman" w:hAnsi="Times New Roman" w:cs="Times New Roman"/>
+          <w:b/>
+          <w:sz w:val="24"/>
+          <w:szCs w:val="24"/>
+          <w:lang w:val="es-ES"/>
+        </w:rPr>
+      </w:pPr>
+      <w:r>
+        <w:rPr>
+          <w:rFonts w:ascii="Times New Roman" w:hAnsi="Times New Roman" w:cs="Times New Roman"/>
+          <w:b/>
+          <w:sz w:val="24"/>
+          <w:szCs w:val="24"/>
+          <w:lang w:val="es-ES"/>
+        </w:rPr>
+        <w:t xml:space="preserve">   </w:t>
+      </w:r>
+      <w:r>
+        <w:rPr>
+          <w:rFonts w:ascii="Times New Roman" w:hAnsi="Times New Roman" w:cs="Times New Roman"/>
+          <w:b/>
+          <w:sz w:val="24"/>
+          <w:szCs w:val="24"/>
+          <w:lang w:val="es-ES"/>
+        </w:rPr>
+        <w:t xml:space="preserve"> </w:t>
+      </w:r>
+      <w:r>
+        <w:rPr>
+          <w:rFonts w:ascii="Times New Roman" w:hAnsi="Times New Roman" w:cs="Times New Roman"/>
+          <w:b/>
+          <w:sz w:val="24"/>
+          <w:szCs w:val="24"/>
+          <w:lang w:val="es-ES"/>
+        </w:rPr>
+        <w:t xml:space="preserve"> </w:t>
+      </w:r>
+      <w:r>
+        <w:rPr>
+          <w:rFonts w:ascii="Times New Roman" w:hAnsi="Times New Roman" w:cs="Times New Roman"/>
+          <w:b/>
+          <w:sz w:val="24"/>
+          <w:szCs w:val="24"/>
+          <w:lang w:val="es-ES"/>
+        </w:rPr>
+        <w:t xml:space="preserve">2.2 </w:t>
+      </w:r>
+      <w:r>
+        <w:rPr>
+          <w:rFonts w:ascii="Times New Roman" w:hAnsi="Times New Roman" w:cs="Times New Roman"/>
+          <w:b/>
+          <w:sz w:val="24"/>
+          <w:szCs w:val="24"/>
+          <w:lang w:val="es-ES"/>
+        </w:rPr>
+        <w:t>Usuarios del juego</w:t>
+      </w:r>
+    </w:p>
+    <w:p>
+      <w:pPr>
+        <w:pStyle w:val="Prrafodelista"/>
+        <w:spacing w:line="360" w:lineRule="auto"/>
+        <w:ind w:left="0"/>
+        <w:rPr>
+          <w:rFonts w:ascii="Times New Roman" w:hAnsi="Times New Roman" w:cs="Times New Roman"/>
+          <w:sz w:val="24"/>
+          <w:szCs w:val="24"/>
+          <w:lang w:val="es-ES"/>
+        </w:rPr>
+      </w:pPr>
+    </w:p>
+    <w:p>
+      <w:pPr>
+        <w:pStyle w:val="Prrafodelista"/>
+        <w:numPr>
+          <w:ilvl w:val="0"/>
+          <w:numId w:val="4"/>
+        </w:numPr>
+        <w:spacing w:line="360" w:lineRule="auto"/>
+        <w:rPr>
+          <w:rFonts w:ascii="Times New Roman" w:hAnsi="Times New Roman" w:cs="Times New Roman"/>
+          <w:sz w:val="24"/>
+          <w:szCs w:val="24"/>
+          <w:lang w:val="es-ES"/>
+        </w:rPr>
+      </w:pPr>
+      <w:r>
+        <w:rPr>
+          <w:rFonts w:ascii="Times New Roman" w:hAnsi="Times New Roman" w:cs="Times New Roman"/>
+          <w:b/>
+          <w:sz w:val="24"/>
+          <w:szCs w:val="24"/>
+          <w:lang w:val="es-ES"/>
+        </w:rPr>
+        <w:t>Niños:</w:t>
+      </w:r>
+      <w:r>
+        <w:rPr>
+          <w:rFonts w:ascii="Times New Roman" w:hAnsi="Times New Roman" w:cs="Times New Roman"/>
+          <w:sz w:val="24"/>
+          <w:szCs w:val="24"/>
+          <w:lang w:val="es-ES"/>
+        </w:rPr>
+        <w:t xml:space="preserve"> Usuarios principales que utilizaran el juego para mejorar sus habilidades matemáticas.</w:t>
+      </w:r>
+    </w:p>
+    <w:p>
+      <w:pPr>
+        <w:pStyle w:val="Prrafodelista"/>
+        <w:numPr>
+          <w:ilvl w:val="0"/>
+          <w:numId w:val="4"/>
+        </w:numPr>
+        <w:spacing w:line="360" w:lineRule="auto"/>
+        <w:rPr>
+          <w:rFonts w:ascii="Times New Roman" w:hAnsi="Times New Roman" w:cs="Times New Roman"/>
+          <w:sz w:val="24"/>
+          <w:szCs w:val="24"/>
+          <w:lang w:val="es-ES"/>
+        </w:rPr>
+      </w:pPr>
+      <w:r>
+        <w:rPr>
+          <w:rFonts w:ascii="Times New Roman" w:hAnsi="Times New Roman" w:cs="Times New Roman"/>
+          <w:b/>
+          <w:sz w:val="24"/>
+          <w:szCs w:val="24"/>
+          <w:lang w:val="es-ES"/>
+        </w:rPr>
+        <w:t>Administradores:</w:t>
+      </w:r>
+      <w:r>
+        <w:rPr>
+          <w:rFonts w:ascii="Times New Roman" w:hAnsi="Times New Roman" w:cs="Times New Roman"/>
+          <w:sz w:val="24"/>
+          <w:szCs w:val="24"/>
+          <w:lang w:val="es-ES"/>
+        </w:rPr>
+        <w:t xml:space="preserve"> Gestionaran el contenido y las reglas del juego.</w:t>
+      </w:r>
+    </w:p>
+    <w:p>
+      <w:pPr>
+        <w:spacing w:line="360" w:lineRule="auto"/>
+        <w:rPr>
+          <w:rFonts w:ascii="Times New Roman" w:hAnsi="Times New Roman" w:cs="Times New Roman"/>
+          <w:sz w:val="24"/>
+          <w:szCs w:val="24"/>
+          <w:lang w:val="es-ES"/>
+        </w:rPr>
+      </w:pPr>
+    </w:p>
+    <w:p>
+      <w:pPr>
+        <w:spacing w:line="360" w:lineRule="auto"/>
+        <w:ind w:left="360"/>
+        <w:rPr>
+          <w:rFonts w:ascii="Times New Roman" w:hAnsi="Times New Roman" w:cs="Times New Roman"/>
+          <w:b/>
+          <w:sz w:val="24"/>
+          <w:szCs w:val="24"/>
+          <w:lang w:val="es-ES"/>
+        </w:rPr>
+      </w:pPr>
+      <w:r>
+        <w:rPr>
+          <w:rFonts w:ascii="Times New Roman" w:hAnsi="Times New Roman" w:cs="Times New Roman"/>
+          <w:b/>
+          <w:sz w:val="24"/>
+          <w:szCs w:val="24"/>
+          <w:lang w:val="es-ES"/>
+        </w:rPr>
+        <w:t xml:space="preserve">2.3 </w:t>
+      </w:r>
+      <w:r>
+        <w:rPr>
+          <w:rFonts w:ascii="Times New Roman" w:hAnsi="Times New Roman" w:cs="Times New Roman"/>
+          <w:b/>
+          <w:sz w:val="24"/>
+          <w:szCs w:val="24"/>
+          <w:lang w:val="es-ES"/>
+        </w:rPr>
+        <w:t>Requerimientos del Sistema</w:t>
+      </w:r>
+    </w:p>
+    <w:p>
+      <w:pPr>
+        <w:spacing w:line="360" w:lineRule="auto"/>
+        <w:rPr>
+          <w:rFonts w:ascii="Times New Roman" w:hAnsi="Times New Roman" w:cs="Times New Roman"/>
+          <w:b/>
+          <w:sz w:val="24"/>
+          <w:szCs w:val="24"/>
+          <w:lang w:val="es-ES"/>
+        </w:rPr>
+      </w:pPr>
+      <w:r>
+        <w:rPr>
+          <w:rFonts w:ascii="Times New Roman" w:hAnsi="Times New Roman" w:cs="Times New Roman"/>
+          <w:b/>
+          <w:sz w:val="24"/>
+          <w:szCs w:val="24"/>
+          <w:lang w:val="es-ES"/>
+        </w:rPr>
+        <w:t xml:space="preserve"> Funcionales</w:t>
+      </w:r>
+    </w:p>
+    <w:p>
+      <w:pPr>
+        <w:pStyle w:val="Prrafodelista"/>
+        <w:numPr>
+          <w:ilvl w:val="0"/>
+          <w:numId w:val="6"/>
+        </w:numPr>
+        <w:spacing w:line="360" w:lineRule="auto"/>
+        <w:rPr>
+          <w:rFonts w:ascii="Times New Roman" w:hAnsi="Times New Roman" w:cs="Times New Roman"/>
+          <w:b/>
+          <w:sz w:val="24"/>
+          <w:szCs w:val="24"/>
+          <w:lang w:val="es-ES"/>
+        </w:rPr>
+      </w:pPr>
+      <w:r>
+        <w:rPr>
+          <w:rFonts w:ascii="Times New Roman" w:hAnsi="Times New Roman" w:cs="Times New Roman"/>
+          <w:b/>
+          <w:sz w:val="24"/>
+          <w:szCs w:val="24"/>
+        </w:rPr>
+        <w:t>Registro y Autenticación de Usuarios:</w:t>
+      </w:r>
+    </w:p>
+    <w:p>
+      <w:pPr>
+        <w:pStyle w:val="Prrafodelista"/>
+        <w:numPr>
+          <w:ilvl w:val="0"/>
+          <w:numId w:val="7"/>
+        </w:numPr>
+        <w:spacing w:line="360" w:lineRule="auto"/>
+        <w:rPr>
+          <w:rFonts w:ascii="Times New Roman" w:hAnsi="Times New Roman" w:cs="Times New Roman"/>
+          <w:sz w:val="24"/>
+          <w:szCs w:val="24"/>
+          <w:lang w:val="es-ES"/>
+        </w:rPr>
+      </w:pPr>
+      <w:r>
+        <w:rPr>
+          <w:rFonts w:ascii="Times New Roman" w:hAnsi="Times New Roman" w:cs="Times New Roman"/>
+          <w:sz w:val="24"/>
+          <w:szCs w:val="24"/>
+        </w:rPr>
+        <w:t>Registro seguro con nombre de usuario.</w:t>
+      </w:r>
+    </w:p>
+    <w:p>
+      <w:pPr>
+        <w:pStyle w:val="Prrafodelista"/>
+        <w:numPr>
+          <w:ilvl w:val="0"/>
+          <w:numId w:val="7"/>
+        </w:numPr>
+        <w:spacing w:line="360" w:lineRule="auto"/>
+        <w:rPr>
+          <w:rFonts w:ascii="Times New Roman" w:hAnsi="Times New Roman" w:cs="Times New Roman"/>
+          <w:sz w:val="24"/>
+          <w:szCs w:val="24"/>
+          <w:lang w:val="es-ES"/>
+        </w:rPr>
+      </w:pPr>
+      <w:r>
+        <w:rPr>
+          <w:rFonts w:ascii="Times New Roman" w:hAnsi="Times New Roman" w:cs="Times New Roman"/>
+          <w:sz w:val="24"/>
+          <w:szCs w:val="24"/>
+        </w:rPr>
+        <w:t>Inicio y cierre de sesión seguro.</w:t>
+      </w:r>
+    </w:p>
+    <w:p>
+      <w:pPr>
+        <w:pStyle w:val="Prrafodelista"/>
+        <w:numPr>
+          <w:ilvl w:val="0"/>
+          <w:numId w:val="6"/>
+        </w:numPr>
+        <w:spacing w:line="360" w:lineRule="auto"/>
+        <w:rPr>
+          <w:rFonts w:ascii="Times New Roman" w:hAnsi="Times New Roman" w:cs="Times New Roman"/>
+          <w:b/>
+          <w:sz w:val="24"/>
+          <w:szCs w:val="24"/>
+          <w:lang w:val="es-ES"/>
+        </w:rPr>
+      </w:pPr>
+      <w:r>
+        <w:rPr>
+          <w:rFonts w:ascii="Times New Roman" w:hAnsi="Times New Roman" w:cs="Times New Roman"/>
+          <w:b/>
+          <w:sz w:val="24"/>
+          <w:szCs w:val="24"/>
+        </w:rPr>
+        <w:t>Juego de Matemáticas:</w:t>
+      </w:r>
+    </w:p>
+    <w:p>
+      <w:pPr>
+        <w:pStyle w:val="Prrafodelista"/>
+        <w:numPr>
+          <w:ilvl w:val="0"/>
+          <w:numId w:val="8"/>
+        </w:numPr>
+        <w:spacing w:line="360" w:lineRule="auto"/>
+        <w:rPr>
+          <w:rFonts w:ascii="Times New Roman" w:hAnsi="Times New Roman" w:cs="Times New Roman"/>
+          <w:sz w:val="24"/>
+          <w:szCs w:val="24"/>
+          <w:lang w:val="es-ES"/>
+        </w:rPr>
+      </w:pPr>
+      <w:r>
+        <w:rPr>
+          <w:rFonts w:ascii="Times New Roman" w:hAnsi="Times New Roman" w:cs="Times New Roman"/>
+          <w:sz w:val="24"/>
+          <w:szCs w:val="24"/>
+        </w:rPr>
+        <w:t>Problemas matemáticos aleatorios.</w:t>
+      </w:r>
+    </w:p>
+    <w:p>
+      <w:pPr>
+        <w:pStyle w:val="Prrafodelista"/>
+        <w:numPr>
+          <w:ilvl w:val="0"/>
+          <w:numId w:val="8"/>
+        </w:numPr>
+        <w:spacing w:line="360" w:lineRule="auto"/>
+        <w:rPr>
+          <w:rFonts w:ascii="Times New Roman" w:hAnsi="Times New Roman" w:cs="Times New Roman"/>
+          <w:sz w:val="24"/>
+          <w:szCs w:val="24"/>
+          <w:lang w:val="es-ES"/>
+        </w:rPr>
+      </w:pPr>
+      <w:r>
+        <w:rPr>
+          <w:rFonts w:ascii="Times New Roman" w:hAnsi="Times New Roman" w:cs="Times New Roman"/>
+          <w:sz w:val="24"/>
+          <w:szCs w:val="24"/>
+        </w:rPr>
+        <w:t>Retroalimentación inmediata sobre la corrección de las respuestas.</w:t>
+      </w:r>
+    </w:p>
+    <w:p>
+      <w:pPr>
+        <w:pStyle w:val="Prrafodelista"/>
+        <w:numPr>
+          <w:ilvl w:val="0"/>
+          <w:numId w:val="8"/>
+        </w:numPr>
+        <w:spacing w:line="360" w:lineRule="auto"/>
+        <w:rPr>
+          <w:rFonts w:ascii="Times New Roman" w:hAnsi="Times New Roman" w:cs="Times New Roman"/>
+          <w:sz w:val="24"/>
+          <w:szCs w:val="24"/>
+          <w:lang w:val="es-ES"/>
+        </w:rPr>
+      </w:pPr>
+      <w:r>
+        <w:rPr>
+          <w:rFonts w:ascii="Times New Roman" w:hAnsi="Times New Roman" w:cs="Times New Roman"/>
+          <w:sz w:val="24"/>
+          <w:szCs w:val="24"/>
+        </w:rPr>
+        <w:t>Sistema de puntos y niveles.</w:t>
+      </w:r>
+    </w:p>
+    <w:p>
+      <w:pPr>
+        <w:pStyle w:val="Prrafodelista"/>
+        <w:numPr>
+          <w:ilvl w:val="0"/>
+          <w:numId w:val="6"/>
+        </w:numPr>
+        <w:spacing w:line="360" w:lineRule="auto"/>
+        <w:rPr>
+          <w:rFonts w:ascii="Times New Roman" w:hAnsi="Times New Roman" w:cs="Times New Roman"/>
+          <w:b/>
+          <w:sz w:val="24"/>
+          <w:szCs w:val="24"/>
+          <w:lang w:val="es-ES"/>
+        </w:rPr>
+      </w:pPr>
+      <w:r>
+        <w:rPr>
+          <w:rFonts w:ascii="Times New Roman" w:hAnsi="Times New Roman" w:cs="Times New Roman"/>
+          <w:b/>
+          <w:sz w:val="24"/>
+          <w:szCs w:val="24"/>
+        </w:rPr>
+        <w:t>Interfaz de Usuario:</w:t>
+      </w:r>
+    </w:p>
+    <w:p>
+      <w:pPr>
+        <w:pStyle w:val="Prrafodelista"/>
+        <w:numPr>
+          <w:ilvl w:val="0"/>
+          <w:numId w:val="9"/>
+        </w:numPr>
+        <w:spacing w:line="360" w:lineRule="auto"/>
+        <w:rPr>
+          <w:rFonts w:ascii="Times New Roman" w:hAnsi="Times New Roman" w:cs="Times New Roman"/>
+          <w:sz w:val="24"/>
+          <w:szCs w:val="24"/>
+          <w:lang w:val="es-ES"/>
+        </w:rPr>
+      </w:pPr>
+      <w:r>
+        <w:rPr>
+          <w:rFonts w:ascii="Times New Roman" w:hAnsi="Times New Roman" w:cs="Times New Roman"/>
+          <w:sz w:val="24"/>
+          <w:szCs w:val="24"/>
+        </w:rPr>
+        <w:t>Interfaz gráfica intuitiva.</w:t>
+      </w:r>
+    </w:p>
+    <w:p>
+      <w:pPr>
+        <w:pStyle w:val="Prrafodelista"/>
+        <w:numPr>
+          <w:ilvl w:val="0"/>
+          <w:numId w:val="9"/>
+        </w:numPr>
+        <w:spacing w:line="360" w:lineRule="auto"/>
+        <w:rPr>
+          <w:rFonts w:ascii="Times New Roman" w:hAnsi="Times New Roman" w:cs="Times New Roman"/>
+          <w:sz w:val="24"/>
+          <w:szCs w:val="24"/>
+          <w:lang w:val="es-ES"/>
+        </w:rPr>
+      </w:pPr>
+      <w:r>
+        <w:rPr>
+          <w:rFonts w:ascii="Times New Roman" w:hAnsi="Times New Roman" w:cs="Times New Roman"/>
+          <w:sz w:val="24"/>
+          <w:szCs w:val="24"/>
+        </w:rPr>
+        <w:t>Visualización de problemas y respuestas.</w:t>
+      </w:r>
+    </w:p>
+    <w:p>
+      <w:pPr>
+        <w:pStyle w:val="Prrafodelista"/>
+        <w:numPr>
+          <w:ilvl w:val="0"/>
+          <w:numId w:val="9"/>
+        </w:numPr>
+        <w:spacing w:line="360" w:lineRule="auto"/>
+        <w:rPr>
+          <w:rFonts w:ascii="Times New Roman" w:hAnsi="Times New Roman" w:cs="Times New Roman"/>
+          <w:sz w:val="24"/>
+          <w:szCs w:val="24"/>
+          <w:lang w:val="es-ES"/>
+        </w:rPr>
+      </w:pPr>
+      <w:r>
+        <w:rPr>
+          <w:rFonts w:ascii="Times New Roman" w:hAnsi="Times New Roman" w:cs="Times New Roman"/>
+          <w:sz w:val="24"/>
+          <w:szCs w:val="24"/>
+        </w:rPr>
+        <w:t>Visualización de puntuaciones y progreso.</w:t>
+      </w:r>
+    </w:p>
+    <w:p>
+      <w:pPr>
+        <w:spacing w:line="360" w:lineRule="auto"/>
+        <w:rPr>
+          <w:rFonts w:ascii="Times New Roman" w:hAnsi="Times New Roman" w:cs="Times New Roman"/>
+          <w:b/>
+          <w:sz w:val="24"/>
+          <w:szCs w:val="24"/>
+          <w:lang w:val="es-ES"/>
+        </w:rPr>
+      </w:pPr>
+      <w:r>
+        <w:rPr>
+          <w:rFonts w:ascii="Times New Roman" w:hAnsi="Times New Roman" w:cs="Times New Roman"/>
+          <w:b/>
+          <w:sz w:val="24"/>
+          <w:szCs w:val="24"/>
+          <w:lang w:val="es-ES"/>
+        </w:rPr>
+        <w:t xml:space="preserve">No funcionales </w:t>
+      </w:r>
+    </w:p>
+    <w:p>
+      <w:pPr>
+        <w:pStyle w:val="Prrafodelista"/>
+        <w:numPr>
+          <w:ilvl w:val="0"/>
+          <w:numId w:val="10"/>
+        </w:numPr>
+        <w:spacing w:line="360" w:lineRule="auto"/>
+        <w:rPr>
+          <w:rFonts w:ascii="Times New Roman" w:hAnsi="Times New Roman" w:cs="Times New Roman"/>
+          <w:b/>
+          <w:sz w:val="24"/>
+          <w:szCs w:val="24"/>
+          <w:lang w:val="es-ES"/>
+        </w:rPr>
+      </w:pPr>
+      <w:r>
+        <w:rPr>
+          <w:rFonts w:ascii="Times New Roman" w:hAnsi="Times New Roman" w:cs="Times New Roman"/>
+          <w:b/>
+          <w:sz w:val="24"/>
+          <w:szCs w:val="24"/>
+        </w:rPr>
+        <w:lastRenderedPageBreak/>
+        <w:t>Rendimiento:</w:t>
+      </w:r>
+    </w:p>
+    <w:p>
+      <w:pPr>
+        <w:pStyle w:val="Prrafodelista"/>
+        <w:numPr>
+          <w:ilvl w:val="0"/>
+          <w:numId w:val="11"/>
+        </w:numPr>
+        <w:spacing w:line="360" w:lineRule="auto"/>
+        <w:rPr>
+          <w:rFonts w:ascii="Times New Roman" w:hAnsi="Times New Roman" w:cs="Times New Roman"/>
+          <w:sz w:val="24"/>
+          <w:szCs w:val="24"/>
+          <w:lang w:val="es-ES"/>
+        </w:rPr>
+      </w:pPr>
+      <w:r>
+        <w:rPr>
+          <w:rFonts w:ascii="Times New Roman" w:hAnsi="Times New Roman" w:cs="Times New Roman"/>
+          <w:sz w:val="24"/>
+          <w:szCs w:val="24"/>
+        </w:rPr>
+        <w:t>Respuesta rápida (&lt;1 segundo) a interacciones.</w:t>
+      </w:r>
+    </w:p>
+    <w:p>
+      <w:pPr>
+        <w:pStyle w:val="Prrafodelista"/>
+        <w:numPr>
+          <w:ilvl w:val="0"/>
+          <w:numId w:val="11"/>
+        </w:numPr>
+        <w:spacing w:line="360" w:lineRule="auto"/>
+        <w:rPr>
+          <w:rFonts w:ascii="Times New Roman" w:hAnsi="Times New Roman" w:cs="Times New Roman"/>
+          <w:sz w:val="24"/>
+          <w:szCs w:val="24"/>
+          <w:lang w:val="es-ES"/>
+        </w:rPr>
+      </w:pPr>
+      <w:r>
+        <w:rPr>
+          <w:rFonts w:ascii="Times New Roman" w:hAnsi="Times New Roman" w:cs="Times New Roman"/>
+          <w:sz w:val="24"/>
+          <w:szCs w:val="24"/>
+        </w:rPr>
+        <w:t>Capacidad para manejar múltiples jugadores simultáneamente.</w:t>
+      </w:r>
+    </w:p>
+    <w:p>
+      <w:pPr>
+        <w:pStyle w:val="Prrafodelista"/>
+        <w:numPr>
+          <w:ilvl w:val="0"/>
+          <w:numId w:val="10"/>
+        </w:numPr>
+        <w:spacing w:line="360" w:lineRule="auto"/>
+        <w:rPr>
+          <w:rFonts w:ascii="Times New Roman" w:hAnsi="Times New Roman" w:cs="Times New Roman"/>
+          <w:b/>
+          <w:sz w:val="24"/>
+          <w:szCs w:val="24"/>
+          <w:lang w:val="es-ES"/>
+        </w:rPr>
+      </w:pPr>
+      <w:r>
+        <w:rPr>
+          <w:rFonts w:ascii="Times New Roman" w:hAnsi="Times New Roman" w:cs="Times New Roman"/>
+          <w:b/>
+          <w:sz w:val="24"/>
+          <w:szCs w:val="24"/>
+        </w:rPr>
+        <w:t>Seguridad:</w:t>
+      </w:r>
+    </w:p>
+    <w:p>
+      <w:pPr>
+        <w:pStyle w:val="Prrafodelista"/>
+        <w:numPr>
+          <w:ilvl w:val="0"/>
+          <w:numId w:val="12"/>
+        </w:numPr>
+        <w:spacing w:line="360" w:lineRule="auto"/>
+        <w:rPr>
+          <w:rFonts w:ascii="Times New Roman" w:hAnsi="Times New Roman" w:cs="Times New Roman"/>
+          <w:sz w:val="24"/>
+          <w:szCs w:val="24"/>
+          <w:lang w:val="es-ES"/>
+        </w:rPr>
+      </w:pPr>
+      <w:r>
+        <w:rPr>
+          <w:rFonts w:ascii="Times New Roman" w:hAnsi="Times New Roman" w:cs="Times New Roman"/>
+          <w:sz w:val="24"/>
+          <w:szCs w:val="24"/>
+        </w:rPr>
+        <w:t>Protección de datos mediante cifrado.</w:t>
+      </w:r>
+    </w:p>
+    <w:p>
+      <w:pPr>
+        <w:pStyle w:val="Prrafodelista"/>
+        <w:numPr>
+          <w:ilvl w:val="0"/>
+          <w:numId w:val="12"/>
+        </w:numPr>
+        <w:spacing w:line="360" w:lineRule="auto"/>
+        <w:rPr>
+          <w:rFonts w:ascii="Times New Roman" w:hAnsi="Times New Roman" w:cs="Times New Roman"/>
+          <w:sz w:val="24"/>
+          <w:szCs w:val="24"/>
+          <w:lang w:val="es-ES"/>
+        </w:rPr>
+      </w:pPr>
+      <w:r>
+        <w:rPr>
+          <w:rFonts w:ascii="Times New Roman" w:hAnsi="Times New Roman" w:cs="Times New Roman"/>
+          <w:sz w:val="24"/>
+          <w:szCs w:val="24"/>
+        </w:rPr>
+        <w:t>Autenticación segura.</w:t>
+      </w:r>
+    </w:p>
+    <w:p>
+      <w:pPr>
+        <w:spacing w:line="360" w:lineRule="auto"/>
+        <w:jc w:val="center"/>
+        <w:rPr>
+          <w:rFonts w:ascii="Times New Roman" w:hAnsi="Times New Roman" w:cs="Times New Roman"/>
+          <w:sz w:val="24"/>
+          <w:szCs w:val="24"/>
+          <w:lang w:val="es-ES"/>
+        </w:rPr>
+      </w:pPr>
+    </w:p>
+    <w:p>
+      <w:pPr>
+        <w:pStyle w:val="Prrafodelista"/>
+        <w:numPr>
+          <w:ilvl w:val="1"/>
+          <w:numId w:val="10"/>
+        </w:numPr>
+        <w:spacing w:line="360" w:lineRule="auto"/>
+        <w:rPr>
+          <w:rFonts w:ascii="Times New Roman" w:hAnsi="Times New Roman" w:cs="Times New Roman"/>
+          <w:b/>
+          <w:sz w:val="24"/>
+          <w:szCs w:val="24"/>
+          <w:lang w:val="es-ES"/>
+        </w:rPr>
+      </w:pPr>
+      <w:r>
+        <w:rPr>
+          <w:rFonts w:ascii="Times New Roman" w:hAnsi="Times New Roman" w:cs="Times New Roman"/>
+          <w:b/>
+          <w:sz w:val="24"/>
+          <w:szCs w:val="24"/>
           <w:lang w:val="es-ES"/>
         </w:rPr>
         <w:t>Reglas del juego:</w:t>
@@ -103,39 +1931,44 @@
         </w:numPr>
         <w:spacing w:line="360" w:lineRule="auto"/>
         <w:rPr>
-          <w:rFonts w:ascii="Baskerville Old Face" w:hAnsi="Baskerville Old Face"/>
-          <w:sz w:val="24"/>
-          <w:lang w:val="es-ES"/>
-        </w:rPr>
-      </w:pPr>
-      <w:r>
-        <w:rPr>
-          <w:rFonts w:ascii="Baskerville Old Face" w:hAnsi="Baskerville Old Face"/>
-          <w:sz w:val="24"/>
+          <w:rFonts w:ascii="Times New Roman" w:hAnsi="Times New Roman" w:cs="Times New Roman"/>
+          <w:sz w:val="24"/>
+          <w:szCs w:val="24"/>
+          <w:lang w:val="es-ES"/>
+        </w:rPr>
+      </w:pPr>
+      <w:r>
+        <w:rPr>
+          <w:rFonts w:ascii="Times New Roman" w:hAnsi="Times New Roman" w:cs="Times New Roman"/>
+          <w:sz w:val="24"/>
+          <w:szCs w:val="24"/>
           <w:lang w:val="es-ES"/>
         </w:rPr>
         <w:t xml:space="preserve">Los jugadores se </w:t>
       </w:r>
       <w:r>
         <w:rPr>
-          <w:rFonts w:ascii="Baskerville Old Face" w:hAnsi="Baskerville Old Face"/>
-          <w:sz w:val="24"/>
+          <w:rFonts w:ascii="Times New Roman" w:hAnsi="Times New Roman" w:cs="Times New Roman"/>
+          <w:sz w:val="24"/>
+          <w:szCs w:val="24"/>
           <w:lang w:val="es-ES"/>
         </w:rPr>
         <w:t>registrarán</w:t>
       </w:r>
       <w:r>
         <w:rPr>
-          <w:rFonts w:ascii="Baskerville Old Face" w:hAnsi="Baskerville Old Face"/>
-          <w:sz w:val="24"/>
+          <w:rFonts w:ascii="Times New Roman" w:hAnsi="Times New Roman" w:cs="Times New Roman"/>
+          <w:sz w:val="24"/>
+          <w:szCs w:val="24"/>
           <w:lang w:val="es-ES"/>
         </w:rPr>
         <w:t xml:space="preserve"> con un nombre de usuario</w:t>
       </w:r>
       <w:r>
         <w:rPr>
-          <w:rFonts w:ascii="Baskerville Old Face" w:hAnsi="Baskerville Old Face"/>
-          <w:sz w:val="24"/>
+          <w:rFonts w:ascii="Times New Roman" w:hAnsi="Times New Roman" w:cs="Times New Roman"/>
+          <w:sz w:val="24"/>
+          <w:szCs w:val="24"/>
           <w:lang w:val="es-ES"/>
         </w:rPr>
         <w:t>.</w:t>
@@ -150,23 +1983,26 @@
         </w:numPr>
         <w:spacing w:line="360" w:lineRule="auto"/>
         <w:rPr>
-          <w:rFonts w:ascii="Baskerville Old Face" w:hAnsi="Baskerville Old Face"/>
-          <w:sz w:val="24"/>
-          <w:lang w:val="es-ES"/>
-        </w:rPr>
-      </w:pPr>
-      <w:r>
-        <w:rPr>
-          <w:rFonts w:ascii="Baskerville Old Face" w:hAnsi="Baskerville Old Face"/>
-          <w:sz w:val="24"/>
+          <w:rFonts w:ascii="Times New Roman" w:hAnsi="Times New Roman" w:cs="Times New Roman"/>
+          <w:sz w:val="24"/>
+          <w:szCs w:val="24"/>
+          <w:lang w:val="es-ES"/>
+        </w:rPr>
+      </w:pPr>
+      <w:r>
+        <w:rPr>
+          <w:rFonts w:ascii="Times New Roman" w:hAnsi="Times New Roman" w:cs="Times New Roman"/>
+          <w:sz w:val="24"/>
+          <w:szCs w:val="24"/>
           <w:lang w:val="es-ES"/>
         </w:rPr>
         <w:t xml:space="preserve">Se van mezclando las fichas </w:t>
       </w:r>
       <w:r>
         <w:rPr>
-          <w:rFonts w:ascii="Baskerville Old Face" w:hAnsi="Baskerville Old Face"/>
-          <w:sz w:val="24"/>
+          <w:rFonts w:ascii="Times New Roman" w:hAnsi="Times New Roman" w:cs="Times New Roman"/>
+          <w:sz w:val="24"/>
+          <w:szCs w:val="24"/>
           <w:lang w:val="es-ES"/>
         </w:rPr>
         <w:t>y se reparten entre los jugadores (la cantidad de fichas depende del número de jugadores).</w:t>
@@ -181,34 +2017,20 @@
         </w:numPr>
         <w:spacing w:line="360" w:lineRule="auto"/>
         <w:rPr>
-          <w:rFonts w:ascii="Baskerville Old Face" w:hAnsi="Baskerville Old Face"/>
-          <w:sz w:val="24"/>
-          <w:lang w:val="es-ES"/>
-        </w:rPr>
-      </w:pPr>
-      <w:r>
-        <w:rPr>
-          <w:rFonts w:ascii="Baskerville Old Face" w:hAnsi="Baskerville Old Face"/>
-          <w:sz w:val="24"/>
-          <w:lang w:val="es-ES"/>
-        </w:rPr>
-        <w:t xml:space="preserve">Quedara una ficha en el medio, y los jugadores por turno, intentan conectar una de sus fichas a las ya colocadas en la tabla, emparejando el resultado de </w:t>
-      </w:r>
-      <w:r>
-        <w:rPr>
-          <w:rFonts w:ascii="Baskerville Old Face" w:hAnsi="Baskerville Old Face"/>
-          <w:sz w:val="24"/>
-          <w:lang w:val="es-ES"/>
-        </w:rPr>
-        <w:t>cada</w:t>
-      </w:r>
-      <w:r>
-        <w:rPr>
-          <w:rFonts w:ascii="Baskerville Old Face" w:hAnsi="Baskerville Old Face"/>
-          <w:sz w:val="24"/>
-          <w:lang w:val="es-ES"/>
-        </w:rPr>
-        <w:t xml:space="preserve"> operación.</w:t>
+          <w:rFonts w:ascii="Times New Roman" w:hAnsi="Times New Roman" w:cs="Times New Roman"/>
+          <w:sz w:val="24"/>
+          <w:szCs w:val="24"/>
+          <w:lang w:val="es-ES"/>
+        </w:rPr>
+      </w:pPr>
+      <w:r>
+        <w:rPr>
+          <w:rFonts w:ascii="Times New Roman" w:hAnsi="Times New Roman" w:cs="Times New Roman"/>
+          <w:sz w:val="24"/>
+          <w:szCs w:val="24"/>
+          <w:lang w:val="es-ES"/>
+        </w:rPr>
+        <w:t>Quedara una ficha en el medio, y los jugadores por turno, intentan conectar una de sus fichas a las ya colocadas en la tabla, emparejando el resultado de cada operación.</w:t>
       </w:r>
     </w:p>
     <w:p>
@@ -217,8 +2039,9 @@
         <w:spacing w:line="360" w:lineRule="auto"/>
         <w:ind w:left="360"/>
         <w:rPr>
-          <w:rFonts w:ascii="Baskerville Old Face" w:hAnsi="Baskerville Old Face"/>
-          <w:sz w:val="24"/>
+          <w:rFonts w:ascii="Times New Roman" w:hAnsi="Times New Roman" w:cs="Times New Roman"/>
+          <w:sz w:val="24"/>
+          <w:szCs w:val="24"/>
           <w:lang w:val="es-ES"/>
         </w:rPr>
       </w:pPr>
@@ -229,23 +2052,26 @@
         <w:spacing w:line="360" w:lineRule="auto"/>
         <w:ind w:left="0"/>
         <w:rPr>
-          <w:rFonts w:ascii="Baskerville Old Face" w:hAnsi="Baskerville Old Face"/>
-          <w:sz w:val="24"/>
-          <w:lang w:val="es-ES"/>
-        </w:rPr>
-      </w:pPr>
-      <w:r>
-        <w:rPr>
-          <w:rFonts w:ascii="Baskerville Old Face" w:hAnsi="Baskerville Old Face"/>
-          <w:sz w:val="24"/>
+          <w:rFonts w:ascii="Times New Roman" w:hAnsi="Times New Roman" w:cs="Times New Roman"/>
+          <w:sz w:val="24"/>
+          <w:szCs w:val="24"/>
+          <w:lang w:val="es-ES"/>
+        </w:rPr>
+      </w:pPr>
+      <w:r>
+        <w:rPr>
+          <w:rFonts w:ascii="Times New Roman" w:hAnsi="Times New Roman" w:cs="Times New Roman"/>
+          <w:sz w:val="24"/>
+          <w:szCs w:val="24"/>
           <w:lang w:val="es-ES"/>
         </w:rPr>
         <w:t>Se va a crear diferentes conjuntos de fichas según el nivel de dificultad del estudiante</w:t>
       </w:r>
       <w:r>
         <w:rPr>
-          <w:rFonts w:ascii="Baskerville Old Face" w:hAnsi="Baskerville Old Face"/>
-          <w:sz w:val="24"/>
+          <w:rFonts w:ascii="Times New Roman" w:hAnsi="Times New Roman" w:cs="Times New Roman"/>
+          <w:sz w:val="24"/>
+          <w:szCs w:val="24"/>
           <w:lang w:val="es-ES"/>
         </w:rPr>
         <w:t>, cada participante tendrá un tiempo ilimitado para hacer sus movimientos.</w:t>
@@ -257,8 +2083,9 @@
         <w:spacing w:line="360" w:lineRule="auto"/>
         <w:ind w:left="0"/>
         <w:rPr>
-          <w:rFonts w:ascii="Baskerville Old Face" w:hAnsi="Baskerville Old Face"/>
-          <w:sz w:val="24"/>
+          <w:rFonts w:ascii="Times New Roman" w:hAnsi="Times New Roman" w:cs="Times New Roman"/>
+          <w:sz w:val="24"/>
+          <w:szCs w:val="24"/>
           <w:lang w:val="es-ES"/>
         </w:rPr>
       </w:pPr>
@@ -269,80 +2096,1111 @@
         <w:spacing w:line="360" w:lineRule="auto"/>
         <w:ind w:left="0"/>
         <w:rPr>
-          <w:rFonts w:ascii="Baskerville Old Face" w:hAnsi="Baskerville Old Face"/>
-          <w:sz w:val="24"/>
-          <w:lang w:val="es-ES"/>
-        </w:rPr>
-      </w:pPr>
-      <w:r>
-        <w:rPr>
-          <w:rFonts w:ascii="Baskerville Old Face" w:hAnsi="Baskerville Old Face"/>
-          <w:sz w:val="24"/>
-          <w:lang w:val="es-ES"/>
-        </w:rPr>
-        <w:t xml:space="preserve">El domino de división y multiplicación será una herramienta educativa, divertida y eficaz que combina el aprendizaje matemático con la interacción social. </w:t>
-      </w:r>
-      <w:r>
-        <w:rPr>
-          <w:rFonts w:ascii="Baskerville Old Face" w:hAnsi="Baskerville Old Face"/>
-          <w:sz w:val="24"/>
-          <w:lang w:val="es-ES"/>
-        </w:rPr>
-        <w:t>Este proyecto tiene el potencial de proporcionar una herramienta educativa valiosa para estudiantes.</w:t>
+          <w:rFonts w:ascii="Times New Roman" w:hAnsi="Times New Roman" w:cs="Times New Roman"/>
+          <w:sz w:val="24"/>
+          <w:szCs w:val="24"/>
+          <w:lang w:val="es-ES"/>
+        </w:rPr>
+      </w:pPr>
+    </w:p>
+    <w:p>
+      <w:pPr>
+        <w:pStyle w:val="Prrafodelista"/>
+        <w:spacing w:line="360" w:lineRule="auto"/>
+        <w:ind w:left="0"/>
+        <w:rPr>
+          <w:rFonts w:ascii="Times New Roman" w:hAnsi="Times New Roman" w:cs="Times New Roman"/>
+          <w:sz w:val="24"/>
+          <w:szCs w:val="24"/>
+          <w:lang w:val="es-ES"/>
+        </w:rPr>
+      </w:pPr>
+    </w:p>
+    <w:p>
+      <w:pPr>
+        <w:pStyle w:val="Prrafodelista"/>
+        <w:spacing w:line="360" w:lineRule="auto"/>
+        <w:ind w:left="0"/>
+        <w:rPr>
+          <w:rFonts w:ascii="Times New Roman" w:hAnsi="Times New Roman" w:cs="Times New Roman"/>
+          <w:sz w:val="24"/>
+          <w:szCs w:val="24"/>
+          <w:lang w:val="es-ES"/>
+        </w:rPr>
+      </w:pPr>
+    </w:p>
+    <w:p>
+      <w:pPr>
+        <w:pStyle w:val="Prrafodelista"/>
+        <w:spacing w:line="360" w:lineRule="auto"/>
+        <w:ind w:left="0"/>
+        <w:rPr>
+          <w:rFonts w:ascii="Times New Roman" w:hAnsi="Times New Roman" w:cs="Times New Roman"/>
+          <w:sz w:val="24"/>
+          <w:szCs w:val="24"/>
+          <w:lang w:val="es-ES"/>
+        </w:rPr>
+      </w:pPr>
+    </w:p>
+    <w:p>
+      <w:pPr>
+        <w:pStyle w:val="Prrafodelista"/>
+        <w:spacing w:line="360" w:lineRule="auto"/>
+        <w:ind w:left="0"/>
+        <w:rPr>
+          <w:rFonts w:ascii="Times New Roman" w:hAnsi="Times New Roman" w:cs="Times New Roman"/>
+          <w:sz w:val="24"/>
+          <w:szCs w:val="24"/>
+          <w:lang w:val="es-ES"/>
+        </w:rPr>
+      </w:pPr>
+    </w:p>
+    <w:p>
+      <w:pPr>
+        <w:pStyle w:val="Prrafodelista"/>
+        <w:spacing w:line="360" w:lineRule="auto"/>
+        <w:ind w:left="0"/>
+        <w:rPr>
+          <w:rFonts w:ascii="Times New Roman" w:hAnsi="Times New Roman" w:cs="Times New Roman"/>
+          <w:sz w:val="24"/>
+          <w:szCs w:val="24"/>
+          <w:lang w:val="es-ES"/>
+        </w:rPr>
+      </w:pPr>
+    </w:p>
+    <w:p>
+      <w:pPr>
+        <w:pStyle w:val="Prrafodelista"/>
+        <w:spacing w:line="360" w:lineRule="auto"/>
+        <w:ind w:left="0"/>
+        <w:rPr>
+          <w:rFonts w:ascii="Times New Roman" w:hAnsi="Times New Roman" w:cs="Times New Roman"/>
+          <w:sz w:val="24"/>
+          <w:szCs w:val="24"/>
+          <w:lang w:val="es-ES"/>
+        </w:rPr>
+      </w:pPr>
+    </w:p>
+    <w:p>
+      <w:pPr>
+        <w:pStyle w:val="Prrafodelista"/>
+        <w:spacing w:line="360" w:lineRule="auto"/>
+        <w:ind w:left="0"/>
+        <w:rPr>
+          <w:rFonts w:ascii="Times New Roman" w:hAnsi="Times New Roman" w:cs="Times New Roman"/>
+          <w:sz w:val="24"/>
+          <w:szCs w:val="24"/>
+          <w:lang w:val="es-ES"/>
+        </w:rPr>
+      </w:pPr>
+    </w:p>
+    <w:p>
+      <w:pPr>
+        <w:pStyle w:val="Prrafodelista"/>
+        <w:spacing w:line="360" w:lineRule="auto"/>
+        <w:ind w:left="0"/>
+        <w:rPr>
+          <w:rFonts w:ascii="Times New Roman" w:hAnsi="Times New Roman" w:cs="Times New Roman"/>
+          <w:sz w:val="24"/>
+          <w:szCs w:val="24"/>
+          <w:lang w:val="es-ES"/>
+        </w:rPr>
+      </w:pPr>
+    </w:p>
+    <w:p>
+      <w:pPr>
+        <w:pStyle w:val="Prrafodelista"/>
+        <w:spacing w:line="360" w:lineRule="auto"/>
+        <w:ind w:left="0"/>
+        <w:rPr>
+          <w:rFonts w:ascii="Times New Roman" w:hAnsi="Times New Roman" w:cs="Times New Roman"/>
+          <w:sz w:val="24"/>
+          <w:szCs w:val="24"/>
+          <w:lang w:val="es-ES"/>
+        </w:rPr>
+      </w:pPr>
+    </w:p>
+    <w:p>
+      <w:pPr>
+        <w:pStyle w:val="Prrafodelista"/>
+        <w:spacing w:line="360" w:lineRule="auto"/>
+        <w:ind w:left="0"/>
+        <w:rPr>
+          <w:rFonts w:ascii="Times New Roman" w:hAnsi="Times New Roman" w:cs="Times New Roman"/>
+          <w:sz w:val="24"/>
+          <w:szCs w:val="24"/>
+          <w:lang w:val="es-ES"/>
+        </w:rPr>
+      </w:pPr>
+    </w:p>
+    <w:p>
+      <w:pPr>
+        <w:pStyle w:val="Prrafodelista"/>
+        <w:spacing w:line="360" w:lineRule="auto"/>
+        <w:ind w:left="0"/>
+        <w:rPr>
+          <w:rFonts w:ascii="Times New Roman" w:hAnsi="Times New Roman" w:cs="Times New Roman"/>
+          <w:sz w:val="24"/>
+          <w:szCs w:val="24"/>
+          <w:lang w:val="es-ES"/>
+        </w:rPr>
+      </w:pPr>
+    </w:p>
+    <w:p>
+      <w:pPr>
+        <w:pStyle w:val="Prrafodelista"/>
+        <w:spacing w:line="360" w:lineRule="auto"/>
+        <w:ind w:left="0"/>
+        <w:rPr>
+          <w:rFonts w:ascii="Times New Roman" w:hAnsi="Times New Roman" w:cs="Times New Roman"/>
+          <w:sz w:val="24"/>
+          <w:szCs w:val="24"/>
+          <w:lang w:val="es-ES"/>
+        </w:rPr>
+      </w:pPr>
+    </w:p>
+    <w:p>
+      <w:pPr>
+        <w:pStyle w:val="Prrafodelista"/>
+        <w:spacing w:line="360" w:lineRule="auto"/>
+        <w:ind w:left="0"/>
+        <w:rPr>
+          <w:rFonts w:ascii="Times New Roman" w:hAnsi="Times New Roman" w:cs="Times New Roman"/>
+          <w:sz w:val="24"/>
+          <w:szCs w:val="24"/>
+          <w:lang w:val="es-ES"/>
+        </w:rPr>
+      </w:pPr>
+    </w:p>
+    <w:p>
+      <w:pPr>
+        <w:pStyle w:val="Prrafodelista"/>
+        <w:numPr>
+          <w:ilvl w:val="0"/>
+          <w:numId w:val="10"/>
+        </w:numPr>
+        <w:spacing w:line="360" w:lineRule="auto"/>
+        <w:rPr>
+          <w:rFonts w:ascii="Times New Roman" w:hAnsi="Times New Roman" w:cs="Times New Roman"/>
+          <w:b/>
+          <w:sz w:val="24"/>
+          <w:szCs w:val="24"/>
+          <w:lang w:val="es-ES"/>
+        </w:rPr>
+      </w:pPr>
+      <w:r>
+        <w:rPr>
+          <w:rFonts w:ascii="Times New Roman" w:hAnsi="Times New Roman" w:cs="Times New Roman"/>
+          <w:b/>
+          <w:sz w:val="24"/>
+          <w:szCs w:val="24"/>
+          <w:lang w:val="es-ES"/>
+        </w:rPr>
+        <w:t>Prototipo:</w:t>
+      </w:r>
+    </w:p>
+    <w:p>
+      <w:pPr>
+        <w:pStyle w:val="Prrafodelista"/>
+        <w:numPr>
+          <w:ilvl w:val="0"/>
+          <w:numId w:val="16"/>
+        </w:numPr>
+        <w:spacing w:line="360" w:lineRule="auto"/>
+        <w:rPr>
+          <w:rFonts w:ascii="Times New Roman" w:hAnsi="Times New Roman" w:cs="Times New Roman"/>
+          <w:b/>
+          <w:sz w:val="24"/>
+          <w:szCs w:val="24"/>
+          <w:lang w:val="es-ES"/>
+        </w:rPr>
+      </w:pPr>
+      <w:r>
+        <w:rPr>
+          <w:rFonts w:ascii="Times New Roman" w:hAnsi="Times New Roman" w:cs="Times New Roman"/>
+          <w:b/>
+          <w:sz w:val="24"/>
+          <w:szCs w:val="24"/>
+        </w:rPr>
+        <w:t>Pantalla de inicio:</w:t>
+      </w:r>
+    </w:p>
+    <w:p>
+      <w:pPr>
+        <w:pStyle w:val="Prrafodelista"/>
+        <w:numPr>
+          <w:ilvl w:val="0"/>
+          <w:numId w:val="17"/>
+        </w:numPr>
+        <w:spacing w:line="360" w:lineRule="auto"/>
+        <w:rPr>
+          <w:rFonts w:ascii="Times New Roman" w:hAnsi="Times New Roman" w:cs="Times New Roman"/>
+          <w:sz w:val="24"/>
+          <w:szCs w:val="24"/>
+          <w:lang w:val="es-ES"/>
+        </w:rPr>
+      </w:pPr>
+      <w:r>
+        <w:rPr>
+          <w:rFonts w:ascii="Times New Roman" w:hAnsi="Times New Roman" w:cs="Times New Roman"/>
+          <w:sz w:val="24"/>
+          <w:szCs w:val="24"/>
+          <w:lang w:val="es-ES"/>
+        </w:rPr>
+        <w:t xml:space="preserve">Logo del juego </w:t>
+      </w:r>
+      <w:proofErr w:type="spellStart"/>
+      <w:r>
+        <w:rPr>
+          <w:rFonts w:ascii="Times New Roman" w:hAnsi="Times New Roman" w:cs="Times New Roman"/>
+          <w:sz w:val="24"/>
+          <w:szCs w:val="24"/>
+          <w:lang w:val="es-ES"/>
+        </w:rPr>
+        <w:t>DomiMath</w:t>
+      </w:r>
+      <w:proofErr w:type="spellEnd"/>
+    </w:p>
+    <w:p>
+      <w:pPr>
+        <w:pStyle w:val="Prrafodelista"/>
+        <w:numPr>
+          <w:ilvl w:val="0"/>
+          <w:numId w:val="17"/>
+        </w:numPr>
+        <w:spacing w:line="360" w:lineRule="auto"/>
+        <w:rPr>
+          <w:rFonts w:ascii="Times New Roman" w:hAnsi="Times New Roman" w:cs="Times New Roman"/>
+          <w:sz w:val="24"/>
+          <w:szCs w:val="24"/>
+          <w:lang w:val="es-ES"/>
+        </w:rPr>
+      </w:pPr>
+      <w:r>
+        <w:rPr>
+          <w:rFonts w:ascii="Times New Roman" w:hAnsi="Times New Roman" w:cs="Times New Roman"/>
+          <w:sz w:val="24"/>
+          <w:szCs w:val="24"/>
+          <w:lang w:val="es-ES"/>
+        </w:rPr>
+        <w:t>Botones para "Iniciar sesión" y "Registrarse"</w:t>
+      </w:r>
+    </w:p>
+    <w:p>
+      <w:pPr>
+        <w:pStyle w:val="Prrafodelista"/>
+        <w:numPr>
+          <w:ilvl w:val="0"/>
+          <w:numId w:val="16"/>
+        </w:numPr>
+        <w:spacing w:line="360" w:lineRule="auto"/>
+        <w:rPr>
+          <w:rFonts w:ascii="Times New Roman" w:hAnsi="Times New Roman" w:cs="Times New Roman"/>
+          <w:b/>
+          <w:sz w:val="24"/>
+          <w:szCs w:val="24"/>
+          <w:lang w:val="es-ES"/>
+        </w:rPr>
+      </w:pPr>
+      <w:r>
+        <w:rPr>
+          <w:rFonts w:ascii="Times New Roman" w:hAnsi="Times New Roman" w:cs="Times New Roman"/>
+          <w:b/>
+          <w:sz w:val="24"/>
+          <w:szCs w:val="24"/>
+        </w:rPr>
+        <w:t>Pantalla de juego principal:</w:t>
+      </w:r>
+    </w:p>
+    <w:p>
+      <w:pPr>
+        <w:pStyle w:val="Prrafodelista"/>
+        <w:numPr>
+          <w:ilvl w:val="0"/>
+          <w:numId w:val="18"/>
+        </w:numPr>
+        <w:spacing w:line="360" w:lineRule="auto"/>
+        <w:rPr>
+          <w:rFonts w:ascii="Times New Roman" w:hAnsi="Times New Roman" w:cs="Times New Roman"/>
+          <w:sz w:val="24"/>
+          <w:szCs w:val="24"/>
+          <w:lang w:val="es-ES"/>
+        </w:rPr>
+      </w:pPr>
+      <w:r>
+        <w:rPr>
+          <w:rFonts w:ascii="Times New Roman" w:hAnsi="Times New Roman" w:cs="Times New Roman"/>
+          <w:sz w:val="24"/>
+          <w:szCs w:val="24"/>
+          <w:lang w:val="es-ES"/>
+        </w:rPr>
+        <w:t>Tablero de juego con fichas de dominó matemático</w:t>
+      </w:r>
+    </w:p>
+    <w:p>
+      <w:pPr>
+        <w:pStyle w:val="Prrafodelista"/>
+        <w:numPr>
+          <w:ilvl w:val="0"/>
+          <w:numId w:val="18"/>
+        </w:numPr>
+        <w:spacing w:line="360" w:lineRule="auto"/>
+        <w:rPr>
+          <w:rFonts w:ascii="Times New Roman" w:hAnsi="Times New Roman" w:cs="Times New Roman"/>
+          <w:sz w:val="24"/>
+          <w:szCs w:val="24"/>
+          <w:lang w:val="es-ES"/>
+        </w:rPr>
+      </w:pPr>
+      <w:r>
+        <w:rPr>
+          <w:rFonts w:ascii="Times New Roman" w:hAnsi="Times New Roman" w:cs="Times New Roman"/>
+          <w:sz w:val="24"/>
+          <w:szCs w:val="24"/>
+          <w:lang w:val="es-ES"/>
+        </w:rPr>
+        <w:t>Área para las fichas del jugador</w:t>
+      </w:r>
+    </w:p>
+    <w:p>
+      <w:pPr>
+        <w:pStyle w:val="Prrafodelista"/>
+        <w:numPr>
+          <w:ilvl w:val="0"/>
+          <w:numId w:val="16"/>
+        </w:numPr>
+        <w:spacing w:line="360" w:lineRule="auto"/>
+        <w:rPr>
+          <w:rFonts w:ascii="Times New Roman" w:hAnsi="Times New Roman" w:cs="Times New Roman"/>
+          <w:b/>
+          <w:sz w:val="24"/>
+          <w:szCs w:val="24"/>
+          <w:lang w:val="es-ES"/>
+        </w:rPr>
+      </w:pPr>
+      <w:r>
+        <w:rPr>
+          <w:rFonts w:ascii="Times New Roman" w:hAnsi="Times New Roman" w:cs="Times New Roman"/>
+          <w:b/>
+          <w:sz w:val="24"/>
+          <w:szCs w:val="24"/>
+        </w:rPr>
+        <w:t>Ejemplo de ficha de dominó:</w:t>
+      </w:r>
+    </w:p>
+    <w:p>
+      <w:pPr>
+        <w:spacing w:line="360" w:lineRule="auto"/>
+        <w:jc w:val="center"/>
+        <w:rPr>
+          <w:rFonts w:ascii="Times New Roman" w:hAnsi="Times New Roman" w:cs="Times New Roman"/>
+          <w:sz w:val="24"/>
+          <w:szCs w:val="24"/>
+          <w:lang w:val="es-ES"/>
+        </w:rPr>
+      </w:pPr>
+      <w:r>
+        <w:rPr>
+          <w:rFonts w:ascii="Times New Roman" w:hAnsi="Times New Roman" w:cs="Times New Roman"/>
+          <w:sz w:val="24"/>
+          <w:szCs w:val="24"/>
+        </w:rPr>
+        <w:drawing>
+          <wp:inline distT="0" distB="0" distL="0" distR="0">
+            <wp:extent cx="2354361" cy="1397921"/>
+            <wp:effectExtent l="19050" t="19050" r="27305" b="12065"/>
+            <wp:docPr id="7" name="Imagen 7" descr="DOMINO MULTIPLICACION-DIVISION NARDIL 8231 | Oca Didó"/>
+            <wp:cNvGraphicFramePr>
+              <a:graphicFrameLocks xmlns:a="http://schemas.openxmlformats.org/drawingml/2006/main" noChangeAspect="1"/>
+            </wp:cNvGraphicFramePr>
+            <a:graphic xmlns:a="http://schemas.openxmlformats.org/drawingml/2006/main">
+              <a:graphicData uri="http://schemas.openxmlformats.org/drawingml/2006/picture">
+                <pic:pic xmlns:pic="http://schemas.openxmlformats.org/drawingml/2006/picture">
+                  <pic:nvPicPr>
+                    <pic:cNvPr id="0" name="Picture 7" descr="DOMINO MULTIPLICACION-DIVISION NARDIL 8231 | Oca Didó"/>
+                    <pic:cNvPicPr>
+                      <a:picLocks noChangeAspect="1" noChangeArrowheads="1"/>
+                    </pic:cNvPicPr>
+                  </pic:nvPicPr>
+                  <pic:blipFill>
+                    <a:blip r:embed="rId9">
+                      <a:extLst>
+                        <a:ext uri="{28A0092B-C50C-407E-A947-70E740481C1C}">
+                          <a14:useLocalDpi xmlns:a14="http://schemas.microsoft.com/office/drawing/2010/main" val="0"/>
+                        </a:ext>
+                      </a:extLst>
+                    </a:blip>
+                    <a:srcRect/>
+                    <a:stretch>
+                      <a:fillRect/>
+                    </a:stretch>
+                  </pic:blipFill>
+                  <pic:spPr bwMode="auto">
+                    <a:xfrm>
+                      <a:off x="0" y="0"/>
+                      <a:ext cx="2374921" cy="1410128"/>
+                    </a:xfrm>
+                    <a:prstGeom prst="rect">
+                      <a:avLst/>
+                    </a:prstGeom>
+                    <a:noFill/>
+                    <a:ln>
+                      <a:solidFill>
+                        <a:schemeClr val="accent1"/>
+                      </a:solidFill>
+                    </a:ln>
+                  </pic:spPr>
+                </pic:pic>
+              </a:graphicData>
+            </a:graphic>
+          </wp:inline>
+        </w:drawing>
+      </w:r>
+    </w:p>
+    <w:p>
+      <w:pPr>
+        <w:spacing w:line="360" w:lineRule="auto"/>
+        <w:jc w:val="center"/>
+        <w:rPr>
+          <w:rFonts w:ascii="Times New Roman" w:hAnsi="Times New Roman" w:cs="Times New Roman"/>
+          <w:sz w:val="24"/>
+          <w:szCs w:val="24"/>
+          <w:lang w:val="es-ES"/>
+        </w:rPr>
+      </w:pPr>
+      <w:r>
+        <w:rPr>
+          <w:rFonts w:ascii="Times New Roman" w:hAnsi="Times New Roman" w:cs="Times New Roman"/>
+          <w:sz w:val="24"/>
+          <w:szCs w:val="24"/>
+        </w:rPr>
+        <w:drawing>
+          <wp:inline distT="0" distB="0" distL="0" distR="0">
+            <wp:extent cx="2280744" cy="2280744"/>
+            <wp:effectExtent l="19050" t="19050" r="24765" b="24765"/>
+            <wp:docPr id="8" name="Imagen 8" descr="Dominó matemático de multiplicación Nardil - espacioLogopedico"/>
+            <wp:cNvGraphicFramePr>
+              <a:graphicFrameLocks xmlns:a="http://schemas.openxmlformats.org/drawingml/2006/main" noChangeAspect="1"/>
+            </wp:cNvGraphicFramePr>
+            <a:graphic xmlns:a="http://schemas.openxmlformats.org/drawingml/2006/main">
+              <a:graphicData uri="http://schemas.openxmlformats.org/drawingml/2006/picture">
+                <pic:pic xmlns:pic="http://schemas.openxmlformats.org/drawingml/2006/picture">
+                  <pic:nvPicPr>
+                    <pic:cNvPr id="0" name="Picture 9" descr="Dominó matemático de multiplicación Nardil - espacioLogopedico"/>
+                    <pic:cNvPicPr>
+                      <a:picLocks noChangeAspect="1" noChangeArrowheads="1"/>
+                    </pic:cNvPicPr>
+                  </pic:nvPicPr>
+                  <pic:blipFill>
+                    <a:blip r:embed="rId10" cstate="print">
+                      <a:extLst>
+                        <a:ext uri="{28A0092B-C50C-407E-A947-70E740481C1C}">
+                          <a14:useLocalDpi xmlns:a14="http://schemas.microsoft.com/office/drawing/2010/main" val="0"/>
+                        </a:ext>
+                      </a:extLst>
+                    </a:blip>
+                    <a:srcRect/>
+                    <a:stretch>
+                      <a:fillRect/>
+                    </a:stretch>
+                  </pic:blipFill>
+                  <pic:spPr bwMode="auto">
+                    <a:xfrm>
+                      <a:off x="0" y="0"/>
+                      <a:ext cx="2288695" cy="2288695"/>
+                    </a:xfrm>
+                    <a:prstGeom prst="rect">
+                      <a:avLst/>
+                    </a:prstGeom>
+                    <a:noFill/>
+                    <a:ln>
+                      <a:solidFill>
+                        <a:schemeClr val="accent1"/>
+                      </a:solidFill>
+                    </a:ln>
+                  </pic:spPr>
+                </pic:pic>
+              </a:graphicData>
+            </a:graphic>
+          </wp:inline>
+        </w:drawing>
+      </w:r>
+    </w:p>
+    <w:p>
+      <w:pPr>
+        <w:spacing w:line="360" w:lineRule="auto"/>
+        <w:jc w:val="center"/>
+        <w:rPr>
+          <w:rFonts w:ascii="Times New Roman" w:hAnsi="Times New Roman" w:cs="Times New Roman"/>
+          <w:sz w:val="24"/>
+          <w:szCs w:val="24"/>
+          <w:lang w:val="es-ES"/>
+        </w:rPr>
+      </w:pPr>
+    </w:p>
+    <w:p>
+      <w:pPr>
+        <w:pStyle w:val="Prrafodelista"/>
+        <w:numPr>
+          <w:ilvl w:val="0"/>
+          <w:numId w:val="16"/>
+        </w:numPr>
+        <w:spacing w:line="360" w:lineRule="auto"/>
+        <w:rPr>
+          <w:rFonts w:ascii="Times New Roman" w:hAnsi="Times New Roman" w:cs="Times New Roman"/>
+          <w:b/>
+          <w:sz w:val="24"/>
+          <w:szCs w:val="24"/>
+          <w:lang w:val="es-ES"/>
+        </w:rPr>
+      </w:pPr>
+      <w:r>
+        <w:rPr>
+          <w:rFonts w:ascii="Times New Roman" w:hAnsi="Times New Roman" w:cs="Times New Roman"/>
+          <w:b/>
+          <w:sz w:val="24"/>
+          <w:szCs w:val="24"/>
+        </w:rPr>
+        <w:t>Pantalla de fin de juego:</w:t>
+      </w:r>
+    </w:p>
+    <w:p>
+      <w:pPr>
+        <w:pStyle w:val="Prrafodelista"/>
+        <w:numPr>
+          <w:ilvl w:val="0"/>
+          <w:numId w:val="20"/>
+        </w:numPr>
+        <w:spacing w:line="360" w:lineRule="auto"/>
+        <w:rPr>
+          <w:rFonts w:ascii="Times New Roman" w:hAnsi="Times New Roman" w:cs="Times New Roman"/>
+          <w:sz w:val="24"/>
+          <w:szCs w:val="24"/>
+          <w:lang w:val="es-ES"/>
+        </w:rPr>
+      </w:pPr>
+      <w:r>
+        <w:rPr>
+          <w:rFonts w:ascii="Times New Roman" w:hAnsi="Times New Roman" w:cs="Times New Roman"/>
+          <w:sz w:val="24"/>
+          <w:szCs w:val="24"/>
+        </w:rPr>
+        <w:t>Resumen de la partida (pun</w:t>
       </w:r>
       <w:bookmarkStart w:id="0" w:name="_GoBack"/>
       <w:bookmarkEnd w:id="0"/>
-    </w:p>
-    <w:p>
-      <w:pPr>
-        <w:pStyle w:val="Prrafodelista"/>
+      <w:r>
+        <w:rPr>
+          <w:rFonts w:ascii="Times New Roman" w:hAnsi="Times New Roman" w:cs="Times New Roman"/>
+          <w:sz w:val="24"/>
+          <w:szCs w:val="24"/>
+        </w:rPr>
+        <w:t>tos obtenidos</w:t>
+      </w:r>
+      <w:r>
+        <w:rPr>
+          <w:rFonts w:ascii="Times New Roman" w:hAnsi="Times New Roman" w:cs="Times New Roman"/>
+          <w:sz w:val="24"/>
+          <w:szCs w:val="24"/>
+        </w:rPr>
+        <w:t xml:space="preserve">, </w:t>
+      </w:r>
+      <w:proofErr w:type="spellStart"/>
+      <w:r>
+        <w:rPr>
+          <w:rFonts w:ascii="Times New Roman" w:hAnsi="Times New Roman" w:cs="Times New Roman"/>
+          <w:sz w:val="24"/>
+          <w:szCs w:val="24"/>
+        </w:rPr>
+        <w:t>etc</w:t>
+      </w:r>
+      <w:proofErr w:type="spellEnd"/>
+      <w:r>
+        <w:rPr>
+          <w:rFonts w:ascii="Times New Roman" w:hAnsi="Times New Roman" w:cs="Times New Roman"/>
+          <w:sz w:val="24"/>
+          <w:szCs w:val="24"/>
+        </w:rPr>
+        <w:t>)</w:t>
+      </w:r>
+    </w:p>
+    <w:p>
+      <w:pPr>
+        <w:pStyle w:val="Prrafodelista"/>
+        <w:numPr>
+          <w:ilvl w:val="0"/>
+          <w:numId w:val="20"/>
+        </w:numPr>
+        <w:spacing w:line="360" w:lineRule="auto"/>
+        <w:rPr>
+          <w:rFonts w:ascii="Times New Roman" w:hAnsi="Times New Roman" w:cs="Times New Roman"/>
+          <w:sz w:val="24"/>
+          <w:szCs w:val="24"/>
+          <w:lang w:val="es-ES"/>
+        </w:rPr>
+      </w:pPr>
+      <w:r>
+        <w:rPr>
+          <w:rFonts w:ascii="Times New Roman" w:hAnsi="Times New Roman" w:cs="Times New Roman"/>
+          <w:sz w:val="24"/>
+          <w:szCs w:val="24"/>
+        </w:rPr>
+        <w:t>Opción para jugar de nuevo o volver al menú principal</w:t>
+      </w:r>
+    </w:p>
+    <w:p>
+      <w:pPr>
+        <w:pStyle w:val="Prrafodelista"/>
+        <w:spacing w:line="360" w:lineRule="auto"/>
+        <w:ind w:left="1800"/>
+        <w:rPr>
+          <w:rFonts w:ascii="Times New Roman" w:hAnsi="Times New Roman" w:cs="Times New Roman"/>
+          <w:sz w:val="24"/>
+          <w:szCs w:val="24"/>
+          <w:lang w:val="es-ES"/>
+        </w:rPr>
+      </w:pPr>
+    </w:p>
+    <w:p>
+      <w:pPr>
+        <w:pStyle w:val="Prrafodelista"/>
+        <w:spacing w:line="360" w:lineRule="auto"/>
         <w:ind w:left="0"/>
         <w:rPr>
+          <w:rFonts w:ascii="Times New Roman" w:hAnsi="Times New Roman" w:cs="Times New Roman"/>
+          <w:sz w:val="24"/>
+          <w:szCs w:val="24"/>
+          <w:lang w:val="es-ES"/>
+        </w:rPr>
+      </w:pPr>
+      <w:r>
+        <w:rPr>
+          <w:rFonts w:ascii="Times New Roman" w:hAnsi="Times New Roman" w:cs="Times New Roman"/>
+          <w:sz w:val="24"/>
+          <w:szCs w:val="24"/>
+          <w:lang w:val="es-ES"/>
+        </w:rPr>
+        <w:lastRenderedPageBreak/>
+        <w:t xml:space="preserve">El domino de división y multiplicación será una herramienta educativa, divertida y eficaz que combina el aprendizaje matemático con la interacción social. </w:t>
+      </w:r>
+      <w:r>
+        <w:rPr>
+          <w:rFonts w:ascii="Times New Roman" w:hAnsi="Times New Roman" w:cs="Times New Roman"/>
+          <w:sz w:val="24"/>
+          <w:szCs w:val="24"/>
+          <w:lang w:val="es-ES"/>
+        </w:rPr>
+        <w:t>Este proyecto tiene el potencial de proporcionar una herramienta educativa valiosa para estudiantes.</w:t>
+      </w:r>
+    </w:p>
+    <w:p>
+      <w:pPr>
+        <w:pStyle w:val="Prrafodelista"/>
+        <w:spacing w:line="360" w:lineRule="auto"/>
+        <w:ind w:left="0"/>
+        <w:rPr>
           <w:rFonts w:ascii="Baskerville Old Face" w:hAnsi="Baskerville Old Face"/>
           <w:sz w:val="24"/>
-          <w:lang w:val="es-ES"/>
-        </w:rPr>
-      </w:pPr>
-    </w:p>
-    <w:p>
-      <w:pPr>
+          <w:szCs w:val="24"/>
+          <w:lang w:val="es-ES"/>
+        </w:rPr>
+      </w:pPr>
+    </w:p>
+    <w:p>
+      <w:pPr>
+        <w:pStyle w:val="Prrafodelista"/>
+        <w:spacing w:line="360" w:lineRule="auto"/>
+        <w:ind w:left="0"/>
         <w:rPr>
           <w:rFonts w:ascii="Baskerville Old Face" w:hAnsi="Baskerville Old Face"/>
           <w:sz w:val="24"/>
-          <w:lang w:val="es-ES"/>
-        </w:rPr>
-      </w:pPr>
-    </w:p>
-    <w:p>
-      <w:pPr>
+          <w:szCs w:val="24"/>
+          <w:lang w:val="es-ES"/>
+        </w:rPr>
+      </w:pPr>
+    </w:p>
+    <w:p>
+      <w:pPr>
+        <w:pStyle w:val="Prrafodelista"/>
+        <w:spacing w:line="360" w:lineRule="auto"/>
+        <w:ind w:left="0"/>
         <w:rPr>
           <w:rFonts w:ascii="Baskerville Old Face" w:hAnsi="Baskerville Old Face"/>
           <w:sz w:val="24"/>
-          <w:lang w:val="es-ES"/>
-        </w:rPr>
-      </w:pPr>
-    </w:p>
-    <w:p>
-      <w:pPr>
+          <w:szCs w:val="24"/>
+          <w:lang w:val="es-ES"/>
+        </w:rPr>
+      </w:pPr>
+    </w:p>
+    <w:p>
+      <w:pPr>
+        <w:pStyle w:val="Prrafodelista"/>
+        <w:numPr>
+          <w:ilvl w:val="0"/>
+          <w:numId w:val="10"/>
+        </w:numPr>
+        <w:spacing w:line="360" w:lineRule="auto"/>
+        <w:rPr>
+          <w:rFonts w:ascii="Times New Roman" w:hAnsi="Times New Roman" w:cs="Times New Roman"/>
+          <w:b/>
+          <w:sz w:val="24"/>
+          <w:szCs w:val="24"/>
+          <w:lang w:val="es-ES"/>
+        </w:rPr>
+      </w:pPr>
+      <w:r>
+        <w:rPr>
+          <w:rFonts w:ascii="Times New Roman" w:hAnsi="Times New Roman" w:cs="Times New Roman"/>
+          <w:b/>
+          <w:sz w:val="24"/>
+          <w:szCs w:val="24"/>
+        </w:rPr>
+        <w:t>Referencias Bibliográficas</w:t>
+      </w:r>
+    </w:p>
+    <w:p>
+      <w:pPr>
+        <w:spacing w:line="360" w:lineRule="auto"/>
+        <w:ind w:left="360"/>
+        <w:rPr>
+          <w:rFonts w:ascii="Times New Roman" w:hAnsi="Times New Roman" w:cs="Times New Roman"/>
+          <w:sz w:val="24"/>
+          <w:szCs w:val="24"/>
+          <w:lang w:val="es-ES"/>
+        </w:rPr>
+      </w:pPr>
+      <w:sdt>
+        <w:sdtPr>
+          <w:rPr>
+            <w:rFonts w:ascii="Times New Roman" w:hAnsi="Times New Roman" w:cs="Times New Roman"/>
+            <w:sz w:val="24"/>
+            <w:szCs w:val="24"/>
+            <w:lang w:val="es-ES"/>
+          </w:rPr>
+          <w:id w:val="1735117701"/>
+          <w:citation/>
+        </w:sdtPr>
+        <w:sdtContent>
+          <w:r>
+            <w:rPr>
+              <w:rFonts w:ascii="Times New Roman" w:hAnsi="Times New Roman" w:cs="Times New Roman"/>
+              <w:sz w:val="24"/>
+              <w:szCs w:val="24"/>
+              <w:lang w:val="es-ES"/>
+            </w:rPr>
+            <w:fldChar w:fldCharType="begin"/>
+          </w:r>
+          <w:r>
+            <w:rPr>
+              <w:rFonts w:ascii="Times New Roman" w:hAnsi="Times New Roman" w:cs="Times New Roman"/>
+              <w:sz w:val="24"/>
+              <w:szCs w:val="24"/>
+              <w:lang w:val="es-ES"/>
+            </w:rPr>
+            <w:instrText xml:space="preserve"> CITATION UNC \l 3082 </w:instrText>
+          </w:r>
+          <w:r>
+            <w:rPr>
+              <w:rFonts w:ascii="Times New Roman" w:hAnsi="Times New Roman" w:cs="Times New Roman"/>
+              <w:sz w:val="24"/>
+              <w:szCs w:val="24"/>
+              <w:lang w:val="es-ES"/>
+            </w:rPr>
+            <w:fldChar w:fldCharType="separate"/>
+          </w:r>
+          <w:r>
+            <w:rPr>
+              <w:rFonts w:ascii="Times New Roman" w:hAnsi="Times New Roman" w:cs="Times New Roman"/>
+              <w:noProof/>
+              <w:sz w:val="24"/>
+              <w:szCs w:val="24"/>
+              <w:lang w:val="es-ES"/>
+            </w:rPr>
+            <w:t>(UNCOMO, s.f.)</w:t>
+          </w:r>
+          <w:r>
+            <w:rPr>
+              <w:rFonts w:ascii="Times New Roman" w:hAnsi="Times New Roman" w:cs="Times New Roman"/>
+              <w:sz w:val="24"/>
+              <w:szCs w:val="24"/>
+              <w:lang w:val="es-ES"/>
+            </w:rPr>
+            <w:fldChar w:fldCharType="end"/>
+          </w:r>
+        </w:sdtContent>
+      </w:sdt>
+    </w:p>
+    <w:p>
+      <w:pPr>
+        <w:spacing w:line="360" w:lineRule="auto"/>
+        <w:ind w:left="360"/>
+        <w:rPr>
+          <w:rFonts w:ascii="Times New Roman" w:hAnsi="Times New Roman" w:cs="Times New Roman"/>
+          <w:sz w:val="24"/>
+          <w:szCs w:val="24"/>
+          <w:lang w:val="es-ES"/>
+        </w:rPr>
+      </w:pPr>
+      <w:sdt>
+        <w:sdtPr>
+          <w:rPr>
+            <w:rFonts w:ascii="Times New Roman" w:hAnsi="Times New Roman" w:cs="Times New Roman"/>
+            <w:sz w:val="24"/>
+            <w:szCs w:val="24"/>
+            <w:lang w:val="es-ES"/>
+          </w:rPr>
+          <w:id w:val="317618042"/>
+          <w:citation/>
+        </w:sdtPr>
+        <w:sdtContent>
+          <w:r>
+            <w:rPr>
+              <w:rFonts w:ascii="Times New Roman" w:hAnsi="Times New Roman" w:cs="Times New Roman"/>
+              <w:sz w:val="24"/>
+              <w:szCs w:val="24"/>
+              <w:lang w:val="es-ES"/>
+            </w:rPr>
+            <w:fldChar w:fldCharType="begin"/>
+          </w:r>
+          <w:r>
+            <w:rPr>
+              <w:rFonts w:ascii="Times New Roman" w:hAnsi="Times New Roman" w:cs="Times New Roman"/>
+              <w:sz w:val="24"/>
+              <w:szCs w:val="24"/>
+              <w:lang w:val="es-ES"/>
+            </w:rPr>
+            <w:instrText xml:space="preserve"> CITATION Mal \l 3082 </w:instrText>
+          </w:r>
+          <w:r>
+            <w:rPr>
+              <w:rFonts w:ascii="Times New Roman" w:hAnsi="Times New Roman" w:cs="Times New Roman"/>
+              <w:sz w:val="24"/>
+              <w:szCs w:val="24"/>
+              <w:lang w:val="es-ES"/>
+            </w:rPr>
+            <w:fldChar w:fldCharType="separate"/>
+          </w:r>
+          <w:r>
+            <w:rPr>
+              <w:rFonts w:ascii="Times New Roman" w:hAnsi="Times New Roman" w:cs="Times New Roman"/>
+              <w:noProof/>
+              <w:sz w:val="24"/>
+              <w:szCs w:val="24"/>
+              <w:lang w:val="es-ES"/>
+            </w:rPr>
+            <w:t>(Martin, s.f.)</w:t>
+          </w:r>
+          <w:r>
+            <w:rPr>
+              <w:rFonts w:ascii="Times New Roman" w:hAnsi="Times New Roman" w:cs="Times New Roman"/>
+              <w:sz w:val="24"/>
+              <w:szCs w:val="24"/>
+              <w:lang w:val="es-ES"/>
+            </w:rPr>
+            <w:fldChar w:fldCharType="end"/>
+          </w:r>
+        </w:sdtContent>
+      </w:sdt>
+    </w:p>
+    <w:bookmarkStart w:id="1" w:name="_Toc171281508" w:displacedByCustomXml="next"/>
+    <w:sdt>
+      <w:sdtPr>
+        <w:rPr>
+          <w:lang w:val="es-ES"/>
+        </w:rPr>
+        <w:id w:val="1241829674"/>
+        <w:docPartObj>
+          <w:docPartGallery w:val="Bibliographies"/>
+          <w:docPartUnique/>
+        </w:docPartObj>
+      </w:sdtPr>
+      <w:sdtEndPr>
+        <w:rPr>
+          <w:rFonts w:asciiTheme="minorHAnsi" w:eastAsiaTheme="minorHAnsi" w:hAnsiTheme="minorHAnsi" w:cstheme="minorBidi"/>
+          <w:color w:val="auto"/>
+          <w:sz w:val="22"/>
+          <w:szCs w:val="22"/>
+          <w:lang w:val="es-EC"/>
+        </w:rPr>
+      </w:sdtEndPr>
+      <w:sdtContent>
+        <w:p>
+          <w:pPr>
+            <w:pStyle w:val="Ttulo1"/>
+          </w:pPr>
+          <w:r>
+            <w:rPr>
+              <w:lang w:val="es-ES"/>
+            </w:rPr>
+            <w:t>Bibliografía</w:t>
+          </w:r>
+          <w:bookmarkEnd w:id="1"/>
+        </w:p>
+        <w:sdt>
+          <w:sdtPr>
+            <w:id w:val="111145805"/>
+            <w:bibliography/>
+          </w:sdtPr>
+          <w:sdtContent>
+            <w:p>
+              <w:pPr>
+                <w:pStyle w:val="Bibliografa"/>
+                <w:ind w:left="720" w:hanging="720"/>
+                <w:rPr>
+                  <w:noProof/>
+                  <w:sz w:val="24"/>
+                  <w:szCs w:val="24"/>
+                  <w:lang w:val="es-ES"/>
+                </w:rPr>
+              </w:pPr>
+              <w:r>
+                <w:fldChar w:fldCharType="begin"/>
+              </w:r>
+              <w:r>
+                <w:instrText>BIBLIOGRAPHY</w:instrText>
+              </w:r>
+              <w:r>
+                <w:fldChar w:fldCharType="separate"/>
+              </w:r>
+              <w:r>
+                <w:rPr>
+                  <w:noProof/>
+                  <w:lang w:val="es-ES"/>
+                </w:rPr>
+                <w:t xml:space="preserve">Martin, M. (s.f.). </w:t>
+              </w:r>
+              <w:r>
+                <w:rPr>
+                  <w:i/>
+                  <w:iCs/>
+                  <w:noProof/>
+                  <w:lang w:val="es-ES"/>
+                </w:rPr>
+                <w:t>Aprendiendo Matemáticas</w:t>
+              </w:r>
+              <w:r>
+                <w:rPr>
+                  <w:noProof/>
+                  <w:lang w:val="es-ES"/>
+                </w:rPr>
+                <w:t>. Obtenido de https://aprendiendomatematicas.com/actividades-de-matematicas-con-un-domino/</w:t>
+              </w:r>
+            </w:p>
+            <w:p>
+              <w:pPr>
+                <w:pStyle w:val="Bibliografa"/>
+                <w:ind w:left="720" w:hanging="720"/>
+                <w:rPr>
+                  <w:noProof/>
+                  <w:lang w:val="es-ES"/>
+                </w:rPr>
+              </w:pPr>
+              <w:r>
+                <w:rPr>
+                  <w:i/>
+                  <w:iCs/>
+                  <w:noProof/>
+                  <w:lang w:val="es-ES"/>
+                </w:rPr>
+                <w:t>UNCOMO</w:t>
+              </w:r>
+              <w:r>
+                <w:rPr>
+                  <w:noProof/>
+                  <w:lang w:val="es-ES"/>
+                </w:rPr>
+                <w:t>. (s.f.). Obtenido de https://www.mundodeportivo.com/uncomo/ocio/articulo/como-jugar-al-domino-cuantas-personas-fichas-y-reglas-1206.html.</w:t>
+              </w:r>
+            </w:p>
+            <w:p>
+              <w:r>
+                <w:rPr>
+                  <w:b/>
+                  <w:bCs/>
+                </w:rPr>
+                <w:fldChar w:fldCharType="end"/>
+              </w:r>
+            </w:p>
+          </w:sdtContent>
+        </w:sdt>
+      </w:sdtContent>
+    </w:sdt>
+    <w:p>
+      <w:pPr>
+        <w:spacing w:line="360" w:lineRule="auto"/>
+        <w:ind w:left="360"/>
+        <w:rPr>
+          <w:rFonts w:ascii="Times New Roman" w:hAnsi="Times New Roman" w:cs="Times New Roman"/>
+          <w:sz w:val="24"/>
+          <w:szCs w:val="24"/>
+          <w:lang w:val="es-ES"/>
+        </w:rPr>
+      </w:pPr>
+    </w:p>
+    <w:p>
+      <w:pPr>
+        <w:spacing w:line="360" w:lineRule="auto"/>
+        <w:ind w:left="360"/>
         <w:rPr>
           <w:rFonts w:ascii="Baskerville Old Face" w:hAnsi="Baskerville Old Face"/>
           <w:sz w:val="24"/>
-          <w:lang w:val="es-ES"/>
-        </w:rPr>
-      </w:pPr>
-      <w:r>
+          <w:szCs w:val="24"/>
+          <w:lang w:val="es-ES"/>
+        </w:rPr>
+      </w:pPr>
+    </w:p>
+    <w:p>
+      <w:pPr>
+        <w:spacing w:line="360" w:lineRule="auto"/>
         <w:rPr>
           <w:rFonts w:ascii="Baskerville Old Face" w:hAnsi="Baskerville Old Face"/>
           <w:sz w:val="24"/>
+          <w:szCs w:val="24"/>
+          <w:lang w:val="es-ES"/>
+        </w:rPr>
+      </w:pPr>
+    </w:p>
+    <w:p>
+      <w:pPr>
+        <w:spacing w:line="360" w:lineRule="auto"/>
+        <w:rPr>
+          <w:rFonts w:ascii="Baskerville Old Face" w:hAnsi="Baskerville Old Face"/>
+          <w:sz w:val="24"/>
+          <w:szCs w:val="24"/>
+          <w:lang w:val="es-ES"/>
+        </w:rPr>
+      </w:pPr>
+    </w:p>
+    <w:p>
+      <w:pPr>
+        <w:spacing w:line="360" w:lineRule="auto"/>
+        <w:rPr>
+          <w:rFonts w:ascii="Baskerville Old Face" w:hAnsi="Baskerville Old Face"/>
+          <w:sz w:val="24"/>
+          <w:szCs w:val="24"/>
+          <w:lang w:val="es-ES"/>
+        </w:rPr>
+      </w:pPr>
+      <w:r>
+        <w:rPr>
+          <w:rFonts w:ascii="Baskerville Old Face" w:hAnsi="Baskerville Old Face"/>
+          <w:sz w:val="24"/>
+          <w:szCs w:val="24"/>
           <w:lang w:val="es-ES"/>
         </w:rPr>
         <w:t xml:space="preserve"> </w:t>
       </w:r>
     </w:p>
     <w:sectPr>
-      <w:headerReference w:type="default" r:id="rId7"/>
+      <w:headerReference w:type="default" r:id="rId11"/>
       <w:pgSz w:w="11906" w:h="16838"/>
       <w:pgMar w:top="1417" w:right="1701" w:bottom="1417" w:left="1701" w:header="708" w:footer="708" w:gutter="0"/>
+      <w:pgBorders w:offsetFrom="page">
+        <w:top w:val="thinThickLargeGap" w:sz="24" w:space="24" w:color="002060"/>
+        <w:left w:val="thinThickLargeGap" w:sz="24" w:space="24" w:color="002060"/>
+        <w:bottom w:val="thickThinLargeGap" w:sz="24" w:space="24" w:color="002060"/>
+        <w:right w:val="thickThinLargeGap" w:sz="24" w:space="24" w:color="002060"/>
+      </w:pgBorders>
       <w:cols w:space="708"/>
       <w:docGrid w:linePitch="360"/>
     </w:sectPr>
@@ -405,19 +3263,47 @@
   <w:p>
     <w:pPr>
       <w:pStyle w:val="Encabezado"/>
-      <w:rPr>
-        <w:rFonts w:ascii="Baskerville Old Face" w:hAnsi="Baskerville Old Face"/>
-        <w:sz w:val="24"/>
-        <w:lang w:val="es-ES"/>
-      </w:rPr>
+      <w:jc w:val="both"/>
     </w:pPr>
     <w:r>
-      <w:rPr>
-        <w:rFonts w:ascii="Baskerville Old Face" w:hAnsi="Baskerville Old Face"/>
-        <w:sz w:val="24"/>
-        <w:lang w:val="es-ES"/>
-      </w:rPr>
-      <w:t xml:space="preserve">ESTUDIANTE: DIRLY CAICEDO </w:t>
+      <w:t xml:space="preserve">                                                                               </w:t>
+    </w:r>
+    <w:r>
+      <w:drawing>
+        <wp:inline distT="0" distB="0" distL="0" distR="0" wp14:anchorId="5B98AB15" wp14:editId="1EC32F52">
+          <wp:extent cx="2860766" cy="914400"/>
+          <wp:effectExtent l="0" t="0" r="0" b="0"/>
+          <wp:docPr id="1" name="Imagen 1"/>
+          <wp:cNvGraphicFramePr>
+            <a:graphicFrameLocks xmlns:a="http://schemas.openxmlformats.org/drawingml/2006/main" noChangeAspect="1"/>
+          </wp:cNvGraphicFramePr>
+          <a:graphic xmlns:a="http://schemas.openxmlformats.org/drawingml/2006/main">
+            <a:graphicData uri="http://schemas.openxmlformats.org/drawingml/2006/picture">
+              <pic:pic xmlns:pic="http://schemas.openxmlformats.org/drawingml/2006/picture">
+                <pic:nvPicPr>
+                  <pic:cNvPr id="1" name=""/>
+                  <pic:cNvPicPr/>
+                </pic:nvPicPr>
+                <pic:blipFill>
+                  <a:blip r:embed="rId1"/>
+                  <a:stretch>
+                    <a:fillRect/>
+                  </a:stretch>
+                </pic:blipFill>
+                <pic:spPr>
+                  <a:xfrm>
+                    <a:off x="0" y="0"/>
+                    <a:ext cx="2875175" cy="919006"/>
+                  </a:xfrm>
+                  <a:prstGeom prst="rect">
+                    <a:avLst/>
+                  </a:prstGeom>
+                </pic:spPr>
+              </pic:pic>
+            </a:graphicData>
+          </a:graphic>
+        </wp:inline>
+      </w:drawing>
     </w:r>
   </w:p>
 </w:hdr>
@@ -426,6 +3312,442 @@
 <file path=word/numbering.xml><?xml version="1.0" encoding="utf-8"?>
 <w:numbering xmlns:wpc="http://schemas.microsoft.com/office/word/2010/wordprocessingCanvas" xmlns:cx="http://schemas.microsoft.com/office/drawing/2014/chartex" xmlns:cx1="http://schemas.microsoft.com/office/drawing/2015/9/8/chartex" xmlns:cx2="http://schemas.microsoft.com/office/drawing/2015/10/21/chartex" xmlns:cx3="http://schemas.microsoft.com/office/drawing/2016/5/9/chartex" xmlns:cx4="http://schemas.microsoft.com/office/drawing/2016/5/10/chartex" xmlns:cx5="http://schemas.microsoft.com/office/drawing/2016/5/11/chartex" xmlns:cx6="http://schemas.microsoft.com/office/drawing/2016/5/12/chartex" xmlns:cx7="http://schemas.microsoft.com/office/drawing/2016/5/13/chartex" xmlns:cx8="http://schemas.microsoft.com/office/drawing/2016/5/14/chartex" xmlns:mc="http://schemas.openxmlformats.org/markup-compatibility/2006" xmlns:aink="http://schemas.microsoft.com/office/drawing/2016/ink" xmlns:am3d="http://schemas.microsoft.com/office/drawing/2017/model3d" xmlns:o="urn:schemas-microsoft-com:office:office" xmlns:r="http://schemas.openxmlformats.org/officeDocument/2006/relationships" xmlns:m="http://schemas.openxmlformats.org/officeDocument/2006/math" xmlns:v="urn:schemas-microsoft-com:vml" xmlns:wp14="http://schemas.microsoft.com/office/word/2010/wordprocessingDrawing" xmlns:wp="http://schemas.openxmlformats.org/drawingml/2006/wordprocessingDrawing" xmlns:w10="urn:schemas-microsoft-com:office:word" xmlns:w="http://schemas.openxmlformats.org/wordprocessingml/2006/main" xmlns:w14="http://schemas.microsoft.com/office/word/2010/wordml" xmlns:w15="http://schemas.microsoft.com/office/word/2012/wordml" xmlns:w16cid="http://schemas.microsoft.com/office/word/2016/wordml/cid" xmlns:w16se="http://schemas.microsoft.com/office/word/2015/wordml/symex" xmlns:wpg="http://schemas.microsoft.com/office/word/2010/wordprocessingGroup" xmlns:wpi="http://schemas.microsoft.com/office/word/2010/wordprocessingInk" xmlns:wne="http://schemas.microsoft.com/office/word/2006/wordml" xmlns:wps="http://schemas.microsoft.com/office/word/2010/wordprocessingShape" mc:Ignorable="w14 w15 w16se w16cid wp14">
   <w:abstractNum w:abstractNumId="0" w15:restartNumberingAfterBreak="0">
+    <w:nsid w:val="00E04BE5"/>
+    <w:multiLevelType w:val="multilevel"/>
+    <w:tmpl w:val="D67A9488"/>
+    <w:lvl w:ilvl="0">
+      <w:start w:val="1"/>
+      <w:numFmt w:val="decimal"/>
+      <w:lvlText w:val="%1."/>
+      <w:lvlJc w:val="left"/>
+      <w:pPr>
+        <w:ind w:left="720" w:hanging="360"/>
+      </w:pPr>
+      <w:rPr>
+        <w:rFonts w:hint="default"/>
+      </w:rPr>
+    </w:lvl>
+    <w:lvl w:ilvl="1">
+      <w:start w:val="4"/>
+      <w:numFmt w:val="decimal"/>
+      <w:isLgl/>
+      <w:lvlText w:val="%1.%2"/>
+      <w:lvlJc w:val="left"/>
+      <w:pPr>
+        <w:ind w:left="720" w:hanging="360"/>
+      </w:pPr>
+      <w:rPr>
+        <w:rFonts w:hint="default"/>
+      </w:rPr>
+    </w:lvl>
+    <w:lvl w:ilvl="2">
+      <w:start w:val="1"/>
+      <w:numFmt w:val="decimal"/>
+      <w:isLgl/>
+      <w:lvlText w:val="%1.%2.%3"/>
+      <w:lvlJc w:val="left"/>
+      <w:pPr>
+        <w:ind w:left="1080" w:hanging="720"/>
+      </w:pPr>
+      <w:rPr>
+        <w:rFonts w:hint="default"/>
+      </w:rPr>
+    </w:lvl>
+    <w:lvl w:ilvl="3">
+      <w:start w:val="1"/>
+      <w:numFmt w:val="decimal"/>
+      <w:isLgl/>
+      <w:lvlText w:val="%1.%2.%3.%4"/>
+      <w:lvlJc w:val="left"/>
+      <w:pPr>
+        <w:ind w:left="1080" w:hanging="720"/>
+      </w:pPr>
+      <w:rPr>
+        <w:rFonts w:hint="default"/>
+      </w:rPr>
+    </w:lvl>
+    <w:lvl w:ilvl="4">
+      <w:start w:val="1"/>
+      <w:numFmt w:val="decimal"/>
+      <w:isLgl/>
+      <w:lvlText w:val="%1.%2.%3.%4.%5"/>
+      <w:lvlJc w:val="left"/>
+      <w:pPr>
+        <w:ind w:left="1440" w:hanging="1080"/>
+      </w:pPr>
+      <w:rPr>
+        <w:rFonts w:hint="default"/>
+      </w:rPr>
+    </w:lvl>
+    <w:lvl w:ilvl="5">
+      <w:start w:val="1"/>
+      <w:numFmt w:val="decimal"/>
+      <w:isLgl/>
+      <w:lvlText w:val="%1.%2.%3.%4.%5.%6"/>
+      <w:lvlJc w:val="left"/>
+      <w:pPr>
+        <w:ind w:left="1440" w:hanging="1080"/>
+      </w:pPr>
+      <w:rPr>
+        <w:rFonts w:hint="default"/>
+      </w:rPr>
+    </w:lvl>
+    <w:lvl w:ilvl="6">
+      <w:start w:val="1"/>
+      <w:numFmt w:val="decimal"/>
+      <w:isLgl/>
+      <w:lvlText w:val="%1.%2.%3.%4.%5.%6.%7"/>
+      <w:lvlJc w:val="left"/>
+      <w:pPr>
+        <w:ind w:left="1800" w:hanging="1440"/>
+      </w:pPr>
+      <w:rPr>
+        <w:rFonts w:hint="default"/>
+      </w:rPr>
+    </w:lvl>
+    <w:lvl w:ilvl="7">
+      <w:start w:val="1"/>
+      <w:numFmt w:val="decimal"/>
+      <w:isLgl/>
+      <w:lvlText w:val="%1.%2.%3.%4.%5.%6.%7.%8"/>
+      <w:lvlJc w:val="left"/>
+      <w:pPr>
+        <w:ind w:left="1800" w:hanging="1440"/>
+      </w:pPr>
+      <w:rPr>
+        <w:rFonts w:hint="default"/>
+      </w:rPr>
+    </w:lvl>
+    <w:lvl w:ilvl="8">
+      <w:start w:val="1"/>
+      <w:numFmt w:val="decimal"/>
+      <w:isLgl/>
+      <w:lvlText w:val="%1.%2.%3.%4.%5.%6.%7.%8.%9"/>
+      <w:lvlJc w:val="left"/>
+      <w:pPr>
+        <w:ind w:left="2160" w:hanging="1800"/>
+      </w:pPr>
+      <w:rPr>
+        <w:rFonts w:hint="default"/>
+      </w:rPr>
+    </w:lvl>
+  </w:abstractNum>
+  <w:abstractNum w:abstractNumId="1" w15:restartNumberingAfterBreak="0">
+    <w:nsid w:val="0DC2054A"/>
+    <w:multiLevelType w:val="hybridMultilevel"/>
+    <w:tmpl w:val="16E24372"/>
+    <w:lvl w:ilvl="0" w:tplc="300A0001">
+      <w:start w:val="1"/>
+      <w:numFmt w:val="bullet"/>
+      <w:lvlText w:val=""/>
+      <w:lvlJc w:val="left"/>
+      <w:pPr>
+        <w:ind w:left="1080" w:hanging="360"/>
+      </w:pPr>
+      <w:rPr>
+        <w:rFonts w:ascii="Symbol" w:hAnsi="Symbol" w:hint="default"/>
+      </w:rPr>
+    </w:lvl>
+    <w:lvl w:ilvl="1" w:tplc="300A0003" w:tentative="1">
+      <w:start w:val="1"/>
+      <w:numFmt w:val="bullet"/>
+      <w:lvlText w:val="o"/>
+      <w:lvlJc w:val="left"/>
+      <w:pPr>
+        <w:ind w:left="1800" w:hanging="360"/>
+      </w:pPr>
+      <w:rPr>
+        <w:rFonts w:ascii="Courier New" w:hAnsi="Courier New" w:cs="Courier New" w:hint="default"/>
+      </w:rPr>
+    </w:lvl>
+    <w:lvl w:ilvl="2" w:tplc="300A0005" w:tentative="1">
+      <w:start w:val="1"/>
+      <w:numFmt w:val="bullet"/>
+      <w:lvlText w:val=""/>
+      <w:lvlJc w:val="left"/>
+      <w:pPr>
+        <w:ind w:left="2520" w:hanging="360"/>
+      </w:pPr>
+      <w:rPr>
+        <w:rFonts w:ascii="Wingdings" w:hAnsi="Wingdings" w:hint="default"/>
+      </w:rPr>
+    </w:lvl>
+    <w:lvl w:ilvl="3" w:tplc="300A0001" w:tentative="1">
+      <w:start w:val="1"/>
+      <w:numFmt w:val="bullet"/>
+      <w:lvlText w:val=""/>
+      <w:lvlJc w:val="left"/>
+      <w:pPr>
+        <w:ind w:left="3240" w:hanging="360"/>
+      </w:pPr>
+      <w:rPr>
+        <w:rFonts w:ascii="Symbol" w:hAnsi="Symbol" w:hint="default"/>
+      </w:rPr>
+    </w:lvl>
+    <w:lvl w:ilvl="4" w:tplc="300A0003" w:tentative="1">
+      <w:start w:val="1"/>
+      <w:numFmt w:val="bullet"/>
+      <w:lvlText w:val="o"/>
+      <w:lvlJc w:val="left"/>
+      <w:pPr>
+        <w:ind w:left="3960" w:hanging="360"/>
+      </w:pPr>
+      <w:rPr>
+        <w:rFonts w:ascii="Courier New" w:hAnsi="Courier New" w:cs="Courier New" w:hint="default"/>
+      </w:rPr>
+    </w:lvl>
+    <w:lvl w:ilvl="5" w:tplc="300A0005" w:tentative="1">
+      <w:start w:val="1"/>
+      <w:numFmt w:val="bullet"/>
+      <w:lvlText w:val=""/>
+      <w:lvlJc w:val="left"/>
+      <w:pPr>
+        <w:ind w:left="4680" w:hanging="360"/>
+      </w:pPr>
+      <w:rPr>
+        <w:rFonts w:ascii="Wingdings" w:hAnsi="Wingdings" w:hint="default"/>
+      </w:rPr>
+    </w:lvl>
+    <w:lvl w:ilvl="6" w:tplc="300A0001" w:tentative="1">
+      <w:start w:val="1"/>
+      <w:numFmt w:val="bullet"/>
+      <w:lvlText w:val=""/>
+      <w:lvlJc w:val="left"/>
+      <w:pPr>
+        <w:ind w:left="5400" w:hanging="360"/>
+      </w:pPr>
+      <w:rPr>
+        <w:rFonts w:ascii="Symbol" w:hAnsi="Symbol" w:hint="default"/>
+      </w:rPr>
+    </w:lvl>
+    <w:lvl w:ilvl="7" w:tplc="300A0003" w:tentative="1">
+      <w:start w:val="1"/>
+      <w:numFmt w:val="bullet"/>
+      <w:lvlText w:val="o"/>
+      <w:lvlJc w:val="left"/>
+      <w:pPr>
+        <w:ind w:left="6120" w:hanging="360"/>
+      </w:pPr>
+      <w:rPr>
+        <w:rFonts w:ascii="Courier New" w:hAnsi="Courier New" w:cs="Courier New" w:hint="default"/>
+      </w:rPr>
+    </w:lvl>
+    <w:lvl w:ilvl="8" w:tplc="300A0005" w:tentative="1">
+      <w:start w:val="1"/>
+      <w:numFmt w:val="bullet"/>
+      <w:lvlText w:val=""/>
+      <w:lvlJc w:val="left"/>
+      <w:pPr>
+        <w:ind w:left="6840" w:hanging="360"/>
+      </w:pPr>
+      <w:rPr>
+        <w:rFonts w:ascii="Wingdings" w:hAnsi="Wingdings" w:hint="default"/>
+      </w:rPr>
+    </w:lvl>
+  </w:abstractNum>
+  <w:abstractNum w:abstractNumId="2" w15:restartNumberingAfterBreak="0">
+    <w:nsid w:val="10B765D6"/>
+    <w:multiLevelType w:val="hybridMultilevel"/>
+    <w:tmpl w:val="23A61486"/>
+    <w:lvl w:ilvl="0" w:tplc="240A0001">
+      <w:start w:val="1"/>
+      <w:numFmt w:val="bullet"/>
+      <w:lvlText w:val=""/>
+      <w:lvlJc w:val="left"/>
+      <w:pPr>
+        <w:ind w:left="1800" w:hanging="360"/>
+      </w:pPr>
+      <w:rPr>
+        <w:rFonts w:ascii="Symbol" w:hAnsi="Symbol" w:hint="default"/>
+      </w:rPr>
+    </w:lvl>
+    <w:lvl w:ilvl="1" w:tplc="240A0003" w:tentative="1">
+      <w:start w:val="1"/>
+      <w:numFmt w:val="bullet"/>
+      <w:lvlText w:val="o"/>
+      <w:lvlJc w:val="left"/>
+      <w:pPr>
+        <w:ind w:left="2520" w:hanging="360"/>
+      </w:pPr>
+      <w:rPr>
+        <w:rFonts w:ascii="Courier New" w:hAnsi="Courier New" w:cs="Courier New" w:hint="default"/>
+      </w:rPr>
+    </w:lvl>
+    <w:lvl w:ilvl="2" w:tplc="240A0005" w:tentative="1">
+      <w:start w:val="1"/>
+      <w:numFmt w:val="bullet"/>
+      <w:lvlText w:val=""/>
+      <w:lvlJc w:val="left"/>
+      <w:pPr>
+        <w:ind w:left="3240" w:hanging="360"/>
+      </w:pPr>
+      <w:rPr>
+        <w:rFonts w:ascii="Wingdings" w:hAnsi="Wingdings" w:hint="default"/>
+      </w:rPr>
+    </w:lvl>
+    <w:lvl w:ilvl="3" w:tplc="240A0001" w:tentative="1">
+      <w:start w:val="1"/>
+      <w:numFmt w:val="bullet"/>
+      <w:lvlText w:val=""/>
+      <w:lvlJc w:val="left"/>
+      <w:pPr>
+        <w:ind w:left="3960" w:hanging="360"/>
+      </w:pPr>
+      <w:rPr>
+        <w:rFonts w:ascii="Symbol" w:hAnsi="Symbol" w:hint="default"/>
+      </w:rPr>
+    </w:lvl>
+    <w:lvl w:ilvl="4" w:tplc="240A0003" w:tentative="1">
+      <w:start w:val="1"/>
+      <w:numFmt w:val="bullet"/>
+      <w:lvlText w:val="o"/>
+      <w:lvlJc w:val="left"/>
+      <w:pPr>
+        <w:ind w:left="4680" w:hanging="360"/>
+      </w:pPr>
+      <w:rPr>
+        <w:rFonts w:ascii="Courier New" w:hAnsi="Courier New" w:cs="Courier New" w:hint="default"/>
+      </w:rPr>
+    </w:lvl>
+    <w:lvl w:ilvl="5" w:tplc="240A0005" w:tentative="1">
+      <w:start w:val="1"/>
+      <w:numFmt w:val="bullet"/>
+      <w:lvlText w:val=""/>
+      <w:lvlJc w:val="left"/>
+      <w:pPr>
+        <w:ind w:left="5400" w:hanging="360"/>
+      </w:pPr>
+      <w:rPr>
+        <w:rFonts w:ascii="Wingdings" w:hAnsi="Wingdings" w:hint="default"/>
+      </w:rPr>
+    </w:lvl>
+    <w:lvl w:ilvl="6" w:tplc="240A0001" w:tentative="1">
+      <w:start w:val="1"/>
+      <w:numFmt w:val="bullet"/>
+      <w:lvlText w:val=""/>
+      <w:lvlJc w:val="left"/>
+      <w:pPr>
+        <w:ind w:left="6120" w:hanging="360"/>
+      </w:pPr>
+      <w:rPr>
+        <w:rFonts w:ascii="Symbol" w:hAnsi="Symbol" w:hint="default"/>
+      </w:rPr>
+    </w:lvl>
+    <w:lvl w:ilvl="7" w:tplc="240A0003" w:tentative="1">
+      <w:start w:val="1"/>
+      <w:numFmt w:val="bullet"/>
+      <w:lvlText w:val="o"/>
+      <w:lvlJc w:val="left"/>
+      <w:pPr>
+        <w:ind w:left="6840" w:hanging="360"/>
+      </w:pPr>
+      <w:rPr>
+        <w:rFonts w:ascii="Courier New" w:hAnsi="Courier New" w:cs="Courier New" w:hint="default"/>
+      </w:rPr>
+    </w:lvl>
+    <w:lvl w:ilvl="8" w:tplc="240A0005" w:tentative="1">
+      <w:start w:val="1"/>
+      <w:numFmt w:val="bullet"/>
+      <w:lvlText w:val=""/>
+      <w:lvlJc w:val="left"/>
+      <w:pPr>
+        <w:ind w:left="7560" w:hanging="360"/>
+      </w:pPr>
+      <w:rPr>
+        <w:rFonts w:ascii="Wingdings" w:hAnsi="Wingdings" w:hint="default"/>
+      </w:rPr>
+    </w:lvl>
+  </w:abstractNum>
+  <w:abstractNum w:abstractNumId="3" w15:restartNumberingAfterBreak="0">
+    <w:nsid w:val="1A9B6E79"/>
+    <w:multiLevelType w:val="hybridMultilevel"/>
+    <w:tmpl w:val="6414C1FE"/>
+    <w:lvl w:ilvl="0" w:tplc="62967636">
+      <w:start w:val="1"/>
+      <w:numFmt w:val="decimal"/>
+      <w:lvlText w:val="%1."/>
+      <w:lvlJc w:val="left"/>
+      <w:pPr>
+        <w:ind w:left="360" w:hanging="360"/>
+      </w:pPr>
+      <w:rPr>
+        <w:rFonts w:hint="default"/>
+      </w:rPr>
+    </w:lvl>
+    <w:lvl w:ilvl="1" w:tplc="300A0019" w:tentative="1">
+      <w:start w:val="1"/>
+      <w:numFmt w:val="lowerLetter"/>
+      <w:lvlText w:val="%2."/>
+      <w:lvlJc w:val="left"/>
+      <w:pPr>
+        <w:ind w:left="1080" w:hanging="360"/>
+      </w:pPr>
+    </w:lvl>
+    <w:lvl w:ilvl="2" w:tplc="300A001B" w:tentative="1">
+      <w:start w:val="1"/>
+      <w:numFmt w:val="lowerRoman"/>
+      <w:lvlText w:val="%3."/>
+      <w:lvlJc w:val="right"/>
+      <w:pPr>
+        <w:ind w:left="1800" w:hanging="180"/>
+      </w:pPr>
+    </w:lvl>
+    <w:lvl w:ilvl="3" w:tplc="300A000F" w:tentative="1">
+      <w:start w:val="1"/>
+      <w:numFmt w:val="decimal"/>
+      <w:lvlText w:val="%4."/>
+      <w:lvlJc w:val="left"/>
+      <w:pPr>
+        <w:ind w:left="2520" w:hanging="360"/>
+      </w:pPr>
+    </w:lvl>
+    <w:lvl w:ilvl="4" w:tplc="300A0019" w:tentative="1">
+      <w:start w:val="1"/>
+      <w:numFmt w:val="lowerLetter"/>
+      <w:lvlText w:val="%5."/>
+      <w:lvlJc w:val="left"/>
+      <w:pPr>
+        <w:ind w:left="3240" w:hanging="360"/>
+      </w:pPr>
+    </w:lvl>
+    <w:lvl w:ilvl="5" w:tplc="300A001B" w:tentative="1">
+      <w:start w:val="1"/>
+      <w:numFmt w:val="lowerRoman"/>
+      <w:lvlText w:val="%6."/>
+      <w:lvlJc w:val="right"/>
+      <w:pPr>
+        <w:ind w:left="3960" w:hanging="180"/>
+      </w:pPr>
+    </w:lvl>
+    <w:lvl w:ilvl="6" w:tplc="300A000F" w:tentative="1">
+      <w:start w:val="1"/>
+      <w:numFmt w:val="decimal"/>
+      <w:lvlText w:val="%7."/>
+      <w:lvlJc w:val="left"/>
+      <w:pPr>
+        <w:ind w:left="4680" w:hanging="360"/>
+      </w:pPr>
+    </w:lvl>
+    <w:lvl w:ilvl="7" w:tplc="300A0019" w:tentative="1">
+      <w:start w:val="1"/>
+      <w:numFmt w:val="lowerLetter"/>
+      <w:lvlText w:val="%8."/>
+      <w:lvlJc w:val="left"/>
+      <w:pPr>
+        <w:ind w:left="5400" w:hanging="360"/>
+      </w:pPr>
+    </w:lvl>
+    <w:lvl w:ilvl="8" w:tplc="300A001B" w:tentative="1">
+      <w:start w:val="1"/>
+      <w:numFmt w:val="lowerRoman"/>
+      <w:lvlText w:val="%9."/>
+      <w:lvlJc w:val="right"/>
+      <w:pPr>
+        <w:ind w:left="6120" w:hanging="180"/>
+      </w:pPr>
+    </w:lvl>
+  </w:abstractNum>
+  <w:abstractNum w:abstractNumId="4" w15:restartNumberingAfterBreak="0">
     <w:nsid w:val="2007554E"/>
     <w:multiLevelType w:val="hybridMultilevel"/>
     <w:tmpl w:val="10028224"/>
@@ -538,8 +3860,1696 @@
       </w:rPr>
     </w:lvl>
   </w:abstractNum>
+  <w:abstractNum w:abstractNumId="5" w15:restartNumberingAfterBreak="0">
+    <w:nsid w:val="21F55C40"/>
+    <w:multiLevelType w:val="hybridMultilevel"/>
+    <w:tmpl w:val="5E7056F6"/>
+    <w:lvl w:ilvl="0" w:tplc="0FE659FA">
+      <w:start w:val="1"/>
+      <w:numFmt w:val="decimal"/>
+      <w:lvlText w:val="%1."/>
+      <w:lvlJc w:val="left"/>
+      <w:pPr>
+        <w:ind w:left="720" w:hanging="360"/>
+      </w:pPr>
+      <w:rPr>
+        <w:rFonts w:hint="default"/>
+      </w:rPr>
+    </w:lvl>
+    <w:lvl w:ilvl="1" w:tplc="240A0019" w:tentative="1">
+      <w:start w:val="1"/>
+      <w:numFmt w:val="lowerLetter"/>
+      <w:lvlText w:val="%2."/>
+      <w:lvlJc w:val="left"/>
+      <w:pPr>
+        <w:ind w:left="1440" w:hanging="360"/>
+      </w:pPr>
+    </w:lvl>
+    <w:lvl w:ilvl="2" w:tplc="240A001B" w:tentative="1">
+      <w:start w:val="1"/>
+      <w:numFmt w:val="lowerRoman"/>
+      <w:lvlText w:val="%3."/>
+      <w:lvlJc w:val="right"/>
+      <w:pPr>
+        <w:ind w:left="2160" w:hanging="180"/>
+      </w:pPr>
+    </w:lvl>
+    <w:lvl w:ilvl="3" w:tplc="240A000F" w:tentative="1">
+      <w:start w:val="1"/>
+      <w:numFmt w:val="decimal"/>
+      <w:lvlText w:val="%4."/>
+      <w:lvlJc w:val="left"/>
+      <w:pPr>
+        <w:ind w:left="2880" w:hanging="360"/>
+      </w:pPr>
+    </w:lvl>
+    <w:lvl w:ilvl="4" w:tplc="240A0019" w:tentative="1">
+      <w:start w:val="1"/>
+      <w:numFmt w:val="lowerLetter"/>
+      <w:lvlText w:val="%5."/>
+      <w:lvlJc w:val="left"/>
+      <w:pPr>
+        <w:ind w:left="3600" w:hanging="360"/>
+      </w:pPr>
+    </w:lvl>
+    <w:lvl w:ilvl="5" w:tplc="240A001B" w:tentative="1">
+      <w:start w:val="1"/>
+      <w:numFmt w:val="lowerRoman"/>
+      <w:lvlText w:val="%6."/>
+      <w:lvlJc w:val="right"/>
+      <w:pPr>
+        <w:ind w:left="4320" w:hanging="180"/>
+      </w:pPr>
+    </w:lvl>
+    <w:lvl w:ilvl="6" w:tplc="240A000F" w:tentative="1">
+      <w:start w:val="1"/>
+      <w:numFmt w:val="decimal"/>
+      <w:lvlText w:val="%7."/>
+      <w:lvlJc w:val="left"/>
+      <w:pPr>
+        <w:ind w:left="5040" w:hanging="360"/>
+      </w:pPr>
+    </w:lvl>
+    <w:lvl w:ilvl="7" w:tplc="240A0019" w:tentative="1">
+      <w:start w:val="1"/>
+      <w:numFmt w:val="lowerLetter"/>
+      <w:lvlText w:val="%8."/>
+      <w:lvlJc w:val="left"/>
+      <w:pPr>
+        <w:ind w:left="5760" w:hanging="360"/>
+      </w:pPr>
+    </w:lvl>
+    <w:lvl w:ilvl="8" w:tplc="240A001B" w:tentative="1">
+      <w:start w:val="1"/>
+      <w:numFmt w:val="lowerRoman"/>
+      <w:lvlText w:val="%9."/>
+      <w:lvlJc w:val="right"/>
+      <w:pPr>
+        <w:ind w:left="6480" w:hanging="180"/>
+      </w:pPr>
+    </w:lvl>
+  </w:abstractNum>
+  <w:abstractNum w:abstractNumId="6" w15:restartNumberingAfterBreak="0">
+    <w:nsid w:val="240516E0"/>
+    <w:multiLevelType w:val="hybridMultilevel"/>
+    <w:tmpl w:val="9E2456B8"/>
+    <w:lvl w:ilvl="0" w:tplc="300A0001">
+      <w:start w:val="1"/>
+      <w:numFmt w:val="bullet"/>
+      <w:lvlText w:val=""/>
+      <w:lvlJc w:val="left"/>
+      <w:pPr>
+        <w:ind w:left="360" w:hanging="360"/>
+      </w:pPr>
+      <w:rPr>
+        <w:rFonts w:ascii="Symbol" w:hAnsi="Symbol" w:hint="default"/>
+      </w:rPr>
+    </w:lvl>
+    <w:lvl w:ilvl="1" w:tplc="300A0003" w:tentative="1">
+      <w:start w:val="1"/>
+      <w:numFmt w:val="bullet"/>
+      <w:lvlText w:val="o"/>
+      <w:lvlJc w:val="left"/>
+      <w:pPr>
+        <w:ind w:left="1080" w:hanging="360"/>
+      </w:pPr>
+      <w:rPr>
+        <w:rFonts w:ascii="Courier New" w:hAnsi="Courier New" w:cs="Courier New" w:hint="default"/>
+      </w:rPr>
+    </w:lvl>
+    <w:lvl w:ilvl="2" w:tplc="300A0005" w:tentative="1">
+      <w:start w:val="1"/>
+      <w:numFmt w:val="bullet"/>
+      <w:lvlText w:val=""/>
+      <w:lvlJc w:val="left"/>
+      <w:pPr>
+        <w:ind w:left="1800" w:hanging="360"/>
+      </w:pPr>
+      <w:rPr>
+        <w:rFonts w:ascii="Wingdings" w:hAnsi="Wingdings" w:hint="default"/>
+      </w:rPr>
+    </w:lvl>
+    <w:lvl w:ilvl="3" w:tplc="300A0001" w:tentative="1">
+      <w:start w:val="1"/>
+      <w:numFmt w:val="bullet"/>
+      <w:lvlText w:val=""/>
+      <w:lvlJc w:val="left"/>
+      <w:pPr>
+        <w:ind w:left="2520" w:hanging="360"/>
+      </w:pPr>
+      <w:rPr>
+        <w:rFonts w:ascii="Symbol" w:hAnsi="Symbol" w:hint="default"/>
+      </w:rPr>
+    </w:lvl>
+    <w:lvl w:ilvl="4" w:tplc="300A0003" w:tentative="1">
+      <w:start w:val="1"/>
+      <w:numFmt w:val="bullet"/>
+      <w:lvlText w:val="o"/>
+      <w:lvlJc w:val="left"/>
+      <w:pPr>
+        <w:ind w:left="3240" w:hanging="360"/>
+      </w:pPr>
+      <w:rPr>
+        <w:rFonts w:ascii="Courier New" w:hAnsi="Courier New" w:cs="Courier New" w:hint="default"/>
+      </w:rPr>
+    </w:lvl>
+    <w:lvl w:ilvl="5" w:tplc="300A0005" w:tentative="1">
+      <w:start w:val="1"/>
+      <w:numFmt w:val="bullet"/>
+      <w:lvlText w:val=""/>
+      <w:lvlJc w:val="left"/>
+      <w:pPr>
+        <w:ind w:left="3960" w:hanging="360"/>
+      </w:pPr>
+      <w:rPr>
+        <w:rFonts w:ascii="Wingdings" w:hAnsi="Wingdings" w:hint="default"/>
+      </w:rPr>
+    </w:lvl>
+    <w:lvl w:ilvl="6" w:tplc="300A0001" w:tentative="1">
+      <w:start w:val="1"/>
+      <w:numFmt w:val="bullet"/>
+      <w:lvlText w:val=""/>
+      <w:lvlJc w:val="left"/>
+      <w:pPr>
+        <w:ind w:left="4680" w:hanging="360"/>
+      </w:pPr>
+      <w:rPr>
+        <w:rFonts w:ascii="Symbol" w:hAnsi="Symbol" w:hint="default"/>
+      </w:rPr>
+    </w:lvl>
+    <w:lvl w:ilvl="7" w:tplc="300A0003" w:tentative="1">
+      <w:start w:val="1"/>
+      <w:numFmt w:val="bullet"/>
+      <w:lvlText w:val="o"/>
+      <w:lvlJc w:val="left"/>
+      <w:pPr>
+        <w:ind w:left="5400" w:hanging="360"/>
+      </w:pPr>
+      <w:rPr>
+        <w:rFonts w:ascii="Courier New" w:hAnsi="Courier New" w:cs="Courier New" w:hint="default"/>
+      </w:rPr>
+    </w:lvl>
+    <w:lvl w:ilvl="8" w:tplc="300A0005" w:tentative="1">
+      <w:start w:val="1"/>
+      <w:numFmt w:val="bullet"/>
+      <w:lvlText w:val=""/>
+      <w:lvlJc w:val="left"/>
+      <w:pPr>
+        <w:ind w:left="6120" w:hanging="360"/>
+      </w:pPr>
+      <w:rPr>
+        <w:rFonts w:ascii="Wingdings" w:hAnsi="Wingdings" w:hint="default"/>
+      </w:rPr>
+    </w:lvl>
+  </w:abstractNum>
+  <w:abstractNum w:abstractNumId="7" w15:restartNumberingAfterBreak="0">
+    <w:nsid w:val="29A01149"/>
+    <w:multiLevelType w:val="hybridMultilevel"/>
+    <w:tmpl w:val="88B641C2"/>
+    <w:lvl w:ilvl="0" w:tplc="300A0001">
+      <w:start w:val="1"/>
+      <w:numFmt w:val="bullet"/>
+      <w:lvlText w:val=""/>
+      <w:lvlJc w:val="left"/>
+      <w:pPr>
+        <w:ind w:left="1080" w:hanging="360"/>
+      </w:pPr>
+      <w:rPr>
+        <w:rFonts w:ascii="Symbol" w:hAnsi="Symbol" w:hint="default"/>
+      </w:rPr>
+    </w:lvl>
+    <w:lvl w:ilvl="1" w:tplc="300A0003" w:tentative="1">
+      <w:start w:val="1"/>
+      <w:numFmt w:val="bullet"/>
+      <w:lvlText w:val="o"/>
+      <w:lvlJc w:val="left"/>
+      <w:pPr>
+        <w:ind w:left="1800" w:hanging="360"/>
+      </w:pPr>
+      <w:rPr>
+        <w:rFonts w:ascii="Courier New" w:hAnsi="Courier New" w:cs="Courier New" w:hint="default"/>
+      </w:rPr>
+    </w:lvl>
+    <w:lvl w:ilvl="2" w:tplc="300A0005" w:tentative="1">
+      <w:start w:val="1"/>
+      <w:numFmt w:val="bullet"/>
+      <w:lvlText w:val=""/>
+      <w:lvlJc w:val="left"/>
+      <w:pPr>
+        <w:ind w:left="2520" w:hanging="360"/>
+      </w:pPr>
+      <w:rPr>
+        <w:rFonts w:ascii="Wingdings" w:hAnsi="Wingdings" w:hint="default"/>
+      </w:rPr>
+    </w:lvl>
+    <w:lvl w:ilvl="3" w:tplc="300A0001" w:tentative="1">
+      <w:start w:val="1"/>
+      <w:numFmt w:val="bullet"/>
+      <w:lvlText w:val=""/>
+      <w:lvlJc w:val="left"/>
+      <w:pPr>
+        <w:ind w:left="3240" w:hanging="360"/>
+      </w:pPr>
+      <w:rPr>
+        <w:rFonts w:ascii="Symbol" w:hAnsi="Symbol" w:hint="default"/>
+      </w:rPr>
+    </w:lvl>
+    <w:lvl w:ilvl="4" w:tplc="300A0003" w:tentative="1">
+      <w:start w:val="1"/>
+      <w:numFmt w:val="bullet"/>
+      <w:lvlText w:val="o"/>
+      <w:lvlJc w:val="left"/>
+      <w:pPr>
+        <w:ind w:left="3960" w:hanging="360"/>
+      </w:pPr>
+      <w:rPr>
+        <w:rFonts w:ascii="Courier New" w:hAnsi="Courier New" w:cs="Courier New" w:hint="default"/>
+      </w:rPr>
+    </w:lvl>
+    <w:lvl w:ilvl="5" w:tplc="300A0005" w:tentative="1">
+      <w:start w:val="1"/>
+      <w:numFmt w:val="bullet"/>
+      <w:lvlText w:val=""/>
+      <w:lvlJc w:val="left"/>
+      <w:pPr>
+        <w:ind w:left="4680" w:hanging="360"/>
+      </w:pPr>
+      <w:rPr>
+        <w:rFonts w:ascii="Wingdings" w:hAnsi="Wingdings" w:hint="default"/>
+      </w:rPr>
+    </w:lvl>
+    <w:lvl w:ilvl="6" w:tplc="300A0001" w:tentative="1">
+      <w:start w:val="1"/>
+      <w:numFmt w:val="bullet"/>
+      <w:lvlText w:val=""/>
+      <w:lvlJc w:val="left"/>
+      <w:pPr>
+        <w:ind w:left="5400" w:hanging="360"/>
+      </w:pPr>
+      <w:rPr>
+        <w:rFonts w:ascii="Symbol" w:hAnsi="Symbol" w:hint="default"/>
+      </w:rPr>
+    </w:lvl>
+    <w:lvl w:ilvl="7" w:tplc="300A0003" w:tentative="1">
+      <w:start w:val="1"/>
+      <w:numFmt w:val="bullet"/>
+      <w:lvlText w:val="o"/>
+      <w:lvlJc w:val="left"/>
+      <w:pPr>
+        <w:ind w:left="6120" w:hanging="360"/>
+      </w:pPr>
+      <w:rPr>
+        <w:rFonts w:ascii="Courier New" w:hAnsi="Courier New" w:cs="Courier New" w:hint="default"/>
+      </w:rPr>
+    </w:lvl>
+    <w:lvl w:ilvl="8" w:tplc="300A0005" w:tentative="1">
+      <w:start w:val="1"/>
+      <w:numFmt w:val="bullet"/>
+      <w:lvlText w:val=""/>
+      <w:lvlJc w:val="left"/>
+      <w:pPr>
+        <w:ind w:left="6840" w:hanging="360"/>
+      </w:pPr>
+      <w:rPr>
+        <w:rFonts w:ascii="Wingdings" w:hAnsi="Wingdings" w:hint="default"/>
+      </w:rPr>
+    </w:lvl>
+  </w:abstractNum>
+  <w:abstractNum w:abstractNumId="8" w15:restartNumberingAfterBreak="0">
+    <w:nsid w:val="36B33276"/>
+    <w:multiLevelType w:val="hybridMultilevel"/>
+    <w:tmpl w:val="88468976"/>
+    <w:lvl w:ilvl="0" w:tplc="39246984">
+      <w:start w:val="1"/>
+      <w:numFmt w:val="decimal"/>
+      <w:lvlText w:val="%1."/>
+      <w:lvlJc w:val="left"/>
+      <w:pPr>
+        <w:ind w:left="720" w:hanging="360"/>
+      </w:pPr>
+      <w:rPr>
+        <w:rFonts w:hint="default"/>
+      </w:rPr>
+    </w:lvl>
+    <w:lvl w:ilvl="1" w:tplc="300A0019" w:tentative="1">
+      <w:start w:val="1"/>
+      <w:numFmt w:val="lowerLetter"/>
+      <w:lvlText w:val="%2."/>
+      <w:lvlJc w:val="left"/>
+      <w:pPr>
+        <w:ind w:left="1440" w:hanging="360"/>
+      </w:pPr>
+    </w:lvl>
+    <w:lvl w:ilvl="2" w:tplc="300A001B" w:tentative="1">
+      <w:start w:val="1"/>
+      <w:numFmt w:val="lowerRoman"/>
+      <w:lvlText w:val="%3."/>
+      <w:lvlJc w:val="right"/>
+      <w:pPr>
+        <w:ind w:left="2160" w:hanging="180"/>
+      </w:pPr>
+    </w:lvl>
+    <w:lvl w:ilvl="3" w:tplc="300A000F" w:tentative="1">
+      <w:start w:val="1"/>
+      <w:numFmt w:val="decimal"/>
+      <w:lvlText w:val="%4."/>
+      <w:lvlJc w:val="left"/>
+      <w:pPr>
+        <w:ind w:left="2880" w:hanging="360"/>
+      </w:pPr>
+    </w:lvl>
+    <w:lvl w:ilvl="4" w:tplc="300A0019" w:tentative="1">
+      <w:start w:val="1"/>
+      <w:numFmt w:val="lowerLetter"/>
+      <w:lvlText w:val="%5."/>
+      <w:lvlJc w:val="left"/>
+      <w:pPr>
+        <w:ind w:left="3600" w:hanging="360"/>
+      </w:pPr>
+    </w:lvl>
+    <w:lvl w:ilvl="5" w:tplc="300A001B" w:tentative="1">
+      <w:start w:val="1"/>
+      <w:numFmt w:val="lowerRoman"/>
+      <w:lvlText w:val="%6."/>
+      <w:lvlJc w:val="right"/>
+      <w:pPr>
+        <w:ind w:left="4320" w:hanging="180"/>
+      </w:pPr>
+    </w:lvl>
+    <w:lvl w:ilvl="6" w:tplc="300A000F" w:tentative="1">
+      <w:start w:val="1"/>
+      <w:numFmt w:val="decimal"/>
+      <w:lvlText w:val="%7."/>
+      <w:lvlJc w:val="left"/>
+      <w:pPr>
+        <w:ind w:left="5040" w:hanging="360"/>
+      </w:pPr>
+    </w:lvl>
+    <w:lvl w:ilvl="7" w:tplc="300A0019" w:tentative="1">
+      <w:start w:val="1"/>
+      <w:numFmt w:val="lowerLetter"/>
+      <w:lvlText w:val="%8."/>
+      <w:lvlJc w:val="left"/>
+      <w:pPr>
+        <w:ind w:left="5760" w:hanging="360"/>
+      </w:pPr>
+    </w:lvl>
+    <w:lvl w:ilvl="8" w:tplc="300A001B" w:tentative="1">
+      <w:start w:val="1"/>
+      <w:numFmt w:val="lowerRoman"/>
+      <w:lvlText w:val="%9."/>
+      <w:lvlJc w:val="right"/>
+      <w:pPr>
+        <w:ind w:left="6480" w:hanging="180"/>
+      </w:pPr>
+    </w:lvl>
+  </w:abstractNum>
+  <w:abstractNum w:abstractNumId="9" w15:restartNumberingAfterBreak="0">
+    <w:nsid w:val="429B77B4"/>
+    <w:multiLevelType w:val="hybridMultilevel"/>
+    <w:tmpl w:val="2E62D976"/>
+    <w:lvl w:ilvl="0" w:tplc="240A0001">
+      <w:start w:val="1"/>
+      <w:numFmt w:val="bullet"/>
+      <w:lvlText w:val=""/>
+      <w:lvlJc w:val="left"/>
+      <w:pPr>
+        <w:ind w:left="1800" w:hanging="360"/>
+      </w:pPr>
+      <w:rPr>
+        <w:rFonts w:ascii="Symbol" w:hAnsi="Symbol" w:hint="default"/>
+      </w:rPr>
+    </w:lvl>
+    <w:lvl w:ilvl="1" w:tplc="240A0003" w:tentative="1">
+      <w:start w:val="1"/>
+      <w:numFmt w:val="bullet"/>
+      <w:lvlText w:val="o"/>
+      <w:lvlJc w:val="left"/>
+      <w:pPr>
+        <w:ind w:left="2520" w:hanging="360"/>
+      </w:pPr>
+      <w:rPr>
+        <w:rFonts w:ascii="Courier New" w:hAnsi="Courier New" w:cs="Courier New" w:hint="default"/>
+      </w:rPr>
+    </w:lvl>
+    <w:lvl w:ilvl="2" w:tplc="240A0005" w:tentative="1">
+      <w:start w:val="1"/>
+      <w:numFmt w:val="bullet"/>
+      <w:lvlText w:val=""/>
+      <w:lvlJc w:val="left"/>
+      <w:pPr>
+        <w:ind w:left="3240" w:hanging="360"/>
+      </w:pPr>
+      <w:rPr>
+        <w:rFonts w:ascii="Wingdings" w:hAnsi="Wingdings" w:hint="default"/>
+      </w:rPr>
+    </w:lvl>
+    <w:lvl w:ilvl="3" w:tplc="240A0001" w:tentative="1">
+      <w:start w:val="1"/>
+      <w:numFmt w:val="bullet"/>
+      <w:lvlText w:val=""/>
+      <w:lvlJc w:val="left"/>
+      <w:pPr>
+        <w:ind w:left="3960" w:hanging="360"/>
+      </w:pPr>
+      <w:rPr>
+        <w:rFonts w:ascii="Symbol" w:hAnsi="Symbol" w:hint="default"/>
+      </w:rPr>
+    </w:lvl>
+    <w:lvl w:ilvl="4" w:tplc="240A0003" w:tentative="1">
+      <w:start w:val="1"/>
+      <w:numFmt w:val="bullet"/>
+      <w:lvlText w:val="o"/>
+      <w:lvlJc w:val="left"/>
+      <w:pPr>
+        <w:ind w:left="4680" w:hanging="360"/>
+      </w:pPr>
+      <w:rPr>
+        <w:rFonts w:ascii="Courier New" w:hAnsi="Courier New" w:cs="Courier New" w:hint="default"/>
+      </w:rPr>
+    </w:lvl>
+    <w:lvl w:ilvl="5" w:tplc="240A0005" w:tentative="1">
+      <w:start w:val="1"/>
+      <w:numFmt w:val="bullet"/>
+      <w:lvlText w:val=""/>
+      <w:lvlJc w:val="left"/>
+      <w:pPr>
+        <w:ind w:left="5400" w:hanging="360"/>
+      </w:pPr>
+      <w:rPr>
+        <w:rFonts w:ascii="Wingdings" w:hAnsi="Wingdings" w:hint="default"/>
+      </w:rPr>
+    </w:lvl>
+    <w:lvl w:ilvl="6" w:tplc="240A0001" w:tentative="1">
+      <w:start w:val="1"/>
+      <w:numFmt w:val="bullet"/>
+      <w:lvlText w:val=""/>
+      <w:lvlJc w:val="left"/>
+      <w:pPr>
+        <w:ind w:left="6120" w:hanging="360"/>
+      </w:pPr>
+      <w:rPr>
+        <w:rFonts w:ascii="Symbol" w:hAnsi="Symbol" w:hint="default"/>
+      </w:rPr>
+    </w:lvl>
+    <w:lvl w:ilvl="7" w:tplc="240A0003" w:tentative="1">
+      <w:start w:val="1"/>
+      <w:numFmt w:val="bullet"/>
+      <w:lvlText w:val="o"/>
+      <w:lvlJc w:val="left"/>
+      <w:pPr>
+        <w:ind w:left="6840" w:hanging="360"/>
+      </w:pPr>
+      <w:rPr>
+        <w:rFonts w:ascii="Courier New" w:hAnsi="Courier New" w:cs="Courier New" w:hint="default"/>
+      </w:rPr>
+    </w:lvl>
+    <w:lvl w:ilvl="8" w:tplc="240A0005" w:tentative="1">
+      <w:start w:val="1"/>
+      <w:numFmt w:val="bullet"/>
+      <w:lvlText w:val=""/>
+      <w:lvlJc w:val="left"/>
+      <w:pPr>
+        <w:ind w:left="7560" w:hanging="360"/>
+      </w:pPr>
+      <w:rPr>
+        <w:rFonts w:ascii="Wingdings" w:hAnsi="Wingdings" w:hint="default"/>
+      </w:rPr>
+    </w:lvl>
+  </w:abstractNum>
+  <w:abstractNum w:abstractNumId="10" w15:restartNumberingAfterBreak="0">
+    <w:nsid w:val="43B53FD0"/>
+    <w:multiLevelType w:val="hybridMultilevel"/>
+    <w:tmpl w:val="10DC12B0"/>
+    <w:lvl w:ilvl="0" w:tplc="03C4ED10">
+      <w:start w:val="2024"/>
+      <w:numFmt w:val="decimal"/>
+      <w:lvlText w:val="%1"/>
+      <w:lvlJc w:val="left"/>
+      <w:pPr>
+        <w:ind w:left="900" w:hanging="540"/>
+      </w:pPr>
+      <w:rPr>
+        <w:rFonts w:hint="default"/>
+      </w:rPr>
+    </w:lvl>
+    <w:lvl w:ilvl="1" w:tplc="240A0019" w:tentative="1">
+      <w:start w:val="1"/>
+      <w:numFmt w:val="lowerLetter"/>
+      <w:lvlText w:val="%2."/>
+      <w:lvlJc w:val="left"/>
+      <w:pPr>
+        <w:ind w:left="1440" w:hanging="360"/>
+      </w:pPr>
+    </w:lvl>
+    <w:lvl w:ilvl="2" w:tplc="240A001B" w:tentative="1">
+      <w:start w:val="1"/>
+      <w:numFmt w:val="lowerRoman"/>
+      <w:lvlText w:val="%3."/>
+      <w:lvlJc w:val="right"/>
+      <w:pPr>
+        <w:ind w:left="2160" w:hanging="180"/>
+      </w:pPr>
+    </w:lvl>
+    <w:lvl w:ilvl="3" w:tplc="240A000F" w:tentative="1">
+      <w:start w:val="1"/>
+      <w:numFmt w:val="decimal"/>
+      <w:lvlText w:val="%4."/>
+      <w:lvlJc w:val="left"/>
+      <w:pPr>
+        <w:ind w:left="2880" w:hanging="360"/>
+      </w:pPr>
+    </w:lvl>
+    <w:lvl w:ilvl="4" w:tplc="240A0019" w:tentative="1">
+      <w:start w:val="1"/>
+      <w:numFmt w:val="lowerLetter"/>
+      <w:lvlText w:val="%5."/>
+      <w:lvlJc w:val="left"/>
+      <w:pPr>
+        <w:ind w:left="3600" w:hanging="360"/>
+      </w:pPr>
+    </w:lvl>
+    <w:lvl w:ilvl="5" w:tplc="240A001B" w:tentative="1">
+      <w:start w:val="1"/>
+      <w:numFmt w:val="lowerRoman"/>
+      <w:lvlText w:val="%6."/>
+      <w:lvlJc w:val="right"/>
+      <w:pPr>
+        <w:ind w:left="4320" w:hanging="180"/>
+      </w:pPr>
+    </w:lvl>
+    <w:lvl w:ilvl="6" w:tplc="240A000F" w:tentative="1">
+      <w:start w:val="1"/>
+      <w:numFmt w:val="decimal"/>
+      <w:lvlText w:val="%7."/>
+      <w:lvlJc w:val="left"/>
+      <w:pPr>
+        <w:ind w:left="5040" w:hanging="360"/>
+      </w:pPr>
+    </w:lvl>
+    <w:lvl w:ilvl="7" w:tplc="240A0019" w:tentative="1">
+      <w:start w:val="1"/>
+      <w:numFmt w:val="lowerLetter"/>
+      <w:lvlText w:val="%8."/>
+      <w:lvlJc w:val="left"/>
+      <w:pPr>
+        <w:ind w:left="5760" w:hanging="360"/>
+      </w:pPr>
+    </w:lvl>
+    <w:lvl w:ilvl="8" w:tplc="240A001B" w:tentative="1">
+      <w:start w:val="1"/>
+      <w:numFmt w:val="lowerRoman"/>
+      <w:lvlText w:val="%9."/>
+      <w:lvlJc w:val="right"/>
+      <w:pPr>
+        <w:ind w:left="6480" w:hanging="180"/>
+      </w:pPr>
+    </w:lvl>
+  </w:abstractNum>
+  <w:abstractNum w:abstractNumId="11" w15:restartNumberingAfterBreak="0">
+    <w:nsid w:val="45407365"/>
+    <w:multiLevelType w:val="hybridMultilevel"/>
+    <w:tmpl w:val="719E1BEC"/>
+    <w:lvl w:ilvl="0" w:tplc="240A0001">
+      <w:start w:val="1"/>
+      <w:numFmt w:val="bullet"/>
+      <w:lvlText w:val=""/>
+      <w:lvlJc w:val="left"/>
+      <w:pPr>
+        <w:ind w:left="1800" w:hanging="360"/>
+      </w:pPr>
+      <w:rPr>
+        <w:rFonts w:ascii="Symbol" w:hAnsi="Symbol" w:hint="default"/>
+      </w:rPr>
+    </w:lvl>
+    <w:lvl w:ilvl="1" w:tplc="240A0003" w:tentative="1">
+      <w:start w:val="1"/>
+      <w:numFmt w:val="bullet"/>
+      <w:lvlText w:val="o"/>
+      <w:lvlJc w:val="left"/>
+      <w:pPr>
+        <w:ind w:left="2520" w:hanging="360"/>
+      </w:pPr>
+      <w:rPr>
+        <w:rFonts w:ascii="Courier New" w:hAnsi="Courier New" w:cs="Courier New" w:hint="default"/>
+      </w:rPr>
+    </w:lvl>
+    <w:lvl w:ilvl="2" w:tplc="240A0005" w:tentative="1">
+      <w:start w:val="1"/>
+      <w:numFmt w:val="bullet"/>
+      <w:lvlText w:val=""/>
+      <w:lvlJc w:val="left"/>
+      <w:pPr>
+        <w:ind w:left="3240" w:hanging="360"/>
+      </w:pPr>
+      <w:rPr>
+        <w:rFonts w:ascii="Wingdings" w:hAnsi="Wingdings" w:hint="default"/>
+      </w:rPr>
+    </w:lvl>
+    <w:lvl w:ilvl="3" w:tplc="240A0001" w:tentative="1">
+      <w:start w:val="1"/>
+      <w:numFmt w:val="bullet"/>
+      <w:lvlText w:val=""/>
+      <w:lvlJc w:val="left"/>
+      <w:pPr>
+        <w:ind w:left="3960" w:hanging="360"/>
+      </w:pPr>
+      <w:rPr>
+        <w:rFonts w:ascii="Symbol" w:hAnsi="Symbol" w:hint="default"/>
+      </w:rPr>
+    </w:lvl>
+    <w:lvl w:ilvl="4" w:tplc="240A0003" w:tentative="1">
+      <w:start w:val="1"/>
+      <w:numFmt w:val="bullet"/>
+      <w:lvlText w:val="o"/>
+      <w:lvlJc w:val="left"/>
+      <w:pPr>
+        <w:ind w:left="4680" w:hanging="360"/>
+      </w:pPr>
+      <w:rPr>
+        <w:rFonts w:ascii="Courier New" w:hAnsi="Courier New" w:cs="Courier New" w:hint="default"/>
+      </w:rPr>
+    </w:lvl>
+    <w:lvl w:ilvl="5" w:tplc="240A0005" w:tentative="1">
+      <w:start w:val="1"/>
+      <w:numFmt w:val="bullet"/>
+      <w:lvlText w:val=""/>
+      <w:lvlJc w:val="left"/>
+      <w:pPr>
+        <w:ind w:left="5400" w:hanging="360"/>
+      </w:pPr>
+      <w:rPr>
+        <w:rFonts w:ascii="Wingdings" w:hAnsi="Wingdings" w:hint="default"/>
+      </w:rPr>
+    </w:lvl>
+    <w:lvl w:ilvl="6" w:tplc="240A0001" w:tentative="1">
+      <w:start w:val="1"/>
+      <w:numFmt w:val="bullet"/>
+      <w:lvlText w:val=""/>
+      <w:lvlJc w:val="left"/>
+      <w:pPr>
+        <w:ind w:left="6120" w:hanging="360"/>
+      </w:pPr>
+      <w:rPr>
+        <w:rFonts w:ascii="Symbol" w:hAnsi="Symbol" w:hint="default"/>
+      </w:rPr>
+    </w:lvl>
+    <w:lvl w:ilvl="7" w:tplc="240A0003" w:tentative="1">
+      <w:start w:val="1"/>
+      <w:numFmt w:val="bullet"/>
+      <w:lvlText w:val="o"/>
+      <w:lvlJc w:val="left"/>
+      <w:pPr>
+        <w:ind w:left="6840" w:hanging="360"/>
+      </w:pPr>
+      <w:rPr>
+        <w:rFonts w:ascii="Courier New" w:hAnsi="Courier New" w:cs="Courier New" w:hint="default"/>
+      </w:rPr>
+    </w:lvl>
+    <w:lvl w:ilvl="8" w:tplc="240A0005" w:tentative="1">
+      <w:start w:val="1"/>
+      <w:numFmt w:val="bullet"/>
+      <w:lvlText w:val=""/>
+      <w:lvlJc w:val="left"/>
+      <w:pPr>
+        <w:ind w:left="7560" w:hanging="360"/>
+      </w:pPr>
+      <w:rPr>
+        <w:rFonts w:ascii="Wingdings" w:hAnsi="Wingdings" w:hint="default"/>
+      </w:rPr>
+    </w:lvl>
+  </w:abstractNum>
+  <w:abstractNum w:abstractNumId="12" w15:restartNumberingAfterBreak="0">
+    <w:nsid w:val="4D3C3DA1"/>
+    <w:multiLevelType w:val="hybridMultilevel"/>
+    <w:tmpl w:val="17C401A4"/>
+    <w:lvl w:ilvl="0" w:tplc="240A0001">
+      <w:start w:val="1"/>
+      <w:numFmt w:val="bullet"/>
+      <w:lvlText w:val=""/>
+      <w:lvlJc w:val="left"/>
+      <w:pPr>
+        <w:ind w:left="1800" w:hanging="360"/>
+      </w:pPr>
+      <w:rPr>
+        <w:rFonts w:ascii="Symbol" w:hAnsi="Symbol" w:hint="default"/>
+      </w:rPr>
+    </w:lvl>
+    <w:lvl w:ilvl="1" w:tplc="240A0003" w:tentative="1">
+      <w:start w:val="1"/>
+      <w:numFmt w:val="bullet"/>
+      <w:lvlText w:val="o"/>
+      <w:lvlJc w:val="left"/>
+      <w:pPr>
+        <w:ind w:left="2520" w:hanging="360"/>
+      </w:pPr>
+      <w:rPr>
+        <w:rFonts w:ascii="Courier New" w:hAnsi="Courier New" w:cs="Courier New" w:hint="default"/>
+      </w:rPr>
+    </w:lvl>
+    <w:lvl w:ilvl="2" w:tplc="240A0005" w:tentative="1">
+      <w:start w:val="1"/>
+      <w:numFmt w:val="bullet"/>
+      <w:lvlText w:val=""/>
+      <w:lvlJc w:val="left"/>
+      <w:pPr>
+        <w:ind w:left="3240" w:hanging="360"/>
+      </w:pPr>
+      <w:rPr>
+        <w:rFonts w:ascii="Wingdings" w:hAnsi="Wingdings" w:hint="default"/>
+      </w:rPr>
+    </w:lvl>
+    <w:lvl w:ilvl="3" w:tplc="240A0001" w:tentative="1">
+      <w:start w:val="1"/>
+      <w:numFmt w:val="bullet"/>
+      <w:lvlText w:val=""/>
+      <w:lvlJc w:val="left"/>
+      <w:pPr>
+        <w:ind w:left="3960" w:hanging="360"/>
+      </w:pPr>
+      <w:rPr>
+        <w:rFonts w:ascii="Symbol" w:hAnsi="Symbol" w:hint="default"/>
+      </w:rPr>
+    </w:lvl>
+    <w:lvl w:ilvl="4" w:tplc="240A0003" w:tentative="1">
+      <w:start w:val="1"/>
+      <w:numFmt w:val="bullet"/>
+      <w:lvlText w:val="o"/>
+      <w:lvlJc w:val="left"/>
+      <w:pPr>
+        <w:ind w:left="4680" w:hanging="360"/>
+      </w:pPr>
+      <w:rPr>
+        <w:rFonts w:ascii="Courier New" w:hAnsi="Courier New" w:cs="Courier New" w:hint="default"/>
+      </w:rPr>
+    </w:lvl>
+    <w:lvl w:ilvl="5" w:tplc="240A0005" w:tentative="1">
+      <w:start w:val="1"/>
+      <w:numFmt w:val="bullet"/>
+      <w:lvlText w:val=""/>
+      <w:lvlJc w:val="left"/>
+      <w:pPr>
+        <w:ind w:left="5400" w:hanging="360"/>
+      </w:pPr>
+      <w:rPr>
+        <w:rFonts w:ascii="Wingdings" w:hAnsi="Wingdings" w:hint="default"/>
+      </w:rPr>
+    </w:lvl>
+    <w:lvl w:ilvl="6" w:tplc="240A0001" w:tentative="1">
+      <w:start w:val="1"/>
+      <w:numFmt w:val="bullet"/>
+      <w:lvlText w:val=""/>
+      <w:lvlJc w:val="left"/>
+      <w:pPr>
+        <w:ind w:left="6120" w:hanging="360"/>
+      </w:pPr>
+      <w:rPr>
+        <w:rFonts w:ascii="Symbol" w:hAnsi="Symbol" w:hint="default"/>
+      </w:rPr>
+    </w:lvl>
+    <w:lvl w:ilvl="7" w:tplc="240A0003" w:tentative="1">
+      <w:start w:val="1"/>
+      <w:numFmt w:val="bullet"/>
+      <w:lvlText w:val="o"/>
+      <w:lvlJc w:val="left"/>
+      <w:pPr>
+        <w:ind w:left="6840" w:hanging="360"/>
+      </w:pPr>
+      <w:rPr>
+        <w:rFonts w:ascii="Courier New" w:hAnsi="Courier New" w:cs="Courier New" w:hint="default"/>
+      </w:rPr>
+    </w:lvl>
+    <w:lvl w:ilvl="8" w:tplc="240A0005" w:tentative="1">
+      <w:start w:val="1"/>
+      <w:numFmt w:val="bullet"/>
+      <w:lvlText w:val=""/>
+      <w:lvlJc w:val="left"/>
+      <w:pPr>
+        <w:ind w:left="7560" w:hanging="360"/>
+      </w:pPr>
+      <w:rPr>
+        <w:rFonts w:ascii="Wingdings" w:hAnsi="Wingdings" w:hint="default"/>
+      </w:rPr>
+    </w:lvl>
+  </w:abstractNum>
+  <w:abstractNum w:abstractNumId="13" w15:restartNumberingAfterBreak="0">
+    <w:nsid w:val="55015F36"/>
+    <w:multiLevelType w:val="hybridMultilevel"/>
+    <w:tmpl w:val="E594FC2E"/>
+    <w:lvl w:ilvl="0" w:tplc="300A0001">
+      <w:start w:val="1"/>
+      <w:numFmt w:val="bullet"/>
+      <w:lvlText w:val=""/>
+      <w:lvlJc w:val="left"/>
+      <w:pPr>
+        <w:ind w:left="1080" w:hanging="360"/>
+      </w:pPr>
+      <w:rPr>
+        <w:rFonts w:ascii="Symbol" w:hAnsi="Symbol" w:hint="default"/>
+      </w:rPr>
+    </w:lvl>
+    <w:lvl w:ilvl="1" w:tplc="300A0003" w:tentative="1">
+      <w:start w:val="1"/>
+      <w:numFmt w:val="bullet"/>
+      <w:lvlText w:val="o"/>
+      <w:lvlJc w:val="left"/>
+      <w:pPr>
+        <w:ind w:left="1800" w:hanging="360"/>
+      </w:pPr>
+      <w:rPr>
+        <w:rFonts w:ascii="Courier New" w:hAnsi="Courier New" w:cs="Courier New" w:hint="default"/>
+      </w:rPr>
+    </w:lvl>
+    <w:lvl w:ilvl="2" w:tplc="300A0005" w:tentative="1">
+      <w:start w:val="1"/>
+      <w:numFmt w:val="bullet"/>
+      <w:lvlText w:val=""/>
+      <w:lvlJc w:val="left"/>
+      <w:pPr>
+        <w:ind w:left="2520" w:hanging="360"/>
+      </w:pPr>
+      <w:rPr>
+        <w:rFonts w:ascii="Wingdings" w:hAnsi="Wingdings" w:hint="default"/>
+      </w:rPr>
+    </w:lvl>
+    <w:lvl w:ilvl="3" w:tplc="300A0001" w:tentative="1">
+      <w:start w:val="1"/>
+      <w:numFmt w:val="bullet"/>
+      <w:lvlText w:val=""/>
+      <w:lvlJc w:val="left"/>
+      <w:pPr>
+        <w:ind w:left="3240" w:hanging="360"/>
+      </w:pPr>
+      <w:rPr>
+        <w:rFonts w:ascii="Symbol" w:hAnsi="Symbol" w:hint="default"/>
+      </w:rPr>
+    </w:lvl>
+    <w:lvl w:ilvl="4" w:tplc="300A0003" w:tentative="1">
+      <w:start w:val="1"/>
+      <w:numFmt w:val="bullet"/>
+      <w:lvlText w:val="o"/>
+      <w:lvlJc w:val="left"/>
+      <w:pPr>
+        <w:ind w:left="3960" w:hanging="360"/>
+      </w:pPr>
+      <w:rPr>
+        <w:rFonts w:ascii="Courier New" w:hAnsi="Courier New" w:cs="Courier New" w:hint="default"/>
+      </w:rPr>
+    </w:lvl>
+    <w:lvl w:ilvl="5" w:tplc="300A0005" w:tentative="1">
+      <w:start w:val="1"/>
+      <w:numFmt w:val="bullet"/>
+      <w:lvlText w:val=""/>
+      <w:lvlJc w:val="left"/>
+      <w:pPr>
+        <w:ind w:left="4680" w:hanging="360"/>
+      </w:pPr>
+      <w:rPr>
+        <w:rFonts w:ascii="Wingdings" w:hAnsi="Wingdings" w:hint="default"/>
+      </w:rPr>
+    </w:lvl>
+    <w:lvl w:ilvl="6" w:tplc="300A0001" w:tentative="1">
+      <w:start w:val="1"/>
+      <w:numFmt w:val="bullet"/>
+      <w:lvlText w:val=""/>
+      <w:lvlJc w:val="left"/>
+      <w:pPr>
+        <w:ind w:left="5400" w:hanging="360"/>
+      </w:pPr>
+      <w:rPr>
+        <w:rFonts w:ascii="Symbol" w:hAnsi="Symbol" w:hint="default"/>
+      </w:rPr>
+    </w:lvl>
+    <w:lvl w:ilvl="7" w:tplc="300A0003" w:tentative="1">
+      <w:start w:val="1"/>
+      <w:numFmt w:val="bullet"/>
+      <w:lvlText w:val="o"/>
+      <w:lvlJc w:val="left"/>
+      <w:pPr>
+        <w:ind w:left="6120" w:hanging="360"/>
+      </w:pPr>
+      <w:rPr>
+        <w:rFonts w:ascii="Courier New" w:hAnsi="Courier New" w:cs="Courier New" w:hint="default"/>
+      </w:rPr>
+    </w:lvl>
+    <w:lvl w:ilvl="8" w:tplc="300A0005" w:tentative="1">
+      <w:start w:val="1"/>
+      <w:numFmt w:val="bullet"/>
+      <w:lvlText w:val=""/>
+      <w:lvlJc w:val="left"/>
+      <w:pPr>
+        <w:ind w:left="6840" w:hanging="360"/>
+      </w:pPr>
+      <w:rPr>
+        <w:rFonts w:ascii="Wingdings" w:hAnsi="Wingdings" w:hint="default"/>
+      </w:rPr>
+    </w:lvl>
+  </w:abstractNum>
+  <w:abstractNum w:abstractNumId="14" w15:restartNumberingAfterBreak="0">
+    <w:nsid w:val="5F424131"/>
+    <w:multiLevelType w:val="hybridMultilevel"/>
+    <w:tmpl w:val="4CFE2F12"/>
+    <w:lvl w:ilvl="0" w:tplc="300A000F">
+      <w:start w:val="1"/>
+      <w:numFmt w:val="decimal"/>
+      <w:lvlText w:val="%1."/>
+      <w:lvlJc w:val="left"/>
+      <w:pPr>
+        <w:ind w:left="360" w:hanging="360"/>
+      </w:pPr>
+    </w:lvl>
+    <w:lvl w:ilvl="1" w:tplc="300A0019" w:tentative="1">
+      <w:start w:val="1"/>
+      <w:numFmt w:val="lowerLetter"/>
+      <w:lvlText w:val="%2."/>
+      <w:lvlJc w:val="left"/>
+      <w:pPr>
+        <w:ind w:left="1080" w:hanging="360"/>
+      </w:pPr>
+    </w:lvl>
+    <w:lvl w:ilvl="2" w:tplc="300A001B" w:tentative="1">
+      <w:start w:val="1"/>
+      <w:numFmt w:val="lowerRoman"/>
+      <w:lvlText w:val="%3."/>
+      <w:lvlJc w:val="right"/>
+      <w:pPr>
+        <w:ind w:left="1800" w:hanging="180"/>
+      </w:pPr>
+    </w:lvl>
+    <w:lvl w:ilvl="3" w:tplc="300A000F" w:tentative="1">
+      <w:start w:val="1"/>
+      <w:numFmt w:val="decimal"/>
+      <w:lvlText w:val="%4."/>
+      <w:lvlJc w:val="left"/>
+      <w:pPr>
+        <w:ind w:left="2520" w:hanging="360"/>
+      </w:pPr>
+    </w:lvl>
+    <w:lvl w:ilvl="4" w:tplc="300A0019" w:tentative="1">
+      <w:start w:val="1"/>
+      <w:numFmt w:val="lowerLetter"/>
+      <w:lvlText w:val="%5."/>
+      <w:lvlJc w:val="left"/>
+      <w:pPr>
+        <w:ind w:left="3240" w:hanging="360"/>
+      </w:pPr>
+    </w:lvl>
+    <w:lvl w:ilvl="5" w:tplc="300A001B" w:tentative="1">
+      <w:start w:val="1"/>
+      <w:numFmt w:val="lowerRoman"/>
+      <w:lvlText w:val="%6."/>
+      <w:lvlJc w:val="right"/>
+      <w:pPr>
+        <w:ind w:left="3960" w:hanging="180"/>
+      </w:pPr>
+    </w:lvl>
+    <w:lvl w:ilvl="6" w:tplc="300A000F" w:tentative="1">
+      <w:start w:val="1"/>
+      <w:numFmt w:val="decimal"/>
+      <w:lvlText w:val="%7."/>
+      <w:lvlJc w:val="left"/>
+      <w:pPr>
+        <w:ind w:left="4680" w:hanging="360"/>
+      </w:pPr>
+    </w:lvl>
+    <w:lvl w:ilvl="7" w:tplc="300A0019" w:tentative="1">
+      <w:start w:val="1"/>
+      <w:numFmt w:val="lowerLetter"/>
+      <w:lvlText w:val="%8."/>
+      <w:lvlJc w:val="left"/>
+      <w:pPr>
+        <w:ind w:left="5400" w:hanging="360"/>
+      </w:pPr>
+    </w:lvl>
+    <w:lvl w:ilvl="8" w:tplc="300A001B" w:tentative="1">
+      <w:start w:val="1"/>
+      <w:numFmt w:val="lowerRoman"/>
+      <w:lvlText w:val="%9."/>
+      <w:lvlJc w:val="right"/>
+      <w:pPr>
+        <w:ind w:left="6120" w:hanging="180"/>
+      </w:pPr>
+    </w:lvl>
+  </w:abstractNum>
+  <w:abstractNum w:abstractNumId="15" w15:restartNumberingAfterBreak="0">
+    <w:nsid w:val="6A7675A1"/>
+    <w:multiLevelType w:val="hybridMultilevel"/>
+    <w:tmpl w:val="D262937E"/>
+    <w:lvl w:ilvl="0" w:tplc="300A0001">
+      <w:start w:val="1"/>
+      <w:numFmt w:val="bullet"/>
+      <w:lvlText w:val=""/>
+      <w:lvlJc w:val="left"/>
+      <w:pPr>
+        <w:ind w:left="1080" w:hanging="360"/>
+      </w:pPr>
+      <w:rPr>
+        <w:rFonts w:ascii="Symbol" w:hAnsi="Symbol" w:hint="default"/>
+      </w:rPr>
+    </w:lvl>
+    <w:lvl w:ilvl="1" w:tplc="300A0003" w:tentative="1">
+      <w:start w:val="1"/>
+      <w:numFmt w:val="bullet"/>
+      <w:lvlText w:val="o"/>
+      <w:lvlJc w:val="left"/>
+      <w:pPr>
+        <w:ind w:left="1800" w:hanging="360"/>
+      </w:pPr>
+      <w:rPr>
+        <w:rFonts w:ascii="Courier New" w:hAnsi="Courier New" w:cs="Courier New" w:hint="default"/>
+      </w:rPr>
+    </w:lvl>
+    <w:lvl w:ilvl="2" w:tplc="300A0005" w:tentative="1">
+      <w:start w:val="1"/>
+      <w:numFmt w:val="bullet"/>
+      <w:lvlText w:val=""/>
+      <w:lvlJc w:val="left"/>
+      <w:pPr>
+        <w:ind w:left="2520" w:hanging="360"/>
+      </w:pPr>
+      <w:rPr>
+        <w:rFonts w:ascii="Wingdings" w:hAnsi="Wingdings" w:hint="default"/>
+      </w:rPr>
+    </w:lvl>
+    <w:lvl w:ilvl="3" w:tplc="300A0001" w:tentative="1">
+      <w:start w:val="1"/>
+      <w:numFmt w:val="bullet"/>
+      <w:lvlText w:val=""/>
+      <w:lvlJc w:val="left"/>
+      <w:pPr>
+        <w:ind w:left="3240" w:hanging="360"/>
+      </w:pPr>
+      <w:rPr>
+        <w:rFonts w:ascii="Symbol" w:hAnsi="Symbol" w:hint="default"/>
+      </w:rPr>
+    </w:lvl>
+    <w:lvl w:ilvl="4" w:tplc="300A0003" w:tentative="1">
+      <w:start w:val="1"/>
+      <w:numFmt w:val="bullet"/>
+      <w:lvlText w:val="o"/>
+      <w:lvlJc w:val="left"/>
+      <w:pPr>
+        <w:ind w:left="3960" w:hanging="360"/>
+      </w:pPr>
+      <w:rPr>
+        <w:rFonts w:ascii="Courier New" w:hAnsi="Courier New" w:cs="Courier New" w:hint="default"/>
+      </w:rPr>
+    </w:lvl>
+    <w:lvl w:ilvl="5" w:tplc="300A0005" w:tentative="1">
+      <w:start w:val="1"/>
+      <w:numFmt w:val="bullet"/>
+      <w:lvlText w:val=""/>
+      <w:lvlJc w:val="left"/>
+      <w:pPr>
+        <w:ind w:left="4680" w:hanging="360"/>
+      </w:pPr>
+      <w:rPr>
+        <w:rFonts w:ascii="Wingdings" w:hAnsi="Wingdings" w:hint="default"/>
+      </w:rPr>
+    </w:lvl>
+    <w:lvl w:ilvl="6" w:tplc="300A0001" w:tentative="1">
+      <w:start w:val="1"/>
+      <w:numFmt w:val="bullet"/>
+      <w:lvlText w:val=""/>
+      <w:lvlJc w:val="left"/>
+      <w:pPr>
+        <w:ind w:left="5400" w:hanging="360"/>
+      </w:pPr>
+      <w:rPr>
+        <w:rFonts w:ascii="Symbol" w:hAnsi="Symbol" w:hint="default"/>
+      </w:rPr>
+    </w:lvl>
+    <w:lvl w:ilvl="7" w:tplc="300A0003" w:tentative="1">
+      <w:start w:val="1"/>
+      <w:numFmt w:val="bullet"/>
+      <w:lvlText w:val="o"/>
+      <w:lvlJc w:val="left"/>
+      <w:pPr>
+        <w:ind w:left="6120" w:hanging="360"/>
+      </w:pPr>
+      <w:rPr>
+        <w:rFonts w:ascii="Courier New" w:hAnsi="Courier New" w:cs="Courier New" w:hint="default"/>
+      </w:rPr>
+    </w:lvl>
+    <w:lvl w:ilvl="8" w:tplc="300A0005" w:tentative="1">
+      <w:start w:val="1"/>
+      <w:numFmt w:val="bullet"/>
+      <w:lvlText w:val=""/>
+      <w:lvlJc w:val="left"/>
+      <w:pPr>
+        <w:ind w:left="6840" w:hanging="360"/>
+      </w:pPr>
+      <w:rPr>
+        <w:rFonts w:ascii="Wingdings" w:hAnsi="Wingdings" w:hint="default"/>
+      </w:rPr>
+    </w:lvl>
+  </w:abstractNum>
+  <w:abstractNum w:abstractNumId="16" w15:restartNumberingAfterBreak="0">
+    <w:nsid w:val="73863A2C"/>
+    <w:multiLevelType w:val="hybridMultilevel"/>
+    <w:tmpl w:val="EFC29986"/>
+    <w:lvl w:ilvl="0" w:tplc="300A0017">
+      <w:start w:val="1"/>
+      <w:numFmt w:val="lowerLetter"/>
+      <w:lvlText w:val="%1)"/>
+      <w:lvlJc w:val="left"/>
+      <w:pPr>
+        <w:ind w:left="1140" w:hanging="360"/>
+      </w:pPr>
+    </w:lvl>
+    <w:lvl w:ilvl="1" w:tplc="300A0019" w:tentative="1">
+      <w:start w:val="1"/>
+      <w:numFmt w:val="lowerLetter"/>
+      <w:lvlText w:val="%2."/>
+      <w:lvlJc w:val="left"/>
+      <w:pPr>
+        <w:ind w:left="1860" w:hanging="360"/>
+      </w:pPr>
+    </w:lvl>
+    <w:lvl w:ilvl="2" w:tplc="300A001B" w:tentative="1">
+      <w:start w:val="1"/>
+      <w:numFmt w:val="lowerRoman"/>
+      <w:lvlText w:val="%3."/>
+      <w:lvlJc w:val="right"/>
+      <w:pPr>
+        <w:ind w:left="2580" w:hanging="180"/>
+      </w:pPr>
+    </w:lvl>
+    <w:lvl w:ilvl="3" w:tplc="300A000F" w:tentative="1">
+      <w:start w:val="1"/>
+      <w:numFmt w:val="decimal"/>
+      <w:lvlText w:val="%4."/>
+      <w:lvlJc w:val="left"/>
+      <w:pPr>
+        <w:ind w:left="3300" w:hanging="360"/>
+      </w:pPr>
+    </w:lvl>
+    <w:lvl w:ilvl="4" w:tplc="300A0019" w:tentative="1">
+      <w:start w:val="1"/>
+      <w:numFmt w:val="lowerLetter"/>
+      <w:lvlText w:val="%5."/>
+      <w:lvlJc w:val="left"/>
+      <w:pPr>
+        <w:ind w:left="4020" w:hanging="360"/>
+      </w:pPr>
+    </w:lvl>
+    <w:lvl w:ilvl="5" w:tplc="300A001B" w:tentative="1">
+      <w:start w:val="1"/>
+      <w:numFmt w:val="lowerRoman"/>
+      <w:lvlText w:val="%6."/>
+      <w:lvlJc w:val="right"/>
+      <w:pPr>
+        <w:ind w:left="4740" w:hanging="180"/>
+      </w:pPr>
+    </w:lvl>
+    <w:lvl w:ilvl="6" w:tplc="300A000F" w:tentative="1">
+      <w:start w:val="1"/>
+      <w:numFmt w:val="decimal"/>
+      <w:lvlText w:val="%7."/>
+      <w:lvlJc w:val="left"/>
+      <w:pPr>
+        <w:ind w:left="5460" w:hanging="360"/>
+      </w:pPr>
+    </w:lvl>
+    <w:lvl w:ilvl="7" w:tplc="300A0019" w:tentative="1">
+      <w:start w:val="1"/>
+      <w:numFmt w:val="lowerLetter"/>
+      <w:lvlText w:val="%8."/>
+      <w:lvlJc w:val="left"/>
+      <w:pPr>
+        <w:ind w:left="6180" w:hanging="360"/>
+      </w:pPr>
+    </w:lvl>
+    <w:lvl w:ilvl="8" w:tplc="300A001B" w:tentative="1">
+      <w:start w:val="1"/>
+      <w:numFmt w:val="lowerRoman"/>
+      <w:lvlText w:val="%9."/>
+      <w:lvlJc w:val="right"/>
+      <w:pPr>
+        <w:ind w:left="6900" w:hanging="180"/>
+      </w:pPr>
+    </w:lvl>
+  </w:abstractNum>
+  <w:abstractNum w:abstractNumId="17" w15:restartNumberingAfterBreak="0">
+    <w:nsid w:val="756F07E5"/>
+    <w:multiLevelType w:val="hybridMultilevel"/>
+    <w:tmpl w:val="10CCCFD4"/>
+    <w:lvl w:ilvl="0" w:tplc="240A000F">
+      <w:start w:val="1"/>
+      <w:numFmt w:val="decimal"/>
+      <w:lvlText w:val="%1."/>
+      <w:lvlJc w:val="left"/>
+      <w:pPr>
+        <w:ind w:left="360" w:hanging="360"/>
+      </w:pPr>
+    </w:lvl>
+    <w:lvl w:ilvl="1" w:tplc="240A0019" w:tentative="1">
+      <w:start w:val="1"/>
+      <w:numFmt w:val="lowerLetter"/>
+      <w:lvlText w:val="%2."/>
+      <w:lvlJc w:val="left"/>
+      <w:pPr>
+        <w:ind w:left="1080" w:hanging="360"/>
+      </w:pPr>
+    </w:lvl>
+    <w:lvl w:ilvl="2" w:tplc="240A001B" w:tentative="1">
+      <w:start w:val="1"/>
+      <w:numFmt w:val="lowerRoman"/>
+      <w:lvlText w:val="%3."/>
+      <w:lvlJc w:val="right"/>
+      <w:pPr>
+        <w:ind w:left="1800" w:hanging="180"/>
+      </w:pPr>
+    </w:lvl>
+    <w:lvl w:ilvl="3" w:tplc="240A000F" w:tentative="1">
+      <w:start w:val="1"/>
+      <w:numFmt w:val="decimal"/>
+      <w:lvlText w:val="%4."/>
+      <w:lvlJc w:val="left"/>
+      <w:pPr>
+        <w:ind w:left="2520" w:hanging="360"/>
+      </w:pPr>
+    </w:lvl>
+    <w:lvl w:ilvl="4" w:tplc="240A0019" w:tentative="1">
+      <w:start w:val="1"/>
+      <w:numFmt w:val="lowerLetter"/>
+      <w:lvlText w:val="%5."/>
+      <w:lvlJc w:val="left"/>
+      <w:pPr>
+        <w:ind w:left="3240" w:hanging="360"/>
+      </w:pPr>
+    </w:lvl>
+    <w:lvl w:ilvl="5" w:tplc="240A001B" w:tentative="1">
+      <w:start w:val="1"/>
+      <w:numFmt w:val="lowerRoman"/>
+      <w:lvlText w:val="%6."/>
+      <w:lvlJc w:val="right"/>
+      <w:pPr>
+        <w:ind w:left="3960" w:hanging="180"/>
+      </w:pPr>
+    </w:lvl>
+    <w:lvl w:ilvl="6" w:tplc="240A000F" w:tentative="1">
+      <w:start w:val="1"/>
+      <w:numFmt w:val="decimal"/>
+      <w:lvlText w:val="%7."/>
+      <w:lvlJc w:val="left"/>
+      <w:pPr>
+        <w:ind w:left="4680" w:hanging="360"/>
+      </w:pPr>
+    </w:lvl>
+    <w:lvl w:ilvl="7" w:tplc="240A0019" w:tentative="1">
+      <w:start w:val="1"/>
+      <w:numFmt w:val="lowerLetter"/>
+      <w:lvlText w:val="%8."/>
+      <w:lvlJc w:val="left"/>
+      <w:pPr>
+        <w:ind w:left="5400" w:hanging="360"/>
+      </w:pPr>
+    </w:lvl>
+    <w:lvl w:ilvl="8" w:tplc="240A001B" w:tentative="1">
+      <w:start w:val="1"/>
+      <w:numFmt w:val="lowerRoman"/>
+      <w:lvlText w:val="%9."/>
+      <w:lvlJc w:val="right"/>
+      <w:pPr>
+        <w:ind w:left="6120" w:hanging="180"/>
+      </w:pPr>
+    </w:lvl>
+  </w:abstractNum>
+  <w:abstractNum w:abstractNumId="18" w15:restartNumberingAfterBreak="0">
+    <w:nsid w:val="772E71BB"/>
+    <w:multiLevelType w:val="hybridMultilevel"/>
+    <w:tmpl w:val="EAD8F216"/>
+    <w:lvl w:ilvl="0" w:tplc="300A0001">
+      <w:start w:val="1"/>
+      <w:numFmt w:val="bullet"/>
+      <w:lvlText w:val=""/>
+      <w:lvlJc w:val="left"/>
+      <w:pPr>
+        <w:ind w:left="1080" w:hanging="360"/>
+      </w:pPr>
+      <w:rPr>
+        <w:rFonts w:ascii="Symbol" w:hAnsi="Symbol" w:hint="default"/>
+      </w:rPr>
+    </w:lvl>
+    <w:lvl w:ilvl="1" w:tplc="300A0003" w:tentative="1">
+      <w:start w:val="1"/>
+      <w:numFmt w:val="bullet"/>
+      <w:lvlText w:val="o"/>
+      <w:lvlJc w:val="left"/>
+      <w:pPr>
+        <w:ind w:left="1800" w:hanging="360"/>
+      </w:pPr>
+      <w:rPr>
+        <w:rFonts w:ascii="Courier New" w:hAnsi="Courier New" w:cs="Courier New" w:hint="default"/>
+      </w:rPr>
+    </w:lvl>
+    <w:lvl w:ilvl="2" w:tplc="300A0005" w:tentative="1">
+      <w:start w:val="1"/>
+      <w:numFmt w:val="bullet"/>
+      <w:lvlText w:val=""/>
+      <w:lvlJc w:val="left"/>
+      <w:pPr>
+        <w:ind w:left="2520" w:hanging="360"/>
+      </w:pPr>
+      <w:rPr>
+        <w:rFonts w:ascii="Wingdings" w:hAnsi="Wingdings" w:hint="default"/>
+      </w:rPr>
+    </w:lvl>
+    <w:lvl w:ilvl="3" w:tplc="300A0001" w:tentative="1">
+      <w:start w:val="1"/>
+      <w:numFmt w:val="bullet"/>
+      <w:lvlText w:val=""/>
+      <w:lvlJc w:val="left"/>
+      <w:pPr>
+        <w:ind w:left="3240" w:hanging="360"/>
+      </w:pPr>
+      <w:rPr>
+        <w:rFonts w:ascii="Symbol" w:hAnsi="Symbol" w:hint="default"/>
+      </w:rPr>
+    </w:lvl>
+    <w:lvl w:ilvl="4" w:tplc="300A0003" w:tentative="1">
+      <w:start w:val="1"/>
+      <w:numFmt w:val="bullet"/>
+      <w:lvlText w:val="o"/>
+      <w:lvlJc w:val="left"/>
+      <w:pPr>
+        <w:ind w:left="3960" w:hanging="360"/>
+      </w:pPr>
+      <w:rPr>
+        <w:rFonts w:ascii="Courier New" w:hAnsi="Courier New" w:cs="Courier New" w:hint="default"/>
+      </w:rPr>
+    </w:lvl>
+    <w:lvl w:ilvl="5" w:tplc="300A0005" w:tentative="1">
+      <w:start w:val="1"/>
+      <w:numFmt w:val="bullet"/>
+      <w:lvlText w:val=""/>
+      <w:lvlJc w:val="left"/>
+      <w:pPr>
+        <w:ind w:left="4680" w:hanging="360"/>
+      </w:pPr>
+      <w:rPr>
+        <w:rFonts w:ascii="Wingdings" w:hAnsi="Wingdings" w:hint="default"/>
+      </w:rPr>
+    </w:lvl>
+    <w:lvl w:ilvl="6" w:tplc="300A0001" w:tentative="1">
+      <w:start w:val="1"/>
+      <w:numFmt w:val="bullet"/>
+      <w:lvlText w:val=""/>
+      <w:lvlJc w:val="left"/>
+      <w:pPr>
+        <w:ind w:left="5400" w:hanging="360"/>
+      </w:pPr>
+      <w:rPr>
+        <w:rFonts w:ascii="Symbol" w:hAnsi="Symbol" w:hint="default"/>
+      </w:rPr>
+    </w:lvl>
+    <w:lvl w:ilvl="7" w:tplc="300A0003" w:tentative="1">
+      <w:start w:val="1"/>
+      <w:numFmt w:val="bullet"/>
+      <w:lvlText w:val="o"/>
+      <w:lvlJc w:val="left"/>
+      <w:pPr>
+        <w:ind w:left="6120" w:hanging="360"/>
+      </w:pPr>
+      <w:rPr>
+        <w:rFonts w:ascii="Courier New" w:hAnsi="Courier New" w:cs="Courier New" w:hint="default"/>
+      </w:rPr>
+    </w:lvl>
+    <w:lvl w:ilvl="8" w:tplc="300A0005" w:tentative="1">
+      <w:start w:val="1"/>
+      <w:numFmt w:val="bullet"/>
+      <w:lvlText w:val=""/>
+      <w:lvlJc w:val="left"/>
+      <w:pPr>
+        <w:ind w:left="6840" w:hanging="360"/>
+      </w:pPr>
+      <w:rPr>
+        <w:rFonts w:ascii="Wingdings" w:hAnsi="Wingdings" w:hint="default"/>
+      </w:rPr>
+    </w:lvl>
+  </w:abstractNum>
+  <w:abstractNum w:abstractNumId="19" w15:restartNumberingAfterBreak="0">
+    <w:nsid w:val="7E5674FD"/>
+    <w:multiLevelType w:val="hybridMultilevel"/>
+    <w:tmpl w:val="8730D114"/>
+    <w:lvl w:ilvl="0" w:tplc="240A0017">
+      <w:start w:val="1"/>
+      <w:numFmt w:val="lowerLetter"/>
+      <w:lvlText w:val="%1)"/>
+      <w:lvlJc w:val="left"/>
+      <w:pPr>
+        <w:ind w:left="1080" w:hanging="360"/>
+      </w:pPr>
+    </w:lvl>
+    <w:lvl w:ilvl="1" w:tplc="240A0019" w:tentative="1">
+      <w:start w:val="1"/>
+      <w:numFmt w:val="lowerLetter"/>
+      <w:lvlText w:val="%2."/>
+      <w:lvlJc w:val="left"/>
+      <w:pPr>
+        <w:ind w:left="1800" w:hanging="360"/>
+      </w:pPr>
+    </w:lvl>
+    <w:lvl w:ilvl="2" w:tplc="240A001B" w:tentative="1">
+      <w:start w:val="1"/>
+      <w:numFmt w:val="lowerRoman"/>
+      <w:lvlText w:val="%3."/>
+      <w:lvlJc w:val="right"/>
+      <w:pPr>
+        <w:ind w:left="2520" w:hanging="180"/>
+      </w:pPr>
+    </w:lvl>
+    <w:lvl w:ilvl="3" w:tplc="240A000F" w:tentative="1">
+      <w:start w:val="1"/>
+      <w:numFmt w:val="decimal"/>
+      <w:lvlText w:val="%4."/>
+      <w:lvlJc w:val="left"/>
+      <w:pPr>
+        <w:ind w:left="3240" w:hanging="360"/>
+      </w:pPr>
+    </w:lvl>
+    <w:lvl w:ilvl="4" w:tplc="240A0019" w:tentative="1">
+      <w:start w:val="1"/>
+      <w:numFmt w:val="lowerLetter"/>
+      <w:lvlText w:val="%5."/>
+      <w:lvlJc w:val="left"/>
+      <w:pPr>
+        <w:ind w:left="3960" w:hanging="360"/>
+      </w:pPr>
+    </w:lvl>
+    <w:lvl w:ilvl="5" w:tplc="240A001B" w:tentative="1">
+      <w:start w:val="1"/>
+      <w:numFmt w:val="lowerRoman"/>
+      <w:lvlText w:val="%6."/>
+      <w:lvlJc w:val="right"/>
+      <w:pPr>
+        <w:ind w:left="4680" w:hanging="180"/>
+      </w:pPr>
+    </w:lvl>
+    <w:lvl w:ilvl="6" w:tplc="240A000F" w:tentative="1">
+      <w:start w:val="1"/>
+      <w:numFmt w:val="decimal"/>
+      <w:lvlText w:val="%7."/>
+      <w:lvlJc w:val="left"/>
+      <w:pPr>
+        <w:ind w:left="5400" w:hanging="360"/>
+      </w:pPr>
+    </w:lvl>
+    <w:lvl w:ilvl="7" w:tplc="240A0019" w:tentative="1">
+      <w:start w:val="1"/>
+      <w:numFmt w:val="lowerLetter"/>
+      <w:lvlText w:val="%8."/>
+      <w:lvlJc w:val="left"/>
+      <w:pPr>
+        <w:ind w:left="6120" w:hanging="360"/>
+      </w:pPr>
+    </w:lvl>
+    <w:lvl w:ilvl="8" w:tplc="240A001B" w:tentative="1">
+      <w:start w:val="1"/>
+      <w:numFmt w:val="lowerRoman"/>
+      <w:lvlText w:val="%9."/>
+      <w:lvlJc w:val="right"/>
+      <w:pPr>
+        <w:ind w:left="6840" w:hanging="180"/>
+      </w:pPr>
+    </w:lvl>
+  </w:abstractNum>
+  <w:abstractNum w:abstractNumId="20" w15:restartNumberingAfterBreak="0">
+    <w:nsid w:val="7F95465D"/>
+    <w:multiLevelType w:val="hybridMultilevel"/>
+    <w:tmpl w:val="36DA915C"/>
+    <w:lvl w:ilvl="0" w:tplc="300A0001">
+      <w:start w:val="1"/>
+      <w:numFmt w:val="bullet"/>
+      <w:lvlText w:val=""/>
+      <w:lvlJc w:val="left"/>
+      <w:pPr>
+        <w:ind w:left="720" w:hanging="360"/>
+      </w:pPr>
+      <w:rPr>
+        <w:rFonts w:ascii="Symbol" w:hAnsi="Symbol" w:hint="default"/>
+      </w:rPr>
+    </w:lvl>
+    <w:lvl w:ilvl="1" w:tplc="300A0003" w:tentative="1">
+      <w:start w:val="1"/>
+      <w:numFmt w:val="bullet"/>
+      <w:lvlText w:val="o"/>
+      <w:lvlJc w:val="left"/>
+      <w:pPr>
+        <w:ind w:left="1440" w:hanging="360"/>
+      </w:pPr>
+      <w:rPr>
+        <w:rFonts w:ascii="Courier New" w:hAnsi="Courier New" w:cs="Courier New" w:hint="default"/>
+      </w:rPr>
+    </w:lvl>
+    <w:lvl w:ilvl="2" w:tplc="300A0005" w:tentative="1">
+      <w:start w:val="1"/>
+      <w:numFmt w:val="bullet"/>
+      <w:lvlText w:val=""/>
+      <w:lvlJc w:val="left"/>
+      <w:pPr>
+        <w:ind w:left="2160" w:hanging="360"/>
+      </w:pPr>
+      <w:rPr>
+        <w:rFonts w:ascii="Wingdings" w:hAnsi="Wingdings" w:hint="default"/>
+      </w:rPr>
+    </w:lvl>
+    <w:lvl w:ilvl="3" w:tplc="300A0001" w:tentative="1">
+      <w:start w:val="1"/>
+      <w:numFmt w:val="bullet"/>
+      <w:lvlText w:val=""/>
+      <w:lvlJc w:val="left"/>
+      <w:pPr>
+        <w:ind w:left="2880" w:hanging="360"/>
+      </w:pPr>
+      <w:rPr>
+        <w:rFonts w:ascii="Symbol" w:hAnsi="Symbol" w:hint="default"/>
+      </w:rPr>
+    </w:lvl>
+    <w:lvl w:ilvl="4" w:tplc="300A0003" w:tentative="1">
+      <w:start w:val="1"/>
+      <w:numFmt w:val="bullet"/>
+      <w:lvlText w:val="o"/>
+      <w:lvlJc w:val="left"/>
+      <w:pPr>
+        <w:ind w:left="3600" w:hanging="360"/>
+      </w:pPr>
+      <w:rPr>
+        <w:rFonts w:ascii="Courier New" w:hAnsi="Courier New" w:cs="Courier New" w:hint="default"/>
+      </w:rPr>
+    </w:lvl>
+    <w:lvl w:ilvl="5" w:tplc="300A0005" w:tentative="1">
+      <w:start w:val="1"/>
+      <w:numFmt w:val="bullet"/>
+      <w:lvlText w:val=""/>
+      <w:lvlJc w:val="left"/>
+      <w:pPr>
+        <w:ind w:left="4320" w:hanging="360"/>
+      </w:pPr>
+      <w:rPr>
+        <w:rFonts w:ascii="Wingdings" w:hAnsi="Wingdings" w:hint="default"/>
+      </w:rPr>
+    </w:lvl>
+    <w:lvl w:ilvl="6" w:tplc="300A0001" w:tentative="1">
+      <w:start w:val="1"/>
+      <w:numFmt w:val="bullet"/>
+      <w:lvlText w:val=""/>
+      <w:lvlJc w:val="left"/>
+      <w:pPr>
+        <w:ind w:left="5040" w:hanging="360"/>
+      </w:pPr>
+      <w:rPr>
+        <w:rFonts w:ascii="Symbol" w:hAnsi="Symbol" w:hint="default"/>
+      </w:rPr>
+    </w:lvl>
+    <w:lvl w:ilvl="7" w:tplc="300A0003" w:tentative="1">
+      <w:start w:val="1"/>
+      <w:numFmt w:val="bullet"/>
+      <w:lvlText w:val="o"/>
+      <w:lvlJc w:val="left"/>
+      <w:pPr>
+        <w:ind w:left="5760" w:hanging="360"/>
+      </w:pPr>
+      <w:rPr>
+        <w:rFonts w:ascii="Courier New" w:hAnsi="Courier New" w:cs="Courier New" w:hint="default"/>
+      </w:rPr>
+    </w:lvl>
+    <w:lvl w:ilvl="8" w:tplc="300A0005" w:tentative="1">
+      <w:start w:val="1"/>
+      <w:numFmt w:val="bullet"/>
+      <w:lvlText w:val=""/>
+      <w:lvlJc w:val="left"/>
+      <w:pPr>
+        <w:ind w:left="6480" w:hanging="360"/>
+      </w:pPr>
+      <w:rPr>
+        <w:rFonts w:ascii="Wingdings" w:hAnsi="Wingdings" w:hint="default"/>
+      </w:rPr>
+    </w:lvl>
+  </w:abstractNum>
   <w:num w:numId="1">
+    <w:abstractNumId w:val="4"/>
+  </w:num>
+  <w:num w:numId="2">
+    <w:abstractNumId w:val="14"/>
+  </w:num>
+  <w:num w:numId="3">
+    <w:abstractNumId w:val="16"/>
+  </w:num>
+  <w:num w:numId="4">
+    <w:abstractNumId w:val="6"/>
+  </w:num>
+  <w:num w:numId="5">
+    <w:abstractNumId w:val="3"/>
+  </w:num>
+  <w:num w:numId="6">
+    <w:abstractNumId w:val="8"/>
+  </w:num>
+  <w:num w:numId="7">
+    <w:abstractNumId w:val="20"/>
+  </w:num>
+  <w:num w:numId="8">
+    <w:abstractNumId w:val="18"/>
+  </w:num>
+  <w:num w:numId="9">
+    <w:abstractNumId w:val="15"/>
+  </w:num>
+  <w:num w:numId="10">
     <w:abstractNumId w:val="0"/>
+  </w:num>
+  <w:num w:numId="11">
+    <w:abstractNumId w:val="7"/>
+  </w:num>
+  <w:num w:numId="12">
+    <w:abstractNumId w:val="1"/>
+  </w:num>
+  <w:num w:numId="13">
+    <w:abstractNumId w:val="13"/>
+  </w:num>
+  <w:num w:numId="14">
+    <w:abstractNumId w:val="17"/>
+  </w:num>
+  <w:num w:numId="15">
+    <w:abstractNumId w:val="10"/>
+  </w:num>
+  <w:num w:numId="16">
+    <w:abstractNumId w:val="19"/>
+  </w:num>
+  <w:num w:numId="17">
+    <w:abstractNumId w:val="9"/>
+  </w:num>
+  <w:num w:numId="18">
+    <w:abstractNumId w:val="11"/>
+  </w:num>
+  <w:num w:numId="19">
+    <w:abstractNumId w:val="2"/>
+  </w:num>
+  <w:num w:numId="20">
+    <w:abstractNumId w:val="12"/>
+  </w:num>
+  <w:num w:numId="21">
+    <w:abstractNumId w:val="5"/>
   </w:num>
 </w:numbering>
 </file>
@@ -942,10 +5952,30 @@
     <w:name w:val="Normal"/>
     <w:qFormat/>
   </w:style>
+  <w:style w:type="paragraph" w:styleId="Ttulo1">
+    <w:name w:val="heading 1"/>
+    <w:basedOn w:val="Normal"/>
+    <w:next w:val="Normal"/>
+    <w:link w:val="Ttulo1Car"/>
+    <w:uiPriority w:val="9"/>
+    <w:qFormat/>
+    <w:rsid w:val="009B0EF2"/>
+    <w:pPr>
+      <w:keepNext/>
+      <w:keepLines/>
+      <w:spacing w:before="240" w:after="0"/>
+      <w:outlineLvl w:val="0"/>
+    </w:pPr>
+    <w:rPr>
+      <w:rFonts w:asciiTheme="majorHAnsi" w:eastAsiaTheme="majorEastAsia" w:hAnsiTheme="majorHAnsi" w:cstheme="majorBidi"/>
+      <w:color w:val="2F5496" w:themeColor="accent1" w:themeShade="BF"/>
+      <w:sz w:val="32"/>
+      <w:szCs w:val="32"/>
+    </w:rPr>
+  </w:style>
   <w:style w:type="character" w:default="1" w:styleId="Fuentedeprrafopredeter">
     <w:name w:val="Default Paragraph Font"/>
     <w:uiPriority w:val="1"/>
-    <w:semiHidden/>
     <w:unhideWhenUsed/>
   </w:style>
   <w:style w:type="table" w:default="1" w:styleId="Tablanormal">
@@ -1023,6 +6053,65 @@
       <w:ind w:left="720"/>
       <w:contextualSpacing/>
     </w:pPr>
+  </w:style>
+  <w:style w:type="character" w:customStyle="1" w:styleId="Ttulo1Car">
+    <w:name w:val="Título 1 Car"/>
+    <w:basedOn w:val="Fuentedeprrafopredeter"/>
+    <w:link w:val="Ttulo1"/>
+    <w:uiPriority w:val="9"/>
+    <w:rsid w:val="009B0EF2"/>
+    <w:rPr>
+      <w:rFonts w:asciiTheme="majorHAnsi" w:eastAsiaTheme="majorEastAsia" w:hAnsiTheme="majorHAnsi" w:cstheme="majorBidi"/>
+      <w:color w:val="2F5496" w:themeColor="accent1" w:themeShade="BF"/>
+      <w:sz w:val="32"/>
+      <w:szCs w:val="32"/>
+    </w:rPr>
+  </w:style>
+  <w:style w:type="paragraph" w:styleId="TtuloTDC">
+    <w:name w:val="TOC Heading"/>
+    <w:basedOn w:val="Ttulo1"/>
+    <w:next w:val="Normal"/>
+    <w:uiPriority w:val="39"/>
+    <w:unhideWhenUsed/>
+    <w:qFormat/>
+    <w:rsid w:val="009B0EF2"/>
+    <w:pPr>
+      <w:outlineLvl w:val="9"/>
+    </w:pPr>
+    <w:rPr>
+      <w:lang w:val="es-CO" w:eastAsia="es-CO"/>
+    </w:rPr>
+  </w:style>
+  <w:style w:type="paragraph" w:styleId="Bibliografa">
+    <w:name w:val="Bibliography"/>
+    <w:basedOn w:val="Normal"/>
+    <w:next w:val="Normal"/>
+    <w:uiPriority w:val="37"/>
+    <w:unhideWhenUsed/>
+    <w:rsid w:val="00C71443"/>
+  </w:style>
+  <w:style w:type="paragraph" w:styleId="TDC1">
+    <w:name w:val="toc 1"/>
+    <w:basedOn w:val="Normal"/>
+    <w:next w:val="Normal"/>
+    <w:autoRedefine/>
+    <w:uiPriority w:val="39"/>
+    <w:unhideWhenUsed/>
+    <w:rsid w:val="00C71443"/>
+    <w:pPr>
+      <w:spacing w:after="100"/>
+    </w:pPr>
+  </w:style>
+  <w:style w:type="character" w:styleId="Hipervnculo">
+    <w:name w:val="Hyperlink"/>
+    <w:basedOn w:val="Fuentedeprrafopredeter"/>
+    <w:uiPriority w:val="99"/>
+    <w:unhideWhenUsed/>
+    <w:rsid w:val="00C71443"/>
+    <w:rPr>
+      <w:color w:val="0563C1" w:themeColor="hyperlink"/>
+      <w:u w:val="single"/>
+    </w:rPr>
   </w:style>
 </w:styles>
 </file>
@@ -1320,4 +6409,43 @@
     </a:ext>
   </a:extLst>
 </a:theme>
+</file>
+
+<file path=customXml/item1.xml><?xml version="1.0" encoding="utf-8"?>
+<b:Sources xmlns:b="http://schemas.openxmlformats.org/officeDocument/2006/bibliography" xmlns="http://schemas.openxmlformats.org/officeDocument/2006/bibliography" SelectedStyle="\APASixthEditionOfficeOnline.xsl" StyleName="APA" Version="6">
+  <b:Source>
+    <b:Tag>UNC</b:Tag>
+    <b:SourceType>InternetSite</b:SourceType>
+    <b:Guid>{80E656E9-6EB4-490C-955F-B4E2CE9DB693}</b:Guid>
+    <b:Title>UNCOMO</b:Title>
+    <b:InternetSiteTitle>https://www.mundodeportivo.com/uncomo/ocio/articulo/como-jugar-al-domino-cuantas-personas-fichas-y-reglas-1206.html</b:InternetSiteTitle>
+    <b:RefOrder>1</b:RefOrder>
+  </b:Source>
+  <b:Source>
+    <b:Tag>Mal</b:Tag>
+    <b:SourceType>InternetSite</b:SourceType>
+    <b:Guid>{DCF05756-8847-434D-9764-739663780C10}</b:Guid>
+    <b:Author>
+      <b:Author>
+        <b:NameList>
+          <b:Person>
+            <b:Last>Martin</b:Last>
+            <b:First>Malena</b:First>
+          </b:Person>
+        </b:NameList>
+      </b:Author>
+    </b:Author>
+    <b:Title>Aprendiendo Matemáticas</b:Title>
+    <b:URL>https://aprendiendomatematicas.com/actividades-de-matematicas-con-un-domino/</b:URL>
+    <b:RefOrder>2</b:RefOrder>
+  </b:Source>
+</b:Sources>
+</file>
+
+<file path=customXml/itemProps1.xml><?xml version="1.0" encoding="utf-8"?>
+<ds:datastoreItem xmlns:ds="http://schemas.openxmlformats.org/officeDocument/2006/customXml" ds:itemID="{D26E0589-14EF-456E-A017-E8C742168B58}">
+  <ds:schemaRefs>
+    <ds:schemaRef ds:uri="http://schemas.openxmlformats.org/officeDocument/2006/bibliography"/>
+  </ds:schemaRefs>
+</ds:datastoreItem>
 </file>